--- a/docs/MLB_Scion_V26_06a_Implementation_Plan_v2_14Jun2026.docx
+++ b/docs/MLB_Scion_V26_06a_Implementation_Plan_v2_14Jun2026.docx
@@ -10745,9 +10745,675 @@
       </w:r>
     </w:p>
     <w:p>
+      <w:r>
+        <w:br w:type="page"/>
+      </w:r>
+    </w:p>
+    <w:p>
       <w:pPr>
         <w:spacing w:before="100" w:beforeAutospacing="1" w:after="100" w:afterAutospacing="1"/>
-      </w:pPr>
+        <w:outlineLvl w:val="2"/>
+        <w:rPr>
+          <w:b/>
+          <w:bCs/>
+          <w:color w:val="1F3A5F"/>
+          <w:sz w:val="32"/>
+          <w:szCs w:val="32"/>
+        </w:rPr>
+      </w:pPr>
+      <w:r>
+        <w:rPr>
+          <w:b/>
+          <w:bCs/>
+          <w:color w:val="1F3A5F"/>
+          <w:sz w:val="32"/>
+          <w:szCs w:val="32"/>
+        </w:rPr>
+        <w:lastRenderedPageBreak/>
+        <w:t>Which ensemble to play? How to integrate if integrate at all (can just have two ensembles working together)</w:t>
+      </w:r>
+      <w:r>
+        <w:rPr>
+          <w:b/>
+          <w:bCs/>
+          <w:color w:val="1F3A5F"/>
+          <w:sz w:val="32"/>
+          <w:szCs w:val="32"/>
+        </w:rPr>
+        <w:t>?</w:t>
+      </w:r>
+    </w:p>
+    <w:p>
+      <w:pPr>
+        <w:pStyle w:val="font-claude-response-body"/>
+      </w:pPr>
+      <w:r>
+        <w:t xml:space="preserve">Both ensembles are genuinely strong, and the more interesting story is that they're </w:t>
+      </w:r>
+      <w:r>
+        <w:rPr>
+          <w:rStyle w:val="Strong"/>
+        </w:rPr>
+        <w:t>complementary, not redundant</w:t>
+      </w:r>
+      <w:r>
+        <w:t xml:space="preserve"> — which is exactly the precondition for combining them to add value. Quick read of the two:</w:t>
+      </w:r>
+    </w:p>
+    <w:p>
+      <w:pPr>
+        <w:pStyle w:val="font-claude-response-body"/>
+        <w:numPr>
+          <w:ilvl w:val="0"/>
+          <w:numId w:val="6"/>
+        </w:numPr>
+      </w:pPr>
+      <w:r>
+        <w:rPr>
+          <w:rStyle w:val="Strong"/>
+        </w:rPr>
+        <w:t>V119 (15 models, with line):</w:t>
+      </w:r>
+      <w:r>
+        <w:t xml:space="preserve"> 357 plays (20.2%), 10.3% ROI, </w:t>
+      </w:r>
+      <w:proofErr w:type="gramStart"/>
+      <w:r>
+        <w:rPr>
+          <w:rStyle w:val="Strong"/>
+        </w:rPr>
+        <w:t>57.1% win</w:t>
+      </w:r>
+      <w:proofErr w:type="gramEnd"/>
+      <w:r>
+        <w:rPr>
+          <w:rStyle w:val="Strong"/>
+        </w:rPr>
+        <w:t xml:space="preserve"> rate</w:t>
+      </w:r>
+      <w:r>
+        <w:t>, SR 2.03, 36.95 units. Fewer, higher-conviction plays; the line gives it a higher hit rate.</w:t>
+      </w:r>
+    </w:p>
+    <w:p>
+      <w:pPr>
+        <w:pStyle w:val="font-claude-response-body"/>
+        <w:numPr>
+          <w:ilvl w:val="0"/>
+          <w:numId w:val="6"/>
+        </w:numPr>
+      </w:pPr>
+      <w:r>
+        <w:rPr>
+          <w:rStyle w:val="Strong"/>
+        </w:rPr>
+        <w:t>V123 (41 models, no line):</w:t>
+      </w:r>
+      <w:r>
+        <w:t xml:space="preserve"> 526 plays (29.7%), 9.5% ROI, </w:t>
+      </w:r>
+      <w:proofErr w:type="gramStart"/>
+      <w:r>
+        <w:t>54.2% win</w:t>
+      </w:r>
+      <w:proofErr w:type="gramEnd"/>
+      <w:r>
+        <w:t xml:space="preserve"> rate, SR 2.15, </w:t>
+      </w:r>
+      <w:r>
+        <w:rPr>
+          <w:rStyle w:val="Strong"/>
+        </w:rPr>
+        <w:t>49.95 units</w:t>
+      </w:r>
+      <w:r>
+        <w:t xml:space="preserve"> — and look at its dog book: </w:t>
+      </w:r>
+      <w:r>
+        <w:rPr>
+          <w:rStyle w:val="Strong"/>
+        </w:rPr>
+        <w:t>401 dog plays</w:t>
+      </w:r>
+      <w:r>
+        <w:t xml:space="preserve"> vs V119's 194. It's a dog-finding machine, as a line-free model should be.</w:t>
+      </w:r>
+    </w:p>
+    <w:p>
+      <w:pPr>
+        <w:pStyle w:val="font-claude-response-body"/>
+      </w:pPr>
+      <w:r>
+        <w:t xml:space="preserve">So V119 is the </w:t>
+      </w:r>
+      <w:r>
+        <w:rPr>
+          <w:rStyle w:val="Emphasis"/>
+        </w:rPr>
+        <w:t>precision</w:t>
+      </w:r>
+      <w:r>
+        <w:t xml:space="preserve"> instrument (fewer plays, higher win rate, slightly higher ROI/play) and V123 is the </w:t>
+      </w:r>
+      <w:r>
+        <w:rPr>
+          <w:rStyle w:val="Emphasis"/>
+        </w:rPr>
+        <w:t>coverage</w:t>
+      </w:r>
+      <w:r>
+        <w:t xml:space="preserve"> instrument (more plays, more dogs, more total units, fully market-independent). They overlap but each reaches games the other doesn't. That difference is the asset.</w:t>
+      </w:r>
+    </w:p>
+    <w:p>
+      <w:pPr>
+        <w:pStyle w:val="font-claude-response-body"/>
+      </w:pPr>
+      <w:r>
+        <w:rPr>
+          <w:rStyle w:val="Strong"/>
+        </w:rPr>
+        <w:t>Now your questions, but let me reframe the architecture first, because it changes the answers.</w:t>
+      </w:r>
+      <w:r>
+        <w:t xml:space="preserve"> You're implicitly treating this as "consensus is the play, and we decide what to do with disagreement." But your own numbers argue against requiring consensus to </w:t>
+      </w:r>
+      <w:r>
+        <w:rPr>
+          <w:rStyle w:val="Emphasis"/>
+        </w:rPr>
+        <w:t>play</w:t>
+      </w:r>
+      <w:r>
+        <w:t xml:space="preserve">: each ensemble </w:t>
+      </w:r>
+      <w:r>
+        <w:rPr>
+          <w:rStyle w:val="Emphasis"/>
+        </w:rPr>
+        <w:t>alone</w:t>
+      </w:r>
+      <w:r>
+        <w:t xml:space="preserve"> is ~10% ROI. If you hard-AND-gate (play only when both agree), you throw away a pile of single-model plays that are independently profitable. </w:t>
+      </w:r>
+      <w:proofErr w:type="gramStart"/>
+      <w:r>
+        <w:t>So</w:t>
+      </w:r>
+      <w:proofErr w:type="gramEnd"/>
+      <w:r>
+        <w:t xml:space="preserve"> the right structure isn't a gate — it's a </w:t>
+      </w:r>
+      <w:r>
+        <w:rPr>
+          <w:rStyle w:val="Strong"/>
+        </w:rPr>
+        <w:t>confidence-tiered portfolio</w:t>
+      </w:r>
+      <w:r>
+        <w:t xml:space="preserve">, where agreement sets the </w:t>
+      </w:r>
+      <w:r>
+        <w:rPr>
+          <w:rStyle w:val="Emphasis"/>
+        </w:rPr>
+        <w:t>stake</w:t>
+      </w:r>
+      <w:r>
+        <w:t xml:space="preserve">, not the </w:t>
+      </w:r>
+      <w:r>
+        <w:rPr>
+          <w:rStyle w:val="Emphasis"/>
+        </w:rPr>
+        <w:t>permission</w:t>
+      </w:r>
+      <w:r>
+        <w:t>:</w:t>
+      </w:r>
+    </w:p>
+    <w:p>
+      <w:pPr>
+        <w:pStyle w:val="font-claude-response-body"/>
+        <w:numPr>
+          <w:ilvl w:val="0"/>
+          <w:numId w:val="7"/>
+        </w:numPr>
+      </w:pPr>
+      <w:r>
+        <w:rPr>
+          <w:rStyle w:val="Strong"/>
+        </w:rPr>
+        <w:t>Both agree (same side)</w:t>
+      </w:r>
+      <w:r>
+        <w:t xml:space="preserve"> → upsized stake (strongest signal: two decorrelated confirmations).</w:t>
+      </w:r>
+    </w:p>
+    <w:p>
+      <w:pPr>
+        <w:pStyle w:val="font-claude-response-body"/>
+        <w:numPr>
+          <w:ilvl w:val="0"/>
+          <w:numId w:val="7"/>
+        </w:numPr>
+      </w:pPr>
+      <w:r>
+        <w:rPr>
+          <w:rStyle w:val="Strong"/>
+        </w:rPr>
+        <w:t>One plays, other silent</w:t>
+      </w:r>
+      <w:r>
+        <w:t xml:space="preserve"> → base stake (still ~10% signal — too good to discard).</w:t>
+      </w:r>
+    </w:p>
+    <w:p>
+      <w:pPr>
+        <w:pStyle w:val="font-claude-response-body"/>
+        <w:numPr>
+          <w:ilvl w:val="0"/>
+          <w:numId w:val="7"/>
+        </w:numPr>
+      </w:pPr>
+      <w:r>
+        <w:rPr>
+          <w:rStyle w:val="Strong"/>
+        </w:rPr>
+        <w:t>Conflict (opposite sides)</w:t>
+      </w:r>
+      <w:r>
+        <w:t xml:space="preserve"> → skip.</w:t>
+      </w:r>
+    </w:p>
+    <w:p>
+      <w:pPr>
+        <w:pStyle w:val="font-claude-response-body"/>
+      </w:pPr>
+      <w:r>
+        <w:t xml:space="preserve">But — and this is the discipline — </w:t>
+      </w:r>
+      <w:r>
+        <w:rPr>
+          <w:rStyle w:val="Strong"/>
+        </w:rPr>
+        <w:t>don't assign those tiers by theory, measure them.</w:t>
+      </w:r>
+      <w:r>
+        <w:t xml:space="preserve"> Build the integrated sheet to partition every game into four buckets and report ROI/coverage/Sharpe/units for each:</w:t>
+      </w:r>
+    </w:p>
+    <w:p>
+      <w:pPr>
+        <w:pStyle w:val="font-claude-response-body"/>
+        <w:numPr>
+          <w:ilvl w:val="0"/>
+          <w:numId w:val="8"/>
+        </w:numPr>
+      </w:pPr>
+      <w:r>
+        <w:rPr>
+          <w:rStyle w:val="Strong"/>
+        </w:rPr>
+        <w:t>Both agree</w:t>
+      </w:r>
+      <w:r>
+        <w:t xml:space="preserve"> — your consensus subset</w:t>
+      </w:r>
+    </w:p>
+    <w:p>
+      <w:pPr>
+        <w:pStyle w:val="font-claude-response-body"/>
+        <w:numPr>
+          <w:ilvl w:val="0"/>
+          <w:numId w:val="8"/>
+        </w:numPr>
+      </w:pPr>
+      <w:r>
+        <w:rPr>
+          <w:rStyle w:val="Strong"/>
+        </w:rPr>
+        <w:t>V119 only</w:t>
+      </w:r>
+      <w:r>
+        <w:t xml:space="preserve"> (V123 silent)</w:t>
+      </w:r>
+    </w:p>
+    <w:p>
+      <w:pPr>
+        <w:pStyle w:val="font-claude-response-body"/>
+        <w:numPr>
+          <w:ilvl w:val="0"/>
+          <w:numId w:val="8"/>
+        </w:numPr>
+      </w:pPr>
+      <w:r>
+        <w:rPr>
+          <w:rStyle w:val="Strong"/>
+        </w:rPr>
+        <w:t>V123 only</w:t>
+      </w:r>
+      <w:r>
+        <w:t xml:space="preserve"> (V119 silent)</w:t>
+      </w:r>
+    </w:p>
+    <w:p>
+      <w:pPr>
+        <w:pStyle w:val="font-claude-response-body"/>
+        <w:numPr>
+          <w:ilvl w:val="0"/>
+          <w:numId w:val="8"/>
+        </w:numPr>
+      </w:pPr>
+      <w:r>
+        <w:rPr>
+          <w:rStyle w:val="Strong"/>
+        </w:rPr>
+        <w:t>Conflict</w:t>
+      </w:r>
+      <w:r>
+        <w:t xml:space="preserve"> (opposite sides)</w:t>
+      </w:r>
+    </w:p>
+    <w:p>
+      <w:pPr>
+        <w:pStyle w:val="font-claude-response-body"/>
+      </w:pPr>
+      <w:r>
+        <w:t xml:space="preserve">The numbers in those four cells </w:t>
+      </w:r>
+      <w:r>
+        <w:rPr>
+          <w:rStyle w:val="Emphasis"/>
+        </w:rPr>
+        <w:t>are</w:t>
+      </w:r>
+      <w:r>
+        <w:t xml:space="preserve"> the answer to your staking question, and a couple of them will tell you things you can't predict:</w:t>
+      </w:r>
+    </w:p>
+    <w:p>
+      <w:pPr>
+        <w:pStyle w:val="font-claude-response-body"/>
+      </w:pPr>
+      <w:r>
+        <w:t xml:space="preserve">The one to watch is </w:t>
+      </w:r>
+      <w:r>
+        <w:rPr>
+          <w:rStyle w:val="Strong"/>
+        </w:rPr>
+        <w:t>V119-only</w:t>
+      </w:r>
+      <w:r>
+        <w:t xml:space="preserve">. Games where V119 fires but the line-free V123 stays silent are, by construction, games where V119's edge leans on something V123 can't see — which often means </w:t>
+      </w:r>
+      <w:r>
+        <w:rPr>
+          <w:rStyle w:val="Emphasis"/>
+        </w:rPr>
+        <w:t>the line is doing the talking</w:t>
+      </w:r>
+      <w:r>
+        <w:t>. If V119-only ROI comes in well below V119's overall 10.3%, that's V123's silence acting as a quality filter, and it tells you single V119 plays should be base-staked low or skipped. If V119-only holds up near 10%, the singles are real and worth base stake. You can't know which without the partition — so measure it before you decide whether singles play.</w:t>
+      </w:r>
+    </w:p>
+    <w:p>
+      <w:pPr>
+        <w:pStyle w:val="font-claude-response-body"/>
+      </w:pPr>
+      <w:r>
+        <w:rPr>
+          <w:rStyle w:val="Strong"/>
+        </w:rPr>
+        <w:lastRenderedPageBreak/>
+        <w:t>On disagreement (opposite sides): skip, and here's why it's not even close.</w:t>
+      </w:r>
+      <w:r>
+        <w:t xml:space="preserve"> If a market-aware and a market-blind model bet </w:t>
+      </w:r>
+      <w:r>
+        <w:rPr>
+          <w:rStyle w:val="Emphasis"/>
+        </w:rPr>
+        <w:t>opposite teams</w:t>
+      </w:r>
+      <w:r>
+        <w:t xml:space="preserve"> on the same game, you have no coherent edge — they're telling you the signal is ambiguous. You can't profitably play both (you'd pay </w:t>
+      </w:r>
+      <w:proofErr w:type="spellStart"/>
+      <w:r>
+        <w:t>vig</w:t>
+      </w:r>
+      <w:proofErr w:type="spellEnd"/>
+      <w:r>
+        <w:t xml:space="preserve"> on both sides and guarantee a loss</w:t>
+      </w:r>
+      <w:proofErr w:type="gramStart"/>
+      <w:r>
+        <w:t>), and</w:t>
+      </w:r>
+      <w:proofErr w:type="gramEnd"/>
+      <w:r>
+        <w:t xml:space="preserve"> picking one by preference means overriding the disagreement with a fixed rule that ignores the information </w:t>
+      </w:r>
+      <w:r>
+        <w:rPr>
+          <w:rStyle w:val="Emphasis"/>
+        </w:rPr>
+        <w:t>that they disagree</w:t>
+      </w:r>
+      <w:r>
+        <w:t xml:space="preserve">. </w:t>
+      </w:r>
+      <w:proofErr w:type="gramStart"/>
+      <w:r>
+        <w:t>So</w:t>
+      </w:r>
+      <w:proofErr w:type="gramEnd"/>
+      <w:r>
+        <w:t xml:space="preserve"> no OR-with-preference. Skip, and measure the conflict bucket only to confirm it's the low/no-edge subset theory says it is. My strong prior: it's small and unprofitable.</w:t>
+      </w:r>
+    </w:p>
+    <w:p>
+      <w:pPr>
+        <w:pStyle w:val="font-claude-response-body"/>
+      </w:pPr>
+      <w:r>
+        <w:rPr>
+          <w:rStyle w:val="Strong"/>
+        </w:rPr>
+        <w:t>On the joint probability — your own instinct is right: you probably don't need one.</w:t>
+      </w:r>
+      <w:r>
+        <w:t xml:space="preserve"> Here's the clean logic:</w:t>
+      </w:r>
+    </w:p>
+    <w:p>
+      <w:pPr>
+        <w:pStyle w:val="font-claude-response-body"/>
+      </w:pPr>
+      <w:r>
+        <w:t xml:space="preserve">For the </w:t>
+      </w:r>
+      <w:r>
+        <w:rPr>
+          <w:rStyle w:val="Emphasis"/>
+        </w:rPr>
+        <w:t>decision</w:t>
+      </w:r>
+      <w:r>
+        <w:t xml:space="preserve"> (which side, whether to play), you never need a joint probability — the agreement logic handles it, and you report each ensemble's edge and probability separately, exactly as you suggested. That's more transparent for Ivan and Peter than a fused number anyway ("both models independently saw value on the </w:t>
+      </w:r>
+      <w:proofErr w:type="gramStart"/>
+      <w:r>
+        <w:t>dog,</w:t>
+      </w:r>
+      <w:proofErr w:type="gramEnd"/>
+      <w:r>
+        <w:t xml:space="preserve"> here are both edges").</w:t>
+      </w:r>
+    </w:p>
+    <w:p>
+      <w:pPr>
+        <w:pStyle w:val="font-claude-response-body"/>
+      </w:pPr>
+      <w:r>
+        <w:t xml:space="preserve">You'd </w:t>
+      </w:r>
+      <w:r>
+        <w:rPr>
+          <w:rStyle w:val="Emphasis"/>
+        </w:rPr>
+        <w:t>only</w:t>
+      </w:r>
+      <w:r>
+        <w:t xml:space="preserve"> need a single probability if you Kelly-size the consensus bet — and I'd argue </w:t>
+      </w:r>
+      <w:r>
+        <w:rPr>
+          <w:rStyle w:val="Strong"/>
+        </w:rPr>
+        <w:t>don't, at least not initially.</w:t>
+      </w:r>
+      <w:r>
+        <w:t xml:space="preserve"> Use </w:t>
+      </w:r>
+      <w:r>
+        <w:rPr>
+          <w:rStyle w:val="Strong"/>
+        </w:rPr>
+        <w:t>fixed stake tiers</w:t>
+      </w:r>
+      <w:r>
+        <w:t xml:space="preserve"> instead (consensus = 2× base, single = 1× base, conflict = 0). It's simpler, more interpretable, avoids the joint-probability modelling question entirely, and sidesteps a real theoretical problem: Kelly assumes you know the true p, and a blend of two model probabilities is not obviously the true p — Kelly-</w:t>
+      </w:r>
+      <w:proofErr w:type="spellStart"/>
+      <w:r>
+        <w:t>ing</w:t>
+      </w:r>
+      <w:proofErr w:type="spellEnd"/>
+      <w:r>
+        <w:t xml:space="preserve"> a fabricated joint number is shakier than a fixed confidence multiple. So fixed tiers first, report both ensembles' numbers, no joint prob.</w:t>
+      </w:r>
+    </w:p>
+    <w:p>
+      <w:pPr>
+        <w:pStyle w:val="font-claude-response-body"/>
+      </w:pPr>
+      <w:r>
+        <w:rPr>
+          <w:rStyle w:val="Strong"/>
+        </w:rPr>
+        <w:t>And the specific thing you floated — weighting the joint by voter count — don't do that, it's backwards.</w:t>
+      </w:r>
+      <w:r>
+        <w:t xml:space="preserve"> Model count is an artefact of how many you trained and kept, not a measure of authority. You told me good V119 models are </w:t>
+      </w:r>
+      <w:r>
+        <w:rPr>
+          <w:rStyle w:val="Emphasis"/>
+        </w:rPr>
+        <w:t>harder to find</w:t>
+      </w:r>
+      <w:r>
+        <w:t xml:space="preserve"> — so V119 has fewer models </w:t>
+      </w:r>
+      <w:r>
+        <w:rPr>
+          <w:rStyle w:val="Emphasis"/>
+        </w:rPr>
+        <w:t>because it's selective</w:t>
+      </w:r>
+      <w:r>
+        <w:t xml:space="preserve">, not because it's weaker. Weighting by voter count would let V123's 41 models outvote V119's 15 by ~3:1 on every joint estimate, silently turning Scion into mostly-V123 and drowning out the higher-win-rate, market-aware signal. If you wanted mostly-V123 you'd just run V123. </w:t>
+      </w:r>
+      <w:proofErr w:type="gramStart"/>
+      <w:r>
+        <w:t>So</w:t>
+      </w:r>
+      <w:proofErr w:type="gramEnd"/>
+      <w:r>
+        <w:t xml:space="preserve"> if you ever </w:t>
+      </w:r>
+      <w:r>
+        <w:rPr>
+          <w:rStyle w:val="Emphasis"/>
+        </w:rPr>
+        <w:t>do</w:t>
+      </w:r>
+      <w:r>
+        <w:t xml:space="preserve"> blend (for Kelly later), weight </w:t>
+      </w:r>
+      <w:r>
+        <w:rPr>
+          <w:rStyle w:val="Strong"/>
+        </w:rPr>
+        <w:t>equally</w:t>
+      </w:r>
+      <w:r>
+        <w:t xml:space="preserve"> (0.5/0.5) or by </w:t>
+      </w:r>
+      <w:r>
+        <w:rPr>
+          <w:rStyle w:val="Strong"/>
+        </w:rPr>
+        <w:t>historical Sharpe</w:t>
+      </w:r>
+      <w:r>
+        <w:t>, never by voter count. Equal weight is the honest default; it's the one that preserves V119's independent voice.</w:t>
+      </w:r>
+    </w:p>
+    <w:p>
+      <w:pPr>
+        <w:pStyle w:val="font-claude-response-body"/>
+      </w:pPr>
+      <w:r>
+        <w:t>So, concretely, the plan I'd run:</w:t>
+      </w:r>
+    </w:p>
+    <w:p>
+      <w:pPr>
+        <w:pStyle w:val="font-claude-response-body"/>
+      </w:pPr>
+      <w:r>
+        <w:t xml:space="preserve">Build the integrated sheet to compute the four partitions and report each one's ROI/coverage/Sharpe/units. Then: consensus → upsize (if it beats both standalones, which is the hypothesis); singles → base stake </w:t>
+      </w:r>
+      <w:r>
+        <w:rPr>
+          <w:rStyle w:val="Emphasis"/>
+        </w:rPr>
+        <w:t>if</w:t>
+      </w:r>
+      <w:r>
+        <w:t xml:space="preserve"> their partition ROI holds (measure V119-only especially); conflict → skip. Use </w:t>
+      </w:r>
+      <w:r>
+        <w:rPr>
+          <w:rStyle w:val="Strong"/>
+        </w:rPr>
+        <w:t>fixed stake tiers</w:t>
+      </w:r>
+      <w:r>
+        <w:t>, not Kelly-on-a-blend, and report each ensemble's edge/probability separately rather than fashioning a joint one. That answers all three of your questions with the simplest structure that uses every bit of profitable signal and concentrates capital where two independent models agree.</w:t>
+      </w:r>
+    </w:p>
+    <w:p>
+      <w:pPr>
+        <w:pStyle w:val="font-claude-response-body"/>
+      </w:pPr>
+      <w:r>
+        <w:t xml:space="preserve">One last thing worth saying: the prize you're hoping for — consensus more profitable than either alone — is plausible </w:t>
+      </w:r>
+      <w:r>
+        <w:rPr>
+          <w:rStyle w:val="Emphasis"/>
+        </w:rPr>
+        <w:t>because</w:t>
+      </w:r>
+      <w:r>
+        <w:t xml:space="preserve"> these two are decorrelated (one uses the line, one doesn't), so their agreement is genuine independent confirmation rather than two correlated models nodding along. That's the whole reason building V123 was worth it. The partition table will tell you in one run whether that prize is real.</w:t>
+      </w:r>
     </w:p>
     <w:sectPr>
       <w:footerReference w:type="even" r:id="rId7"/>
@@ -10925,9 +11591,9 @@
 <file path=word/numbering.xml><?xml version="1.0" encoding="utf-8"?>
 <w:numbering xmlns:wpc="http://schemas.microsoft.com/office/word/2010/wordprocessingCanvas" xmlns:cx="http://schemas.microsoft.com/office/drawing/2014/chartex" xmlns:cx1="http://schemas.microsoft.com/office/drawing/2015/9/8/chartex" xmlns:cx2="http://schemas.microsoft.com/office/drawing/2015/10/21/chartex" xmlns:cx3="http://schemas.microsoft.com/office/drawing/2016/5/9/chartex" xmlns:cx4="http://schemas.microsoft.com/office/drawing/2016/5/10/chartex" xmlns:cx5="http://schemas.microsoft.com/office/drawing/2016/5/11/chartex" xmlns:cx6="http://schemas.microsoft.com/office/drawing/2016/5/12/chartex" xmlns:cx7="http://schemas.microsoft.com/office/drawing/2016/5/13/chartex" xmlns:cx8="http://schemas.microsoft.com/office/drawing/2016/5/14/chartex" xmlns:mc="http://schemas.openxmlformats.org/markup-compatibility/2006" xmlns:aink="http://schemas.microsoft.com/office/drawing/2016/ink" xmlns:am3d="http://schemas.microsoft.com/office/drawing/2017/model3d" xmlns:o="urn:schemas-microsoft-com:office:office" xmlns:oel="http://schemas.microsoft.com/office/2019/extlst" xmlns:r="http://schemas.openxmlformats.org/officeDocument/2006/relationships" xmlns:m="http://schemas.openxmlformats.org/officeDocument/2006/math" xmlns:v="urn:schemas-microsoft-com:vml" xmlns:wp14="http://schemas.microsoft.com/office/word/2010/wordprocessingDrawing" xmlns:wp="http://schemas.openxmlformats.org/drawingml/2006/wordprocessingDrawing" xmlns:w10="urn:schemas-microsoft-com:office:word" xmlns:w="http://schemas.openxmlformats.org/wordprocessingml/2006/main" xmlns:w14="http://schemas.microsoft.com/office/word/2010/wordml" xmlns:w15="http://schemas.microsoft.com/office/word/2012/wordml" xmlns:w16cex="http://schemas.microsoft.com/office/word/2018/wordml/cex" xmlns:w16cid="http://schemas.microsoft.com/office/word/2016/wordml/cid" xmlns:w16="http://schemas.microsoft.com/office/word/2018/wordml" xmlns:w16du="http://schemas.microsoft.com/office/word/2023/wordml/word16du" xmlns:w16sdtdh="http://schemas.microsoft.com/office/word/2020/wordml/sdtdatahash" xmlns:w16sdtfl="http://schemas.microsoft.com/office/word/2024/wordml/sdtformatlock" xmlns:w16se="http://schemas.microsoft.com/office/word/2015/wordml/symex" xmlns:wpg="http://schemas.microsoft.com/office/word/2010/wordprocessingGroup" xmlns:wpi="http://schemas.microsoft.com/office/word/2010/wordprocessingInk" xmlns:wne="http://schemas.microsoft.com/office/word/2006/wordml" xmlns:wps="http://schemas.microsoft.com/office/word/2010/wordprocessingShape" mc:Ignorable="w14 w15 w16se w16cid w16 w16cex w16sdtdh w16sdtfl w16du wp14">
   <w:abstractNum w:abstractNumId="0" w15:restartNumberingAfterBreak="0">
-    <w:nsid w:val="1689398A"/>
+    <w:nsid w:val="0171012C"/>
     <w:multiLevelType w:val="multilevel"/>
-    <w:tmpl w:val="35BCC19C"/>
+    <w:tmpl w:val="2D72F2B2"/>
     <w:lvl w:ilvl="0">
       <w:start w:val="1"/>
       <w:numFmt w:val="bullet"/>
@@ -11074,9 +11740,9 @@
     </w:lvl>
   </w:abstractNum>
   <w:abstractNum w:abstractNumId="1" w15:restartNumberingAfterBreak="0">
-    <w:nsid w:val="23AE72AE"/>
+    <w:nsid w:val="1689398A"/>
     <w:multiLevelType w:val="multilevel"/>
-    <w:tmpl w:val="76A4CD64"/>
+    <w:tmpl w:val="35BCC19C"/>
     <w:lvl w:ilvl="0">
       <w:start w:val="1"/>
       <w:numFmt w:val="bullet"/>
@@ -11223,95 +11889,9 @@
     </w:lvl>
   </w:abstractNum>
   <w:abstractNum w:abstractNumId="2" w15:restartNumberingAfterBreak="0">
-    <w:nsid w:val="3978757C"/>
-    <w:multiLevelType w:val="hybridMultilevel"/>
-    <w:tmpl w:val="E056C728"/>
-    <w:lvl w:ilvl="0" w:tplc="EE46866A">
-      <w:start w:val="1"/>
-      <w:numFmt w:val="bullet"/>
-      <w:lvlText w:val="●"/>
-      <w:lvlJc w:val="left"/>
-      <w:pPr>
-        <w:ind w:left="720" w:hanging="360"/>
-      </w:pPr>
-    </w:lvl>
-    <w:lvl w:ilvl="1" w:tplc="37F89AD2">
-      <w:start w:val="1"/>
-      <w:numFmt w:val="bullet"/>
-      <w:lvlText w:val="○"/>
-      <w:lvlJc w:val="left"/>
-      <w:pPr>
-        <w:ind w:left="1440" w:hanging="360"/>
-      </w:pPr>
-    </w:lvl>
-    <w:lvl w:ilvl="2" w:tplc="FF786216">
-      <w:start w:val="1"/>
-      <w:numFmt w:val="bullet"/>
-      <w:lvlText w:val="■"/>
-      <w:lvlJc w:val="left"/>
-      <w:pPr>
-        <w:ind w:left="2160" w:hanging="360"/>
-      </w:pPr>
-    </w:lvl>
-    <w:lvl w:ilvl="3" w:tplc="6E1CC444">
-      <w:start w:val="1"/>
-      <w:numFmt w:val="bullet"/>
-      <w:lvlText w:val="●"/>
-      <w:lvlJc w:val="left"/>
-      <w:pPr>
-        <w:ind w:left="2880" w:hanging="360"/>
-      </w:pPr>
-    </w:lvl>
-    <w:lvl w:ilvl="4" w:tplc="1338A0EA">
-      <w:start w:val="1"/>
-      <w:numFmt w:val="bullet"/>
-      <w:lvlText w:val="○"/>
-      <w:lvlJc w:val="left"/>
-      <w:pPr>
-        <w:ind w:left="3600" w:hanging="360"/>
-      </w:pPr>
-    </w:lvl>
-    <w:lvl w:ilvl="5" w:tplc="9822EC2A">
-      <w:start w:val="1"/>
-      <w:numFmt w:val="bullet"/>
-      <w:lvlText w:val="■"/>
-      <w:lvlJc w:val="left"/>
-      <w:pPr>
-        <w:ind w:left="4320" w:hanging="360"/>
-      </w:pPr>
-    </w:lvl>
-    <w:lvl w:ilvl="6" w:tplc="868E80B4">
-      <w:start w:val="1"/>
-      <w:numFmt w:val="bullet"/>
-      <w:lvlText w:val="●"/>
-      <w:lvlJc w:val="left"/>
-      <w:pPr>
-        <w:ind w:left="5040" w:hanging="360"/>
-      </w:pPr>
-    </w:lvl>
-    <w:lvl w:ilvl="7" w:tplc="F0BCFB0A">
-      <w:start w:val="1"/>
-      <w:numFmt w:val="bullet"/>
-      <w:lvlText w:val="●"/>
-      <w:lvlJc w:val="left"/>
-      <w:pPr>
-        <w:ind w:left="5760" w:hanging="360"/>
-      </w:pPr>
-    </w:lvl>
-    <w:lvl w:ilvl="8" w:tplc="5F3E5A00">
-      <w:start w:val="1"/>
-      <w:numFmt w:val="bullet"/>
-      <w:lvlText w:val="●"/>
-      <w:lvlJc w:val="left"/>
-      <w:pPr>
-        <w:ind w:left="6480" w:hanging="360"/>
-      </w:pPr>
-    </w:lvl>
-  </w:abstractNum>
-  <w:abstractNum w:abstractNumId="3" w15:restartNumberingAfterBreak="0">
-    <w:nsid w:val="447866BB"/>
+    <w:nsid w:val="23AE72AE"/>
     <w:multiLevelType w:val="multilevel"/>
-    <w:tmpl w:val="B13CD402"/>
+    <w:tmpl w:val="76A4CD64"/>
     <w:lvl w:ilvl="0">
       <w:start w:val="1"/>
       <w:numFmt w:val="bullet"/>
@@ -11457,10 +12037,96 @@
       </w:rPr>
     </w:lvl>
   </w:abstractNum>
+  <w:abstractNum w:abstractNumId="3" w15:restartNumberingAfterBreak="0">
+    <w:nsid w:val="3978757C"/>
+    <w:multiLevelType w:val="hybridMultilevel"/>
+    <w:tmpl w:val="E056C728"/>
+    <w:lvl w:ilvl="0" w:tplc="EE46866A">
+      <w:start w:val="1"/>
+      <w:numFmt w:val="bullet"/>
+      <w:lvlText w:val="●"/>
+      <w:lvlJc w:val="left"/>
+      <w:pPr>
+        <w:ind w:left="720" w:hanging="360"/>
+      </w:pPr>
+    </w:lvl>
+    <w:lvl w:ilvl="1" w:tplc="37F89AD2">
+      <w:start w:val="1"/>
+      <w:numFmt w:val="bullet"/>
+      <w:lvlText w:val="○"/>
+      <w:lvlJc w:val="left"/>
+      <w:pPr>
+        <w:ind w:left="1440" w:hanging="360"/>
+      </w:pPr>
+    </w:lvl>
+    <w:lvl w:ilvl="2" w:tplc="FF786216">
+      <w:start w:val="1"/>
+      <w:numFmt w:val="bullet"/>
+      <w:lvlText w:val="■"/>
+      <w:lvlJc w:val="left"/>
+      <w:pPr>
+        <w:ind w:left="2160" w:hanging="360"/>
+      </w:pPr>
+    </w:lvl>
+    <w:lvl w:ilvl="3" w:tplc="6E1CC444">
+      <w:start w:val="1"/>
+      <w:numFmt w:val="bullet"/>
+      <w:lvlText w:val="●"/>
+      <w:lvlJc w:val="left"/>
+      <w:pPr>
+        <w:ind w:left="2880" w:hanging="360"/>
+      </w:pPr>
+    </w:lvl>
+    <w:lvl w:ilvl="4" w:tplc="1338A0EA">
+      <w:start w:val="1"/>
+      <w:numFmt w:val="bullet"/>
+      <w:lvlText w:val="○"/>
+      <w:lvlJc w:val="left"/>
+      <w:pPr>
+        <w:ind w:left="3600" w:hanging="360"/>
+      </w:pPr>
+    </w:lvl>
+    <w:lvl w:ilvl="5" w:tplc="9822EC2A">
+      <w:start w:val="1"/>
+      <w:numFmt w:val="bullet"/>
+      <w:lvlText w:val="■"/>
+      <w:lvlJc w:val="left"/>
+      <w:pPr>
+        <w:ind w:left="4320" w:hanging="360"/>
+      </w:pPr>
+    </w:lvl>
+    <w:lvl w:ilvl="6" w:tplc="868E80B4">
+      <w:start w:val="1"/>
+      <w:numFmt w:val="bullet"/>
+      <w:lvlText w:val="●"/>
+      <w:lvlJc w:val="left"/>
+      <w:pPr>
+        <w:ind w:left="5040" w:hanging="360"/>
+      </w:pPr>
+    </w:lvl>
+    <w:lvl w:ilvl="7" w:tplc="F0BCFB0A">
+      <w:start w:val="1"/>
+      <w:numFmt w:val="bullet"/>
+      <w:lvlText w:val="●"/>
+      <w:lvlJc w:val="left"/>
+      <w:pPr>
+        <w:ind w:left="5760" w:hanging="360"/>
+      </w:pPr>
+    </w:lvl>
+    <w:lvl w:ilvl="8" w:tplc="5F3E5A00">
+      <w:start w:val="1"/>
+      <w:numFmt w:val="bullet"/>
+      <w:lvlText w:val="●"/>
+      <w:lvlJc w:val="left"/>
+      <w:pPr>
+        <w:ind w:left="6480" w:hanging="360"/>
+      </w:pPr>
+    </w:lvl>
+  </w:abstractNum>
   <w:abstractNum w:abstractNumId="4" w15:restartNumberingAfterBreak="0">
-    <w:nsid w:val="5E831708"/>
+    <w:nsid w:val="447866BB"/>
     <w:multiLevelType w:val="multilevel"/>
-    <w:tmpl w:val="74CC57EA"/>
+    <w:tmpl w:val="B13CD402"/>
     <w:lvl w:ilvl="0">
       <w:start w:val="1"/>
       <w:numFmt w:val="bullet"/>
@@ -11606,23 +12272,443 @@
       </w:rPr>
     </w:lvl>
   </w:abstractNum>
+  <w:abstractNum w:abstractNumId="5" w15:restartNumberingAfterBreak="0">
+    <w:nsid w:val="5E831708"/>
+    <w:multiLevelType w:val="multilevel"/>
+    <w:tmpl w:val="74CC57EA"/>
+    <w:lvl w:ilvl="0">
+      <w:start w:val="1"/>
+      <w:numFmt w:val="bullet"/>
+      <w:lvlText w:val=""/>
+      <w:lvlJc w:val="left"/>
+      <w:pPr>
+        <w:tabs>
+          <w:tab w:val="num" w:pos="720"/>
+        </w:tabs>
+        <w:ind w:left="720" w:hanging="360"/>
+      </w:pPr>
+      <w:rPr>
+        <w:rFonts w:ascii="Symbol" w:hAnsi="Symbol" w:hint="default"/>
+        <w:sz w:val="20"/>
+      </w:rPr>
+    </w:lvl>
+    <w:lvl w:ilvl="1" w:tentative="1">
+      <w:start w:val="1"/>
+      <w:numFmt w:val="bullet"/>
+      <w:lvlText w:val="o"/>
+      <w:lvlJc w:val="left"/>
+      <w:pPr>
+        <w:tabs>
+          <w:tab w:val="num" w:pos="1440"/>
+        </w:tabs>
+        <w:ind w:left="1440" w:hanging="360"/>
+      </w:pPr>
+      <w:rPr>
+        <w:rFonts w:ascii="Courier New" w:hAnsi="Courier New" w:hint="default"/>
+        <w:sz w:val="20"/>
+      </w:rPr>
+    </w:lvl>
+    <w:lvl w:ilvl="2" w:tentative="1">
+      <w:start w:val="1"/>
+      <w:numFmt w:val="bullet"/>
+      <w:lvlText w:val=""/>
+      <w:lvlJc w:val="left"/>
+      <w:pPr>
+        <w:tabs>
+          <w:tab w:val="num" w:pos="2160"/>
+        </w:tabs>
+        <w:ind w:left="2160" w:hanging="360"/>
+      </w:pPr>
+      <w:rPr>
+        <w:rFonts w:ascii="Wingdings" w:hAnsi="Wingdings" w:hint="default"/>
+        <w:sz w:val="20"/>
+      </w:rPr>
+    </w:lvl>
+    <w:lvl w:ilvl="3" w:tentative="1">
+      <w:start w:val="1"/>
+      <w:numFmt w:val="bullet"/>
+      <w:lvlText w:val=""/>
+      <w:lvlJc w:val="left"/>
+      <w:pPr>
+        <w:tabs>
+          <w:tab w:val="num" w:pos="2880"/>
+        </w:tabs>
+        <w:ind w:left="2880" w:hanging="360"/>
+      </w:pPr>
+      <w:rPr>
+        <w:rFonts w:ascii="Wingdings" w:hAnsi="Wingdings" w:hint="default"/>
+        <w:sz w:val="20"/>
+      </w:rPr>
+    </w:lvl>
+    <w:lvl w:ilvl="4" w:tentative="1">
+      <w:start w:val="1"/>
+      <w:numFmt w:val="bullet"/>
+      <w:lvlText w:val=""/>
+      <w:lvlJc w:val="left"/>
+      <w:pPr>
+        <w:tabs>
+          <w:tab w:val="num" w:pos="3600"/>
+        </w:tabs>
+        <w:ind w:left="3600" w:hanging="360"/>
+      </w:pPr>
+      <w:rPr>
+        <w:rFonts w:ascii="Wingdings" w:hAnsi="Wingdings" w:hint="default"/>
+        <w:sz w:val="20"/>
+      </w:rPr>
+    </w:lvl>
+    <w:lvl w:ilvl="5" w:tentative="1">
+      <w:start w:val="1"/>
+      <w:numFmt w:val="bullet"/>
+      <w:lvlText w:val=""/>
+      <w:lvlJc w:val="left"/>
+      <w:pPr>
+        <w:tabs>
+          <w:tab w:val="num" w:pos="4320"/>
+        </w:tabs>
+        <w:ind w:left="4320" w:hanging="360"/>
+      </w:pPr>
+      <w:rPr>
+        <w:rFonts w:ascii="Wingdings" w:hAnsi="Wingdings" w:hint="default"/>
+        <w:sz w:val="20"/>
+      </w:rPr>
+    </w:lvl>
+    <w:lvl w:ilvl="6" w:tentative="1">
+      <w:start w:val="1"/>
+      <w:numFmt w:val="bullet"/>
+      <w:lvlText w:val=""/>
+      <w:lvlJc w:val="left"/>
+      <w:pPr>
+        <w:tabs>
+          <w:tab w:val="num" w:pos="5040"/>
+        </w:tabs>
+        <w:ind w:left="5040" w:hanging="360"/>
+      </w:pPr>
+      <w:rPr>
+        <w:rFonts w:ascii="Wingdings" w:hAnsi="Wingdings" w:hint="default"/>
+        <w:sz w:val="20"/>
+      </w:rPr>
+    </w:lvl>
+    <w:lvl w:ilvl="7" w:tentative="1">
+      <w:start w:val="1"/>
+      <w:numFmt w:val="bullet"/>
+      <w:lvlText w:val=""/>
+      <w:lvlJc w:val="left"/>
+      <w:pPr>
+        <w:tabs>
+          <w:tab w:val="num" w:pos="5760"/>
+        </w:tabs>
+        <w:ind w:left="5760" w:hanging="360"/>
+      </w:pPr>
+      <w:rPr>
+        <w:rFonts w:ascii="Wingdings" w:hAnsi="Wingdings" w:hint="default"/>
+        <w:sz w:val="20"/>
+      </w:rPr>
+    </w:lvl>
+    <w:lvl w:ilvl="8" w:tentative="1">
+      <w:start w:val="1"/>
+      <w:numFmt w:val="bullet"/>
+      <w:lvlText w:val=""/>
+      <w:lvlJc w:val="left"/>
+      <w:pPr>
+        <w:tabs>
+          <w:tab w:val="num" w:pos="6480"/>
+        </w:tabs>
+        <w:ind w:left="6480" w:hanging="360"/>
+      </w:pPr>
+      <w:rPr>
+        <w:rFonts w:ascii="Wingdings" w:hAnsi="Wingdings" w:hint="default"/>
+        <w:sz w:val="20"/>
+      </w:rPr>
+    </w:lvl>
+  </w:abstractNum>
+  <w:abstractNum w:abstractNumId="6" w15:restartNumberingAfterBreak="0">
+    <w:nsid w:val="620478F5"/>
+    <w:multiLevelType w:val="multilevel"/>
+    <w:tmpl w:val="47167FAA"/>
+    <w:lvl w:ilvl="0">
+      <w:start w:val="1"/>
+      <w:numFmt w:val="bullet"/>
+      <w:lvlText w:val=""/>
+      <w:lvlJc w:val="left"/>
+      <w:pPr>
+        <w:tabs>
+          <w:tab w:val="num" w:pos="720"/>
+        </w:tabs>
+        <w:ind w:left="720" w:hanging="360"/>
+      </w:pPr>
+      <w:rPr>
+        <w:rFonts w:ascii="Symbol" w:hAnsi="Symbol" w:hint="default"/>
+        <w:sz w:val="20"/>
+      </w:rPr>
+    </w:lvl>
+    <w:lvl w:ilvl="1" w:tentative="1">
+      <w:start w:val="1"/>
+      <w:numFmt w:val="bullet"/>
+      <w:lvlText w:val="o"/>
+      <w:lvlJc w:val="left"/>
+      <w:pPr>
+        <w:tabs>
+          <w:tab w:val="num" w:pos="1440"/>
+        </w:tabs>
+        <w:ind w:left="1440" w:hanging="360"/>
+      </w:pPr>
+      <w:rPr>
+        <w:rFonts w:ascii="Courier New" w:hAnsi="Courier New" w:hint="default"/>
+        <w:sz w:val="20"/>
+      </w:rPr>
+    </w:lvl>
+    <w:lvl w:ilvl="2" w:tentative="1">
+      <w:start w:val="1"/>
+      <w:numFmt w:val="bullet"/>
+      <w:lvlText w:val=""/>
+      <w:lvlJc w:val="left"/>
+      <w:pPr>
+        <w:tabs>
+          <w:tab w:val="num" w:pos="2160"/>
+        </w:tabs>
+        <w:ind w:left="2160" w:hanging="360"/>
+      </w:pPr>
+      <w:rPr>
+        <w:rFonts w:ascii="Wingdings" w:hAnsi="Wingdings" w:hint="default"/>
+        <w:sz w:val="20"/>
+      </w:rPr>
+    </w:lvl>
+    <w:lvl w:ilvl="3" w:tentative="1">
+      <w:start w:val="1"/>
+      <w:numFmt w:val="bullet"/>
+      <w:lvlText w:val=""/>
+      <w:lvlJc w:val="left"/>
+      <w:pPr>
+        <w:tabs>
+          <w:tab w:val="num" w:pos="2880"/>
+        </w:tabs>
+        <w:ind w:left="2880" w:hanging="360"/>
+      </w:pPr>
+      <w:rPr>
+        <w:rFonts w:ascii="Wingdings" w:hAnsi="Wingdings" w:hint="default"/>
+        <w:sz w:val="20"/>
+      </w:rPr>
+    </w:lvl>
+    <w:lvl w:ilvl="4" w:tentative="1">
+      <w:start w:val="1"/>
+      <w:numFmt w:val="bullet"/>
+      <w:lvlText w:val=""/>
+      <w:lvlJc w:val="left"/>
+      <w:pPr>
+        <w:tabs>
+          <w:tab w:val="num" w:pos="3600"/>
+        </w:tabs>
+        <w:ind w:left="3600" w:hanging="360"/>
+      </w:pPr>
+      <w:rPr>
+        <w:rFonts w:ascii="Wingdings" w:hAnsi="Wingdings" w:hint="default"/>
+        <w:sz w:val="20"/>
+      </w:rPr>
+    </w:lvl>
+    <w:lvl w:ilvl="5" w:tentative="1">
+      <w:start w:val="1"/>
+      <w:numFmt w:val="bullet"/>
+      <w:lvlText w:val=""/>
+      <w:lvlJc w:val="left"/>
+      <w:pPr>
+        <w:tabs>
+          <w:tab w:val="num" w:pos="4320"/>
+        </w:tabs>
+        <w:ind w:left="4320" w:hanging="360"/>
+      </w:pPr>
+      <w:rPr>
+        <w:rFonts w:ascii="Wingdings" w:hAnsi="Wingdings" w:hint="default"/>
+        <w:sz w:val="20"/>
+      </w:rPr>
+    </w:lvl>
+    <w:lvl w:ilvl="6" w:tentative="1">
+      <w:start w:val="1"/>
+      <w:numFmt w:val="bullet"/>
+      <w:lvlText w:val=""/>
+      <w:lvlJc w:val="left"/>
+      <w:pPr>
+        <w:tabs>
+          <w:tab w:val="num" w:pos="5040"/>
+        </w:tabs>
+        <w:ind w:left="5040" w:hanging="360"/>
+      </w:pPr>
+      <w:rPr>
+        <w:rFonts w:ascii="Wingdings" w:hAnsi="Wingdings" w:hint="default"/>
+        <w:sz w:val="20"/>
+      </w:rPr>
+    </w:lvl>
+    <w:lvl w:ilvl="7" w:tentative="1">
+      <w:start w:val="1"/>
+      <w:numFmt w:val="bullet"/>
+      <w:lvlText w:val=""/>
+      <w:lvlJc w:val="left"/>
+      <w:pPr>
+        <w:tabs>
+          <w:tab w:val="num" w:pos="5760"/>
+        </w:tabs>
+        <w:ind w:left="5760" w:hanging="360"/>
+      </w:pPr>
+      <w:rPr>
+        <w:rFonts w:ascii="Wingdings" w:hAnsi="Wingdings" w:hint="default"/>
+        <w:sz w:val="20"/>
+      </w:rPr>
+    </w:lvl>
+    <w:lvl w:ilvl="8" w:tentative="1">
+      <w:start w:val="1"/>
+      <w:numFmt w:val="bullet"/>
+      <w:lvlText w:val=""/>
+      <w:lvlJc w:val="left"/>
+      <w:pPr>
+        <w:tabs>
+          <w:tab w:val="num" w:pos="6480"/>
+        </w:tabs>
+        <w:ind w:left="6480" w:hanging="360"/>
+      </w:pPr>
+      <w:rPr>
+        <w:rFonts w:ascii="Wingdings" w:hAnsi="Wingdings" w:hint="default"/>
+        <w:sz w:val="20"/>
+      </w:rPr>
+    </w:lvl>
+  </w:abstractNum>
+  <w:abstractNum w:abstractNumId="7" w15:restartNumberingAfterBreak="0">
+    <w:nsid w:val="677D04D1"/>
+    <w:multiLevelType w:val="multilevel"/>
+    <w:tmpl w:val="D04A4C74"/>
+    <w:lvl w:ilvl="0">
+      <w:start w:val="1"/>
+      <w:numFmt w:val="decimal"/>
+      <w:lvlText w:val="%1."/>
+      <w:lvlJc w:val="left"/>
+      <w:pPr>
+        <w:tabs>
+          <w:tab w:val="num" w:pos="720"/>
+        </w:tabs>
+        <w:ind w:left="720" w:hanging="360"/>
+      </w:pPr>
+    </w:lvl>
+    <w:lvl w:ilvl="1" w:tentative="1">
+      <w:start w:val="1"/>
+      <w:numFmt w:val="decimal"/>
+      <w:lvlText w:val="%2."/>
+      <w:lvlJc w:val="left"/>
+      <w:pPr>
+        <w:tabs>
+          <w:tab w:val="num" w:pos="1440"/>
+        </w:tabs>
+        <w:ind w:left="1440" w:hanging="360"/>
+      </w:pPr>
+    </w:lvl>
+    <w:lvl w:ilvl="2" w:tentative="1">
+      <w:start w:val="1"/>
+      <w:numFmt w:val="decimal"/>
+      <w:lvlText w:val="%3."/>
+      <w:lvlJc w:val="left"/>
+      <w:pPr>
+        <w:tabs>
+          <w:tab w:val="num" w:pos="2160"/>
+        </w:tabs>
+        <w:ind w:left="2160" w:hanging="360"/>
+      </w:pPr>
+    </w:lvl>
+    <w:lvl w:ilvl="3" w:tentative="1">
+      <w:start w:val="1"/>
+      <w:numFmt w:val="decimal"/>
+      <w:lvlText w:val="%4."/>
+      <w:lvlJc w:val="left"/>
+      <w:pPr>
+        <w:tabs>
+          <w:tab w:val="num" w:pos="2880"/>
+        </w:tabs>
+        <w:ind w:left="2880" w:hanging="360"/>
+      </w:pPr>
+    </w:lvl>
+    <w:lvl w:ilvl="4" w:tentative="1">
+      <w:start w:val="1"/>
+      <w:numFmt w:val="decimal"/>
+      <w:lvlText w:val="%5."/>
+      <w:lvlJc w:val="left"/>
+      <w:pPr>
+        <w:tabs>
+          <w:tab w:val="num" w:pos="3600"/>
+        </w:tabs>
+        <w:ind w:left="3600" w:hanging="360"/>
+      </w:pPr>
+    </w:lvl>
+    <w:lvl w:ilvl="5" w:tentative="1">
+      <w:start w:val="1"/>
+      <w:numFmt w:val="decimal"/>
+      <w:lvlText w:val="%6."/>
+      <w:lvlJc w:val="left"/>
+      <w:pPr>
+        <w:tabs>
+          <w:tab w:val="num" w:pos="4320"/>
+        </w:tabs>
+        <w:ind w:left="4320" w:hanging="360"/>
+      </w:pPr>
+    </w:lvl>
+    <w:lvl w:ilvl="6" w:tentative="1">
+      <w:start w:val="1"/>
+      <w:numFmt w:val="decimal"/>
+      <w:lvlText w:val="%7."/>
+      <w:lvlJc w:val="left"/>
+      <w:pPr>
+        <w:tabs>
+          <w:tab w:val="num" w:pos="5040"/>
+        </w:tabs>
+        <w:ind w:left="5040" w:hanging="360"/>
+      </w:pPr>
+    </w:lvl>
+    <w:lvl w:ilvl="7" w:tentative="1">
+      <w:start w:val="1"/>
+      <w:numFmt w:val="decimal"/>
+      <w:lvlText w:val="%8."/>
+      <w:lvlJc w:val="left"/>
+      <w:pPr>
+        <w:tabs>
+          <w:tab w:val="num" w:pos="5760"/>
+        </w:tabs>
+        <w:ind w:left="5760" w:hanging="360"/>
+      </w:pPr>
+    </w:lvl>
+    <w:lvl w:ilvl="8" w:tentative="1">
+      <w:start w:val="1"/>
+      <w:numFmt w:val="decimal"/>
+      <w:lvlText w:val="%9."/>
+      <w:lvlJc w:val="left"/>
+      <w:pPr>
+        <w:tabs>
+          <w:tab w:val="num" w:pos="6480"/>
+        </w:tabs>
+        <w:ind w:left="6480" w:hanging="360"/>
+      </w:pPr>
+    </w:lvl>
+  </w:abstractNum>
   <w:num w:numId="1" w16cid:durableId="1662347268">
-    <w:abstractNumId w:val="2"/>
+    <w:abstractNumId w:val="3"/>
     <w:lvlOverride w:ilvl="0">
       <w:startOverride w:val="1"/>
     </w:lvlOverride>
   </w:num>
   <w:num w:numId="2" w16cid:durableId="1748913392">
-    <w:abstractNumId w:val="3"/>
+    <w:abstractNumId w:val="4"/>
   </w:num>
   <w:num w:numId="3" w16cid:durableId="333730171">
+    <w:abstractNumId w:val="1"/>
+  </w:num>
+  <w:num w:numId="4" w16cid:durableId="1973099353">
+    <w:abstractNumId w:val="2"/>
+  </w:num>
+  <w:num w:numId="5" w16cid:durableId="2135369212">
+    <w:abstractNumId w:val="5"/>
+  </w:num>
+  <w:num w:numId="6" w16cid:durableId="507595980">
+    <w:abstractNumId w:val="6"/>
+  </w:num>
+  <w:num w:numId="7" w16cid:durableId="612786348">
     <w:abstractNumId w:val="0"/>
   </w:num>
-  <w:num w:numId="4" w16cid:durableId="1973099353">
-    <w:abstractNumId w:val="1"/>
-  </w:num>
-  <w:num w:numId="5" w16cid:durableId="2135369212">
-    <w:abstractNumId w:val="4"/>
+  <w:num w:numId="8" w16cid:durableId="1100368134">
+    <w:abstractNumId w:val="7"/>
   </w:num>
 </w:numbering>
 </file>

--- a/docs/MLB_Scion_V26_06a_Implementation_Plan_v2_14Jun2026.docx
+++ b/docs/MLB_Scion_V26_06a_Implementation_Plan_v2_14Jun2026.docx
@@ -10770,17 +10770,7 @@
           <w:szCs w:val="32"/>
         </w:rPr>
         <w:lastRenderedPageBreak/>
-        <w:t>Which ensemble to play? How to integrate if integrate at all (can just have two ensembles working together)</w:t>
-      </w:r>
-      <w:r>
-        <w:rPr>
-          <w:b/>
-          <w:bCs/>
-          <w:color w:val="1F3A5F"/>
-          <w:sz w:val="32"/>
-          <w:szCs w:val="32"/>
-        </w:rPr>
-        <w:t>?</w:t>
+        <w:t>Which ensemble to play? How to integrate if integrate at all (can just have two ensembles working together)?</w:t>
       </w:r>
     </w:p>
     <w:p>
@@ -11415,6 +11405,6191 @@
         <w:t xml:space="preserve"> these two are decorrelated (one uses the line, one doesn't), so their agreement is genuine independent confirmation rather than two correlated models nodding along. That's the whole reason building V123 was worth it. The partition table will tell you in one run whether that prize is real.</w:t>
       </w:r>
     </w:p>
+    <w:p>
+      <w:pPr>
+        <w:spacing w:before="40" w:after="80" w:line="276" w:lineRule="auto"/>
+        <w:rPr>
+          <w:rFonts w:ascii="Arial" w:eastAsia="Arial" w:hAnsi="Arial" w:cs="Arial"/>
+          <w:sz w:val="21"/>
+          <w:szCs w:val="21"/>
+        </w:rPr>
+      </w:pPr>
+      <w:r>
+        <w:br w:type="page"/>
+      </w:r>
+      <w:r>
+        <w:rPr>
+          <w:rFonts w:ascii="Arial" w:eastAsia="Arial" w:hAnsi="Arial" w:cs="Arial"/>
+          <w:b/>
+          <w:bCs/>
+          <w:sz w:val="21"/>
+          <w:szCs w:val="21"/>
+        </w:rPr>
+        <w:lastRenderedPageBreak/>
+        <w:t xml:space="preserve">Models: </w:t>
+      </w:r>
+      <w:r>
+        <w:rPr>
+          <w:rFonts w:ascii="Arial" w:eastAsia="Arial" w:hAnsi="Arial" w:cs="Arial"/>
+          <w:sz w:val="21"/>
+          <w:szCs w:val="21"/>
+        </w:rPr>
+        <w:t xml:space="preserve">V119 (bookie line + stats, 15-model ensemble) and V123 (stats only, 41-model ensemble).  </w:t>
+      </w:r>
+      <w:r>
+        <w:rPr>
+          <w:rFonts w:ascii="Arial" w:eastAsia="Arial" w:hAnsi="Arial" w:cs="Arial"/>
+          <w:b/>
+          <w:bCs/>
+          <w:sz w:val="21"/>
+          <w:szCs w:val="21"/>
+        </w:rPr>
+        <w:t xml:space="preserve">Test set: </w:t>
+      </w:r>
+      <w:r>
+        <w:rPr>
+          <w:rFonts w:ascii="Arial" w:eastAsia="Arial" w:hAnsi="Arial" w:cs="Arial"/>
+          <w:sz w:val="21"/>
+          <w:szCs w:val="21"/>
+        </w:rPr>
+        <w:t xml:space="preserve">unseen MLB </w:t>
+      </w:r>
+      <w:proofErr w:type="spellStart"/>
+      <w:r>
+        <w:rPr>
+          <w:rFonts w:ascii="Arial" w:eastAsia="Arial" w:hAnsi="Arial" w:cs="Arial"/>
+          <w:sz w:val="21"/>
+          <w:szCs w:val="21"/>
+        </w:rPr>
+        <w:t>outsample</w:t>
+      </w:r>
+      <w:proofErr w:type="spellEnd"/>
+      <w:r>
+        <w:rPr>
+          <w:rFonts w:ascii="Arial" w:eastAsia="Arial" w:hAnsi="Arial" w:cs="Arial"/>
+          <w:sz w:val="21"/>
+          <w:szCs w:val="21"/>
+        </w:rPr>
+        <w:t xml:space="preserve">, 05 Jun 2025 – 05 Jun 2026 (1,770 games).  </w:t>
+      </w:r>
+      <w:r>
+        <w:rPr>
+          <w:rFonts w:ascii="Arial" w:eastAsia="Arial" w:hAnsi="Arial" w:cs="Arial"/>
+          <w:b/>
+          <w:bCs/>
+          <w:sz w:val="21"/>
+          <w:szCs w:val="21"/>
+        </w:rPr>
+        <w:t xml:space="preserve">Staking: </w:t>
+      </w:r>
+      <w:r>
+        <w:rPr>
+          <w:rFonts w:ascii="Arial" w:eastAsia="Arial" w:hAnsi="Arial" w:cs="Arial"/>
+          <w:sz w:val="21"/>
+          <w:szCs w:val="21"/>
+        </w:rPr>
+        <w:t>flat 1 unit per play (signal quality, before any Kelly/tiering).</w:t>
+      </w:r>
+    </w:p>
+    <w:p>
+      <w:pPr>
+        <w:spacing w:before="240" w:after="120"/>
+        <w:outlineLvl w:val="0"/>
+        <w:rPr>
+          <w:rFonts w:ascii="Arial" w:eastAsia="Arial" w:hAnsi="Arial" w:cs="Arial"/>
+          <w:b/>
+          <w:bCs/>
+          <w:color w:val="1F3864"/>
+          <w:sz w:val="28"/>
+          <w:szCs w:val="28"/>
+        </w:rPr>
+      </w:pPr>
+      <w:r>
+        <w:rPr>
+          <w:rFonts w:ascii="Arial" w:eastAsia="Arial" w:hAnsi="Arial" w:cs="Arial"/>
+          <w:b/>
+          <w:bCs/>
+          <w:color w:val="1F3864"/>
+          <w:sz w:val="28"/>
+          <w:szCs w:val="28"/>
+        </w:rPr>
+        <w:t>1.  Headline decision</w:t>
+      </w:r>
+    </w:p>
+    <w:p>
+      <w:pPr>
+        <w:spacing w:before="40" w:after="120" w:line="276" w:lineRule="auto"/>
+        <w:rPr>
+          <w:rFonts w:ascii="Arial" w:eastAsia="Arial" w:hAnsi="Arial" w:cs="Arial"/>
+          <w:sz w:val="21"/>
+          <w:szCs w:val="21"/>
+        </w:rPr>
+      </w:pPr>
+      <w:r>
+        <w:rPr>
+          <w:rFonts w:ascii="Arial" w:eastAsia="Arial" w:hAnsi="Arial" w:cs="Arial"/>
+          <w:b/>
+          <w:bCs/>
+          <w:sz w:val="21"/>
+          <w:szCs w:val="21"/>
+        </w:rPr>
+        <w:t xml:space="preserve">Implement </w:t>
+      </w:r>
+      <w:r>
+        <w:rPr>
+          <w:rFonts w:ascii="Arial" w:eastAsia="Arial" w:hAnsi="Arial" w:cs="Arial"/>
+          <w:b/>
+          <w:bCs/>
+          <w:color w:val="1F3864"/>
+          <w:sz w:val="21"/>
+          <w:szCs w:val="21"/>
+        </w:rPr>
+        <w:t>Setup 4 — Consensus only</w:t>
+      </w:r>
+      <w:r>
+        <w:rPr>
+          <w:rFonts w:ascii="Arial" w:eastAsia="Arial" w:hAnsi="Arial" w:cs="Arial"/>
+          <w:b/>
+          <w:bCs/>
+          <w:sz w:val="21"/>
+          <w:szCs w:val="21"/>
+        </w:rPr>
+        <w:t xml:space="preserve">: place a bet only when V119 and V123 independently produce a qualifying play on the </w:t>
+      </w:r>
+      <w:r>
+        <w:rPr>
+          <w:rFonts w:ascii="Arial" w:eastAsia="Arial" w:hAnsi="Arial" w:cs="Arial"/>
+          <w:b/>
+          <w:bCs/>
+          <w:i/>
+          <w:iCs/>
+          <w:sz w:val="21"/>
+          <w:szCs w:val="21"/>
+        </w:rPr>
+        <w:t>same side</w:t>
+      </w:r>
+      <w:r>
+        <w:rPr>
+          <w:rFonts w:ascii="Arial" w:eastAsia="Arial" w:hAnsi="Arial" w:cs="Arial"/>
+          <w:b/>
+          <w:bCs/>
+          <w:sz w:val="21"/>
+          <w:szCs w:val="21"/>
+        </w:rPr>
+        <w:t>. This strategy is the strongest on every risk-adjusted measure and, critically, holds up in the 2026 deployment regime where the old program failed.</w:t>
+      </w:r>
+    </w:p>
+    <w:p>
+      <w:pPr>
+        <w:spacing w:before="40" w:after="120" w:line="276" w:lineRule="auto"/>
+        <w:rPr>
+          <w:rFonts w:ascii="Arial" w:eastAsia="Arial" w:hAnsi="Arial" w:cs="Arial"/>
+          <w:sz w:val="21"/>
+          <w:szCs w:val="21"/>
+        </w:rPr>
+      </w:pPr>
+      <w:r>
+        <w:rPr>
+          <w:rFonts w:ascii="Arial" w:eastAsia="Arial" w:hAnsi="Arial" w:cs="Arial"/>
+          <w:sz w:val="21"/>
+          <w:szCs w:val="21"/>
+        </w:rPr>
+        <w:t xml:space="preserve">It returns </w:t>
+      </w:r>
+      <w:r>
+        <w:rPr>
+          <w:rFonts w:ascii="Arial" w:eastAsia="Arial" w:hAnsi="Arial" w:cs="Arial"/>
+          <w:b/>
+          <w:bCs/>
+          <w:sz w:val="21"/>
+          <w:szCs w:val="21"/>
+        </w:rPr>
+        <w:t>19.3% ROI</w:t>
+      </w:r>
+      <w:r>
+        <w:rPr>
+          <w:rFonts w:ascii="Arial" w:eastAsia="Arial" w:hAnsi="Arial" w:cs="Arial"/>
+          <w:sz w:val="21"/>
+          <w:szCs w:val="21"/>
+        </w:rPr>
+        <w:t xml:space="preserve"> over the full </w:t>
+      </w:r>
+      <w:proofErr w:type="spellStart"/>
+      <w:r>
+        <w:rPr>
+          <w:rFonts w:ascii="Arial" w:eastAsia="Arial" w:hAnsi="Arial" w:cs="Arial"/>
+          <w:sz w:val="21"/>
+          <w:szCs w:val="21"/>
+        </w:rPr>
+        <w:t>outsample</w:t>
+      </w:r>
+      <w:proofErr w:type="spellEnd"/>
+      <w:r>
+        <w:rPr>
+          <w:rFonts w:ascii="Arial" w:eastAsia="Arial" w:hAnsi="Arial" w:cs="Arial"/>
+          <w:sz w:val="21"/>
+          <w:szCs w:val="21"/>
+        </w:rPr>
+        <w:t xml:space="preserve"> (Sharpe 2.76 </w:t>
+      </w:r>
+      <w:proofErr w:type="spellStart"/>
+      <w:r>
+        <w:rPr>
+          <w:rFonts w:ascii="Arial" w:eastAsia="Arial" w:hAnsi="Arial" w:cs="Arial"/>
+          <w:sz w:val="21"/>
+          <w:szCs w:val="21"/>
+        </w:rPr>
+        <w:t>outsample</w:t>
+      </w:r>
+      <w:proofErr w:type="spellEnd"/>
+      <w:r>
+        <w:rPr>
+          <w:rFonts w:ascii="Arial" w:eastAsia="Arial" w:hAnsi="Arial" w:cs="Arial"/>
+          <w:sz w:val="21"/>
+          <w:szCs w:val="21"/>
+        </w:rPr>
+        <w:t xml:space="preserve"> / 0.20 per-bet, the best of any strategy tested) and </w:t>
+      </w:r>
+      <w:r>
+        <w:rPr>
+          <w:rFonts w:ascii="Arial" w:eastAsia="Arial" w:hAnsi="Arial" w:cs="Arial"/>
+          <w:b/>
+          <w:bCs/>
+          <w:sz w:val="21"/>
+          <w:szCs w:val="21"/>
+        </w:rPr>
+        <w:t>12.0% ROI in 2026 alone</w:t>
+      </w:r>
+      <w:r>
+        <w:rPr>
+          <w:rFonts w:ascii="Arial" w:eastAsia="Arial" w:hAnsi="Arial" w:cs="Arial"/>
+          <w:sz w:val="21"/>
+          <w:szCs w:val="21"/>
+        </w:rPr>
+        <w:t xml:space="preserve">. Consensus occurs in </w:t>
+      </w:r>
+      <w:r>
+        <w:rPr>
+          <w:rFonts w:ascii="Arial" w:eastAsia="Arial" w:hAnsi="Arial" w:cs="Arial"/>
+          <w:b/>
+          <w:bCs/>
+          <w:sz w:val="21"/>
+          <w:szCs w:val="21"/>
+        </w:rPr>
+        <w:t>192 of 1,770 games = 10.8%</w:t>
+      </w:r>
+      <w:r>
+        <w:rPr>
+          <w:rFonts w:ascii="Arial" w:eastAsia="Arial" w:hAnsi="Arial" w:cs="Arial"/>
+          <w:sz w:val="21"/>
+          <w:szCs w:val="21"/>
+        </w:rPr>
+        <w:t xml:space="preserve"> of the card.</w:t>
+      </w:r>
+    </w:p>
+    <w:p>
+      <w:pPr>
+        <w:spacing w:before="240" w:after="120"/>
+        <w:outlineLvl w:val="0"/>
+        <w:rPr>
+          <w:rFonts w:ascii="Arial" w:eastAsia="Arial" w:hAnsi="Arial" w:cs="Arial"/>
+          <w:b/>
+          <w:bCs/>
+          <w:color w:val="1F3864"/>
+          <w:sz w:val="28"/>
+          <w:szCs w:val="28"/>
+        </w:rPr>
+      </w:pPr>
+      <w:r>
+        <w:rPr>
+          <w:rFonts w:ascii="Arial" w:eastAsia="Arial" w:hAnsi="Arial" w:cs="Arial"/>
+          <w:b/>
+          <w:bCs/>
+          <w:color w:val="1F3864"/>
+          <w:sz w:val="28"/>
+          <w:szCs w:val="28"/>
+        </w:rPr>
+        <w:t xml:space="preserve">2.  All strategies — full </w:t>
+      </w:r>
+      <w:proofErr w:type="spellStart"/>
+      <w:r>
+        <w:rPr>
+          <w:rFonts w:ascii="Arial" w:eastAsia="Arial" w:hAnsi="Arial" w:cs="Arial"/>
+          <w:b/>
+          <w:bCs/>
+          <w:color w:val="1F3864"/>
+          <w:sz w:val="28"/>
+          <w:szCs w:val="28"/>
+        </w:rPr>
+        <w:t>outsample</w:t>
+      </w:r>
+      <w:proofErr w:type="spellEnd"/>
+    </w:p>
+    <w:tbl>
+      <w:tblPr>
+        <w:tblW w:w="9360" w:type="dxa"/>
+        <w:tblBorders>
+          <w:top w:val="single" w:sz="4" w:space="0" w:color="auto"/>
+          <w:left w:val="single" w:sz="4" w:space="0" w:color="auto"/>
+          <w:bottom w:val="single" w:sz="4" w:space="0" w:color="auto"/>
+          <w:right w:val="single" w:sz="4" w:space="0" w:color="auto"/>
+          <w:insideH w:val="single" w:sz="4" w:space="0" w:color="auto"/>
+          <w:insideV w:val="single" w:sz="4" w:space="0" w:color="auto"/>
+        </w:tblBorders>
+        <w:tblCellMar>
+          <w:left w:w="10" w:type="dxa"/>
+          <w:right w:w="10" w:type="dxa"/>
+        </w:tblCellMar>
+        <w:tblLook w:val="0000" w:firstRow="0" w:lastRow="0" w:firstColumn="0" w:lastColumn="0" w:noHBand="0" w:noVBand="0"/>
+      </w:tblPr>
+      <w:tblGrid>
+        <w:gridCol w:w="2360"/>
+        <w:gridCol w:w="980"/>
+        <w:gridCol w:w="1060"/>
+        <w:gridCol w:w="1060"/>
+        <w:gridCol w:w="1100"/>
+        <w:gridCol w:w="1300"/>
+        <w:gridCol w:w="1500"/>
+      </w:tblGrid>
+      <w:tr>
+        <w:tblPrEx>
+          <w:tblCellMar>
+            <w:top w:w="0" w:type="dxa"/>
+            <w:bottom w:w="0" w:type="dxa"/>
+          </w:tblCellMar>
+        </w:tblPrEx>
+        <w:trPr>
+          <w:tblHeader/>
+        </w:trPr>
+        <w:tc>
+          <w:tcPr>
+            <w:tcW w:w="2360" w:type="dxa"/>
+            <w:tcBorders>
+              <w:top w:val="single" w:sz="1" w:space="0" w:color="BFBFBF"/>
+              <w:left w:val="single" w:sz="1" w:space="0" w:color="BFBFBF"/>
+              <w:bottom w:val="single" w:sz="1" w:space="0" w:color="BFBFBF"/>
+              <w:right w:val="single" w:sz="1" w:space="0" w:color="BFBFBF"/>
+            </w:tcBorders>
+            <w:shd w:val="clear" w:color="auto" w:fill="1F3864"/>
+            <w:tcMar>
+              <w:top w:w="60" w:type="dxa"/>
+              <w:left w:w="110" w:type="dxa"/>
+              <w:bottom w:w="60" w:type="dxa"/>
+              <w:right w:w="110" w:type="dxa"/>
+            </w:tcMar>
+            <w:vAlign w:val="center"/>
+          </w:tcPr>
+          <w:p>
+            <w:pPr>
+              <w:spacing w:before="10" w:after="10"/>
+              <w:jc w:val="center"/>
+              <w:rPr>
+                <w:rFonts w:ascii="Arial" w:eastAsia="Arial" w:hAnsi="Arial" w:cs="Arial"/>
+                <w:sz w:val="21"/>
+                <w:szCs w:val="21"/>
+              </w:rPr>
+            </w:pPr>
+            <w:r>
+              <w:rPr>
+                <w:rFonts w:ascii="Arial" w:eastAsia="Arial" w:hAnsi="Arial" w:cs="Arial"/>
+                <w:b/>
+                <w:bCs/>
+                <w:color w:val="FFFFFF"/>
+                <w:sz w:val="18"/>
+                <w:szCs w:val="18"/>
+              </w:rPr>
+              <w:t>Strategy</w:t>
+            </w:r>
+          </w:p>
+        </w:tc>
+        <w:tc>
+          <w:tcPr>
+            <w:tcW w:w="980" w:type="dxa"/>
+            <w:tcBorders>
+              <w:top w:val="single" w:sz="1" w:space="0" w:color="BFBFBF"/>
+              <w:left w:val="single" w:sz="1" w:space="0" w:color="BFBFBF"/>
+              <w:bottom w:val="single" w:sz="1" w:space="0" w:color="BFBFBF"/>
+              <w:right w:val="single" w:sz="1" w:space="0" w:color="BFBFBF"/>
+            </w:tcBorders>
+            <w:shd w:val="clear" w:color="auto" w:fill="1F3864"/>
+            <w:tcMar>
+              <w:top w:w="60" w:type="dxa"/>
+              <w:left w:w="110" w:type="dxa"/>
+              <w:bottom w:w="60" w:type="dxa"/>
+              <w:right w:w="110" w:type="dxa"/>
+            </w:tcMar>
+            <w:vAlign w:val="center"/>
+          </w:tcPr>
+          <w:p>
+            <w:pPr>
+              <w:spacing w:before="10" w:after="10"/>
+              <w:jc w:val="center"/>
+              <w:rPr>
+                <w:rFonts w:ascii="Arial" w:eastAsia="Arial" w:hAnsi="Arial" w:cs="Arial"/>
+                <w:sz w:val="21"/>
+                <w:szCs w:val="21"/>
+              </w:rPr>
+            </w:pPr>
+            <w:r>
+              <w:rPr>
+                <w:rFonts w:ascii="Arial" w:eastAsia="Arial" w:hAnsi="Arial" w:cs="Arial"/>
+                <w:b/>
+                <w:bCs/>
+                <w:color w:val="FFFFFF"/>
+                <w:sz w:val="18"/>
+                <w:szCs w:val="18"/>
+              </w:rPr>
+              <w:t>Plays</w:t>
+            </w:r>
+          </w:p>
+        </w:tc>
+        <w:tc>
+          <w:tcPr>
+            <w:tcW w:w="1060" w:type="dxa"/>
+            <w:tcBorders>
+              <w:top w:val="single" w:sz="1" w:space="0" w:color="BFBFBF"/>
+              <w:left w:val="single" w:sz="1" w:space="0" w:color="BFBFBF"/>
+              <w:bottom w:val="single" w:sz="1" w:space="0" w:color="BFBFBF"/>
+              <w:right w:val="single" w:sz="1" w:space="0" w:color="BFBFBF"/>
+            </w:tcBorders>
+            <w:shd w:val="clear" w:color="auto" w:fill="1F3864"/>
+            <w:tcMar>
+              <w:top w:w="60" w:type="dxa"/>
+              <w:left w:w="110" w:type="dxa"/>
+              <w:bottom w:w="60" w:type="dxa"/>
+              <w:right w:w="110" w:type="dxa"/>
+            </w:tcMar>
+            <w:vAlign w:val="center"/>
+          </w:tcPr>
+          <w:p>
+            <w:pPr>
+              <w:spacing w:before="10" w:after="10"/>
+              <w:jc w:val="center"/>
+              <w:rPr>
+                <w:rFonts w:ascii="Arial" w:eastAsia="Arial" w:hAnsi="Arial" w:cs="Arial"/>
+                <w:sz w:val="21"/>
+                <w:szCs w:val="21"/>
+              </w:rPr>
+            </w:pPr>
+            <w:r>
+              <w:rPr>
+                <w:rFonts w:ascii="Arial" w:eastAsia="Arial" w:hAnsi="Arial" w:cs="Arial"/>
+                <w:b/>
+                <w:bCs/>
+                <w:color w:val="FFFFFF"/>
+                <w:sz w:val="18"/>
+                <w:szCs w:val="18"/>
+              </w:rPr>
+              <w:t>% games</w:t>
+            </w:r>
+          </w:p>
+        </w:tc>
+        <w:tc>
+          <w:tcPr>
+            <w:tcW w:w="1060" w:type="dxa"/>
+            <w:tcBorders>
+              <w:top w:val="single" w:sz="1" w:space="0" w:color="BFBFBF"/>
+              <w:left w:val="single" w:sz="1" w:space="0" w:color="BFBFBF"/>
+              <w:bottom w:val="single" w:sz="1" w:space="0" w:color="BFBFBF"/>
+              <w:right w:val="single" w:sz="1" w:space="0" w:color="BFBFBF"/>
+            </w:tcBorders>
+            <w:shd w:val="clear" w:color="auto" w:fill="1F3864"/>
+            <w:tcMar>
+              <w:top w:w="60" w:type="dxa"/>
+              <w:left w:w="110" w:type="dxa"/>
+              <w:bottom w:w="60" w:type="dxa"/>
+              <w:right w:w="110" w:type="dxa"/>
+            </w:tcMar>
+            <w:vAlign w:val="center"/>
+          </w:tcPr>
+          <w:p>
+            <w:pPr>
+              <w:spacing w:before="10" w:after="10"/>
+              <w:jc w:val="center"/>
+              <w:rPr>
+                <w:rFonts w:ascii="Arial" w:eastAsia="Arial" w:hAnsi="Arial" w:cs="Arial"/>
+                <w:sz w:val="21"/>
+                <w:szCs w:val="21"/>
+              </w:rPr>
+            </w:pPr>
+            <w:r>
+              <w:rPr>
+                <w:rFonts w:ascii="Arial" w:eastAsia="Arial" w:hAnsi="Arial" w:cs="Arial"/>
+                <w:b/>
+                <w:bCs/>
+                <w:color w:val="FFFFFF"/>
+                <w:sz w:val="18"/>
+                <w:szCs w:val="18"/>
+              </w:rPr>
+              <w:t>Win %</w:t>
+            </w:r>
+          </w:p>
+        </w:tc>
+        <w:tc>
+          <w:tcPr>
+            <w:tcW w:w="1100" w:type="dxa"/>
+            <w:tcBorders>
+              <w:top w:val="single" w:sz="1" w:space="0" w:color="BFBFBF"/>
+              <w:left w:val="single" w:sz="1" w:space="0" w:color="BFBFBF"/>
+              <w:bottom w:val="single" w:sz="1" w:space="0" w:color="BFBFBF"/>
+              <w:right w:val="single" w:sz="1" w:space="0" w:color="BFBFBF"/>
+            </w:tcBorders>
+            <w:shd w:val="clear" w:color="auto" w:fill="1F3864"/>
+            <w:tcMar>
+              <w:top w:w="60" w:type="dxa"/>
+              <w:left w:w="110" w:type="dxa"/>
+              <w:bottom w:w="60" w:type="dxa"/>
+              <w:right w:w="110" w:type="dxa"/>
+            </w:tcMar>
+            <w:vAlign w:val="center"/>
+          </w:tcPr>
+          <w:p>
+            <w:pPr>
+              <w:spacing w:before="10" w:after="10"/>
+              <w:jc w:val="center"/>
+              <w:rPr>
+                <w:rFonts w:ascii="Arial" w:eastAsia="Arial" w:hAnsi="Arial" w:cs="Arial"/>
+                <w:sz w:val="21"/>
+                <w:szCs w:val="21"/>
+              </w:rPr>
+            </w:pPr>
+            <w:r>
+              <w:rPr>
+                <w:rFonts w:ascii="Arial" w:eastAsia="Arial" w:hAnsi="Arial" w:cs="Arial"/>
+                <w:b/>
+                <w:bCs/>
+                <w:color w:val="FFFFFF"/>
+                <w:sz w:val="18"/>
+                <w:szCs w:val="18"/>
+              </w:rPr>
+              <w:t>ROI</w:t>
+            </w:r>
+          </w:p>
+        </w:tc>
+        <w:tc>
+          <w:tcPr>
+            <w:tcW w:w="1300" w:type="dxa"/>
+            <w:tcBorders>
+              <w:top w:val="single" w:sz="1" w:space="0" w:color="BFBFBF"/>
+              <w:left w:val="single" w:sz="1" w:space="0" w:color="BFBFBF"/>
+              <w:bottom w:val="single" w:sz="1" w:space="0" w:color="BFBFBF"/>
+              <w:right w:val="single" w:sz="1" w:space="0" w:color="BFBFBF"/>
+            </w:tcBorders>
+            <w:shd w:val="clear" w:color="auto" w:fill="1F3864"/>
+            <w:tcMar>
+              <w:top w:w="60" w:type="dxa"/>
+              <w:left w:w="110" w:type="dxa"/>
+              <w:bottom w:w="60" w:type="dxa"/>
+              <w:right w:w="110" w:type="dxa"/>
+            </w:tcMar>
+            <w:vAlign w:val="center"/>
+          </w:tcPr>
+          <w:p>
+            <w:pPr>
+              <w:spacing w:before="10" w:after="10"/>
+              <w:jc w:val="center"/>
+              <w:rPr>
+                <w:rFonts w:ascii="Arial" w:eastAsia="Arial" w:hAnsi="Arial" w:cs="Arial"/>
+                <w:sz w:val="21"/>
+                <w:szCs w:val="21"/>
+              </w:rPr>
+            </w:pPr>
+            <w:r>
+              <w:rPr>
+                <w:rFonts w:ascii="Arial" w:eastAsia="Arial" w:hAnsi="Arial" w:cs="Arial"/>
+                <w:b/>
+                <w:bCs/>
+                <w:color w:val="FFFFFF"/>
+                <w:sz w:val="18"/>
+                <w:szCs w:val="18"/>
+              </w:rPr>
+              <w:t>Units (profit)</w:t>
+            </w:r>
+          </w:p>
+        </w:tc>
+        <w:tc>
+          <w:tcPr>
+            <w:tcW w:w="1500" w:type="dxa"/>
+            <w:tcBorders>
+              <w:top w:val="single" w:sz="1" w:space="0" w:color="BFBFBF"/>
+              <w:left w:val="single" w:sz="1" w:space="0" w:color="BFBFBF"/>
+              <w:bottom w:val="single" w:sz="1" w:space="0" w:color="BFBFBF"/>
+              <w:right w:val="single" w:sz="1" w:space="0" w:color="BFBFBF"/>
+            </w:tcBorders>
+            <w:shd w:val="clear" w:color="auto" w:fill="1F3864"/>
+            <w:tcMar>
+              <w:top w:w="60" w:type="dxa"/>
+              <w:left w:w="110" w:type="dxa"/>
+              <w:bottom w:w="60" w:type="dxa"/>
+              <w:right w:w="110" w:type="dxa"/>
+            </w:tcMar>
+            <w:vAlign w:val="center"/>
+          </w:tcPr>
+          <w:p>
+            <w:pPr>
+              <w:spacing w:before="10" w:after="10"/>
+              <w:jc w:val="center"/>
+              <w:rPr>
+                <w:rFonts w:ascii="Arial" w:eastAsia="Arial" w:hAnsi="Arial" w:cs="Arial"/>
+                <w:sz w:val="21"/>
+                <w:szCs w:val="21"/>
+              </w:rPr>
+            </w:pPr>
+            <w:r>
+              <w:rPr>
+                <w:rFonts w:ascii="Arial" w:eastAsia="Arial" w:hAnsi="Arial" w:cs="Arial"/>
+                <w:b/>
+                <w:bCs/>
+                <w:color w:val="FFFFFF"/>
+                <w:sz w:val="18"/>
+                <w:szCs w:val="18"/>
+              </w:rPr>
+              <w:t>Sharpe (per-bet)</w:t>
+            </w:r>
+          </w:p>
+        </w:tc>
+      </w:tr>
+      <w:tr>
+        <w:tblPrEx>
+          <w:tblCellMar>
+            <w:top w:w="0" w:type="dxa"/>
+            <w:bottom w:w="0" w:type="dxa"/>
+          </w:tblCellMar>
+        </w:tblPrEx>
+        <w:tc>
+          <w:tcPr>
+            <w:tcW w:w="2360" w:type="dxa"/>
+            <w:tcBorders>
+              <w:top w:val="single" w:sz="1" w:space="0" w:color="BFBFBF"/>
+              <w:left w:val="single" w:sz="1" w:space="0" w:color="BFBFBF"/>
+              <w:bottom w:val="single" w:sz="1" w:space="0" w:color="BFBFBF"/>
+              <w:right w:val="single" w:sz="1" w:space="0" w:color="BFBFBF"/>
+            </w:tcBorders>
+            <w:tcMar>
+              <w:top w:w="60" w:type="dxa"/>
+              <w:left w:w="110" w:type="dxa"/>
+              <w:bottom w:w="60" w:type="dxa"/>
+              <w:right w:w="110" w:type="dxa"/>
+            </w:tcMar>
+            <w:vAlign w:val="center"/>
+          </w:tcPr>
+          <w:p>
+            <w:pPr>
+              <w:spacing w:before="10" w:after="10"/>
+              <w:rPr>
+                <w:rFonts w:ascii="Arial" w:eastAsia="Arial" w:hAnsi="Arial" w:cs="Arial"/>
+                <w:sz w:val="21"/>
+                <w:szCs w:val="21"/>
+              </w:rPr>
+            </w:pPr>
+            <w:r>
+              <w:rPr>
+                <w:rFonts w:ascii="Arial" w:eastAsia="Arial" w:hAnsi="Arial" w:cs="Arial"/>
+                <w:sz w:val="18"/>
+                <w:szCs w:val="18"/>
+              </w:rPr>
+              <w:t>V119 alone (line + stats)</w:t>
+            </w:r>
+          </w:p>
+        </w:tc>
+        <w:tc>
+          <w:tcPr>
+            <w:tcW w:w="980" w:type="dxa"/>
+            <w:tcBorders>
+              <w:top w:val="single" w:sz="1" w:space="0" w:color="BFBFBF"/>
+              <w:left w:val="single" w:sz="1" w:space="0" w:color="BFBFBF"/>
+              <w:bottom w:val="single" w:sz="1" w:space="0" w:color="BFBFBF"/>
+              <w:right w:val="single" w:sz="1" w:space="0" w:color="BFBFBF"/>
+            </w:tcBorders>
+            <w:tcMar>
+              <w:top w:w="60" w:type="dxa"/>
+              <w:left w:w="110" w:type="dxa"/>
+              <w:bottom w:w="60" w:type="dxa"/>
+              <w:right w:w="110" w:type="dxa"/>
+            </w:tcMar>
+            <w:vAlign w:val="center"/>
+          </w:tcPr>
+          <w:p>
+            <w:pPr>
+              <w:spacing w:before="10" w:after="10"/>
+              <w:jc w:val="center"/>
+              <w:rPr>
+                <w:rFonts w:ascii="Arial" w:eastAsia="Arial" w:hAnsi="Arial" w:cs="Arial"/>
+                <w:sz w:val="21"/>
+                <w:szCs w:val="21"/>
+              </w:rPr>
+            </w:pPr>
+            <w:r>
+              <w:rPr>
+                <w:rFonts w:ascii="Arial" w:eastAsia="Arial" w:hAnsi="Arial" w:cs="Arial"/>
+                <w:sz w:val="18"/>
+                <w:szCs w:val="18"/>
+              </w:rPr>
+              <w:t>357</w:t>
+            </w:r>
+          </w:p>
+        </w:tc>
+        <w:tc>
+          <w:tcPr>
+            <w:tcW w:w="1060" w:type="dxa"/>
+            <w:tcBorders>
+              <w:top w:val="single" w:sz="1" w:space="0" w:color="BFBFBF"/>
+              <w:left w:val="single" w:sz="1" w:space="0" w:color="BFBFBF"/>
+              <w:bottom w:val="single" w:sz="1" w:space="0" w:color="BFBFBF"/>
+              <w:right w:val="single" w:sz="1" w:space="0" w:color="BFBFBF"/>
+            </w:tcBorders>
+            <w:tcMar>
+              <w:top w:w="60" w:type="dxa"/>
+              <w:left w:w="110" w:type="dxa"/>
+              <w:bottom w:w="60" w:type="dxa"/>
+              <w:right w:w="110" w:type="dxa"/>
+            </w:tcMar>
+            <w:vAlign w:val="center"/>
+          </w:tcPr>
+          <w:p>
+            <w:pPr>
+              <w:spacing w:before="10" w:after="10"/>
+              <w:jc w:val="center"/>
+              <w:rPr>
+                <w:rFonts w:ascii="Arial" w:eastAsia="Arial" w:hAnsi="Arial" w:cs="Arial"/>
+                <w:sz w:val="21"/>
+                <w:szCs w:val="21"/>
+              </w:rPr>
+            </w:pPr>
+            <w:r>
+              <w:rPr>
+                <w:rFonts w:ascii="Arial" w:eastAsia="Arial" w:hAnsi="Arial" w:cs="Arial"/>
+                <w:sz w:val="18"/>
+                <w:szCs w:val="18"/>
+              </w:rPr>
+              <w:t>20.2%</w:t>
+            </w:r>
+          </w:p>
+        </w:tc>
+        <w:tc>
+          <w:tcPr>
+            <w:tcW w:w="1060" w:type="dxa"/>
+            <w:tcBorders>
+              <w:top w:val="single" w:sz="1" w:space="0" w:color="BFBFBF"/>
+              <w:left w:val="single" w:sz="1" w:space="0" w:color="BFBFBF"/>
+              <w:bottom w:val="single" w:sz="1" w:space="0" w:color="BFBFBF"/>
+              <w:right w:val="single" w:sz="1" w:space="0" w:color="BFBFBF"/>
+            </w:tcBorders>
+            <w:tcMar>
+              <w:top w:w="60" w:type="dxa"/>
+              <w:left w:w="110" w:type="dxa"/>
+              <w:bottom w:w="60" w:type="dxa"/>
+              <w:right w:w="110" w:type="dxa"/>
+            </w:tcMar>
+            <w:vAlign w:val="center"/>
+          </w:tcPr>
+          <w:p>
+            <w:pPr>
+              <w:spacing w:before="10" w:after="10"/>
+              <w:jc w:val="center"/>
+              <w:rPr>
+                <w:rFonts w:ascii="Arial" w:eastAsia="Arial" w:hAnsi="Arial" w:cs="Arial"/>
+                <w:sz w:val="21"/>
+                <w:szCs w:val="21"/>
+              </w:rPr>
+            </w:pPr>
+            <w:r>
+              <w:rPr>
+                <w:rFonts w:ascii="Arial" w:eastAsia="Arial" w:hAnsi="Arial" w:cs="Arial"/>
+                <w:sz w:val="18"/>
+                <w:szCs w:val="18"/>
+              </w:rPr>
+              <w:t>57.1%</w:t>
+            </w:r>
+          </w:p>
+        </w:tc>
+        <w:tc>
+          <w:tcPr>
+            <w:tcW w:w="1100" w:type="dxa"/>
+            <w:tcBorders>
+              <w:top w:val="single" w:sz="1" w:space="0" w:color="BFBFBF"/>
+              <w:left w:val="single" w:sz="1" w:space="0" w:color="BFBFBF"/>
+              <w:bottom w:val="single" w:sz="1" w:space="0" w:color="BFBFBF"/>
+              <w:right w:val="single" w:sz="1" w:space="0" w:color="BFBFBF"/>
+            </w:tcBorders>
+            <w:tcMar>
+              <w:top w:w="60" w:type="dxa"/>
+              <w:left w:w="110" w:type="dxa"/>
+              <w:bottom w:w="60" w:type="dxa"/>
+              <w:right w:w="110" w:type="dxa"/>
+            </w:tcMar>
+            <w:vAlign w:val="center"/>
+          </w:tcPr>
+          <w:p>
+            <w:pPr>
+              <w:spacing w:before="10" w:after="10"/>
+              <w:jc w:val="center"/>
+              <w:rPr>
+                <w:rFonts w:ascii="Arial" w:eastAsia="Arial" w:hAnsi="Arial" w:cs="Arial"/>
+                <w:sz w:val="21"/>
+                <w:szCs w:val="21"/>
+              </w:rPr>
+            </w:pPr>
+            <w:r>
+              <w:rPr>
+                <w:rFonts w:ascii="Arial" w:eastAsia="Arial" w:hAnsi="Arial" w:cs="Arial"/>
+                <w:sz w:val="18"/>
+                <w:szCs w:val="18"/>
+              </w:rPr>
+              <w:t>10.3%</w:t>
+            </w:r>
+          </w:p>
+        </w:tc>
+        <w:tc>
+          <w:tcPr>
+            <w:tcW w:w="1300" w:type="dxa"/>
+            <w:tcBorders>
+              <w:top w:val="single" w:sz="1" w:space="0" w:color="BFBFBF"/>
+              <w:left w:val="single" w:sz="1" w:space="0" w:color="BFBFBF"/>
+              <w:bottom w:val="single" w:sz="1" w:space="0" w:color="BFBFBF"/>
+              <w:right w:val="single" w:sz="1" w:space="0" w:color="BFBFBF"/>
+            </w:tcBorders>
+            <w:tcMar>
+              <w:top w:w="60" w:type="dxa"/>
+              <w:left w:w="110" w:type="dxa"/>
+              <w:bottom w:w="60" w:type="dxa"/>
+              <w:right w:w="110" w:type="dxa"/>
+            </w:tcMar>
+            <w:vAlign w:val="center"/>
+          </w:tcPr>
+          <w:p>
+            <w:pPr>
+              <w:spacing w:before="10" w:after="10"/>
+              <w:jc w:val="center"/>
+              <w:rPr>
+                <w:rFonts w:ascii="Arial" w:eastAsia="Arial" w:hAnsi="Arial" w:cs="Arial"/>
+                <w:sz w:val="21"/>
+                <w:szCs w:val="21"/>
+              </w:rPr>
+            </w:pPr>
+            <w:r>
+              <w:rPr>
+                <w:rFonts w:ascii="Arial" w:eastAsia="Arial" w:hAnsi="Arial" w:cs="Arial"/>
+                <w:sz w:val="18"/>
+                <w:szCs w:val="18"/>
+              </w:rPr>
+              <w:t>36.95</w:t>
+            </w:r>
+          </w:p>
+        </w:tc>
+        <w:tc>
+          <w:tcPr>
+            <w:tcW w:w="1500" w:type="dxa"/>
+            <w:tcBorders>
+              <w:top w:val="single" w:sz="1" w:space="0" w:color="BFBFBF"/>
+              <w:left w:val="single" w:sz="1" w:space="0" w:color="BFBFBF"/>
+              <w:bottom w:val="single" w:sz="1" w:space="0" w:color="BFBFBF"/>
+              <w:right w:val="single" w:sz="1" w:space="0" w:color="BFBFBF"/>
+            </w:tcBorders>
+            <w:tcMar>
+              <w:top w:w="60" w:type="dxa"/>
+              <w:left w:w="110" w:type="dxa"/>
+              <w:bottom w:w="60" w:type="dxa"/>
+              <w:right w:w="110" w:type="dxa"/>
+            </w:tcMar>
+            <w:vAlign w:val="center"/>
+          </w:tcPr>
+          <w:p>
+            <w:pPr>
+              <w:spacing w:before="10" w:after="10"/>
+              <w:jc w:val="center"/>
+              <w:rPr>
+                <w:rFonts w:ascii="Arial" w:eastAsia="Arial" w:hAnsi="Arial" w:cs="Arial"/>
+                <w:sz w:val="21"/>
+                <w:szCs w:val="21"/>
+              </w:rPr>
+            </w:pPr>
+            <w:r>
+              <w:rPr>
+                <w:rFonts w:ascii="Arial" w:eastAsia="Arial" w:hAnsi="Arial" w:cs="Arial"/>
+                <w:sz w:val="18"/>
+                <w:szCs w:val="18"/>
+              </w:rPr>
+              <w:t>0.11</w:t>
+            </w:r>
+          </w:p>
+        </w:tc>
+      </w:tr>
+      <w:tr>
+        <w:tblPrEx>
+          <w:tblCellMar>
+            <w:top w:w="0" w:type="dxa"/>
+            <w:bottom w:w="0" w:type="dxa"/>
+          </w:tblCellMar>
+        </w:tblPrEx>
+        <w:tc>
+          <w:tcPr>
+            <w:tcW w:w="2360" w:type="dxa"/>
+            <w:tcBorders>
+              <w:top w:val="single" w:sz="1" w:space="0" w:color="BFBFBF"/>
+              <w:left w:val="single" w:sz="1" w:space="0" w:color="BFBFBF"/>
+              <w:bottom w:val="single" w:sz="1" w:space="0" w:color="BFBFBF"/>
+              <w:right w:val="single" w:sz="1" w:space="0" w:color="BFBFBF"/>
+            </w:tcBorders>
+            <w:tcMar>
+              <w:top w:w="60" w:type="dxa"/>
+              <w:left w:w="110" w:type="dxa"/>
+              <w:bottom w:w="60" w:type="dxa"/>
+              <w:right w:w="110" w:type="dxa"/>
+            </w:tcMar>
+            <w:vAlign w:val="center"/>
+          </w:tcPr>
+          <w:p>
+            <w:pPr>
+              <w:spacing w:before="10" w:after="10"/>
+              <w:rPr>
+                <w:rFonts w:ascii="Arial" w:eastAsia="Arial" w:hAnsi="Arial" w:cs="Arial"/>
+                <w:sz w:val="21"/>
+                <w:szCs w:val="21"/>
+              </w:rPr>
+            </w:pPr>
+            <w:r>
+              <w:rPr>
+                <w:rFonts w:ascii="Arial" w:eastAsia="Arial" w:hAnsi="Arial" w:cs="Arial"/>
+                <w:sz w:val="18"/>
+                <w:szCs w:val="18"/>
+              </w:rPr>
+              <w:t>V123 alone (stats only)</w:t>
+            </w:r>
+          </w:p>
+        </w:tc>
+        <w:tc>
+          <w:tcPr>
+            <w:tcW w:w="980" w:type="dxa"/>
+            <w:tcBorders>
+              <w:top w:val="single" w:sz="1" w:space="0" w:color="BFBFBF"/>
+              <w:left w:val="single" w:sz="1" w:space="0" w:color="BFBFBF"/>
+              <w:bottom w:val="single" w:sz="1" w:space="0" w:color="BFBFBF"/>
+              <w:right w:val="single" w:sz="1" w:space="0" w:color="BFBFBF"/>
+            </w:tcBorders>
+            <w:tcMar>
+              <w:top w:w="60" w:type="dxa"/>
+              <w:left w:w="110" w:type="dxa"/>
+              <w:bottom w:w="60" w:type="dxa"/>
+              <w:right w:w="110" w:type="dxa"/>
+            </w:tcMar>
+            <w:vAlign w:val="center"/>
+          </w:tcPr>
+          <w:p>
+            <w:pPr>
+              <w:spacing w:before="10" w:after="10"/>
+              <w:jc w:val="center"/>
+              <w:rPr>
+                <w:rFonts w:ascii="Arial" w:eastAsia="Arial" w:hAnsi="Arial" w:cs="Arial"/>
+                <w:sz w:val="21"/>
+                <w:szCs w:val="21"/>
+              </w:rPr>
+            </w:pPr>
+            <w:r>
+              <w:rPr>
+                <w:rFonts w:ascii="Arial" w:eastAsia="Arial" w:hAnsi="Arial" w:cs="Arial"/>
+                <w:sz w:val="18"/>
+                <w:szCs w:val="18"/>
+              </w:rPr>
+              <w:t>526</w:t>
+            </w:r>
+          </w:p>
+        </w:tc>
+        <w:tc>
+          <w:tcPr>
+            <w:tcW w:w="1060" w:type="dxa"/>
+            <w:tcBorders>
+              <w:top w:val="single" w:sz="1" w:space="0" w:color="BFBFBF"/>
+              <w:left w:val="single" w:sz="1" w:space="0" w:color="BFBFBF"/>
+              <w:bottom w:val="single" w:sz="1" w:space="0" w:color="BFBFBF"/>
+              <w:right w:val="single" w:sz="1" w:space="0" w:color="BFBFBF"/>
+            </w:tcBorders>
+            <w:tcMar>
+              <w:top w:w="60" w:type="dxa"/>
+              <w:left w:w="110" w:type="dxa"/>
+              <w:bottom w:w="60" w:type="dxa"/>
+              <w:right w:w="110" w:type="dxa"/>
+            </w:tcMar>
+            <w:vAlign w:val="center"/>
+          </w:tcPr>
+          <w:p>
+            <w:pPr>
+              <w:spacing w:before="10" w:after="10"/>
+              <w:jc w:val="center"/>
+              <w:rPr>
+                <w:rFonts w:ascii="Arial" w:eastAsia="Arial" w:hAnsi="Arial" w:cs="Arial"/>
+                <w:sz w:val="21"/>
+                <w:szCs w:val="21"/>
+              </w:rPr>
+            </w:pPr>
+            <w:r>
+              <w:rPr>
+                <w:rFonts w:ascii="Arial" w:eastAsia="Arial" w:hAnsi="Arial" w:cs="Arial"/>
+                <w:sz w:val="18"/>
+                <w:szCs w:val="18"/>
+              </w:rPr>
+              <w:t>29.7%</w:t>
+            </w:r>
+          </w:p>
+        </w:tc>
+        <w:tc>
+          <w:tcPr>
+            <w:tcW w:w="1060" w:type="dxa"/>
+            <w:tcBorders>
+              <w:top w:val="single" w:sz="1" w:space="0" w:color="BFBFBF"/>
+              <w:left w:val="single" w:sz="1" w:space="0" w:color="BFBFBF"/>
+              <w:bottom w:val="single" w:sz="1" w:space="0" w:color="BFBFBF"/>
+              <w:right w:val="single" w:sz="1" w:space="0" w:color="BFBFBF"/>
+            </w:tcBorders>
+            <w:tcMar>
+              <w:top w:w="60" w:type="dxa"/>
+              <w:left w:w="110" w:type="dxa"/>
+              <w:bottom w:w="60" w:type="dxa"/>
+              <w:right w:w="110" w:type="dxa"/>
+            </w:tcMar>
+            <w:vAlign w:val="center"/>
+          </w:tcPr>
+          <w:p>
+            <w:pPr>
+              <w:spacing w:before="10" w:after="10"/>
+              <w:jc w:val="center"/>
+              <w:rPr>
+                <w:rFonts w:ascii="Arial" w:eastAsia="Arial" w:hAnsi="Arial" w:cs="Arial"/>
+                <w:sz w:val="21"/>
+                <w:szCs w:val="21"/>
+              </w:rPr>
+            </w:pPr>
+            <w:r>
+              <w:rPr>
+                <w:rFonts w:ascii="Arial" w:eastAsia="Arial" w:hAnsi="Arial" w:cs="Arial"/>
+                <w:sz w:val="18"/>
+                <w:szCs w:val="18"/>
+              </w:rPr>
+              <w:t>54.2%</w:t>
+            </w:r>
+          </w:p>
+        </w:tc>
+        <w:tc>
+          <w:tcPr>
+            <w:tcW w:w="1100" w:type="dxa"/>
+            <w:tcBorders>
+              <w:top w:val="single" w:sz="1" w:space="0" w:color="BFBFBF"/>
+              <w:left w:val="single" w:sz="1" w:space="0" w:color="BFBFBF"/>
+              <w:bottom w:val="single" w:sz="1" w:space="0" w:color="BFBFBF"/>
+              <w:right w:val="single" w:sz="1" w:space="0" w:color="BFBFBF"/>
+            </w:tcBorders>
+            <w:tcMar>
+              <w:top w:w="60" w:type="dxa"/>
+              <w:left w:w="110" w:type="dxa"/>
+              <w:bottom w:w="60" w:type="dxa"/>
+              <w:right w:w="110" w:type="dxa"/>
+            </w:tcMar>
+            <w:vAlign w:val="center"/>
+          </w:tcPr>
+          <w:p>
+            <w:pPr>
+              <w:spacing w:before="10" w:after="10"/>
+              <w:jc w:val="center"/>
+              <w:rPr>
+                <w:rFonts w:ascii="Arial" w:eastAsia="Arial" w:hAnsi="Arial" w:cs="Arial"/>
+                <w:sz w:val="21"/>
+                <w:szCs w:val="21"/>
+              </w:rPr>
+            </w:pPr>
+            <w:r>
+              <w:rPr>
+                <w:rFonts w:ascii="Arial" w:eastAsia="Arial" w:hAnsi="Arial" w:cs="Arial"/>
+                <w:sz w:val="18"/>
+                <w:szCs w:val="18"/>
+              </w:rPr>
+              <w:t>9.5%</w:t>
+            </w:r>
+          </w:p>
+        </w:tc>
+        <w:tc>
+          <w:tcPr>
+            <w:tcW w:w="1300" w:type="dxa"/>
+            <w:tcBorders>
+              <w:top w:val="single" w:sz="1" w:space="0" w:color="BFBFBF"/>
+              <w:left w:val="single" w:sz="1" w:space="0" w:color="BFBFBF"/>
+              <w:bottom w:val="single" w:sz="1" w:space="0" w:color="BFBFBF"/>
+              <w:right w:val="single" w:sz="1" w:space="0" w:color="BFBFBF"/>
+            </w:tcBorders>
+            <w:tcMar>
+              <w:top w:w="60" w:type="dxa"/>
+              <w:left w:w="110" w:type="dxa"/>
+              <w:bottom w:w="60" w:type="dxa"/>
+              <w:right w:w="110" w:type="dxa"/>
+            </w:tcMar>
+            <w:vAlign w:val="center"/>
+          </w:tcPr>
+          <w:p>
+            <w:pPr>
+              <w:spacing w:before="10" w:after="10"/>
+              <w:jc w:val="center"/>
+              <w:rPr>
+                <w:rFonts w:ascii="Arial" w:eastAsia="Arial" w:hAnsi="Arial" w:cs="Arial"/>
+                <w:sz w:val="21"/>
+                <w:szCs w:val="21"/>
+              </w:rPr>
+            </w:pPr>
+            <w:r>
+              <w:rPr>
+                <w:rFonts w:ascii="Arial" w:eastAsia="Arial" w:hAnsi="Arial" w:cs="Arial"/>
+                <w:sz w:val="18"/>
+                <w:szCs w:val="18"/>
+              </w:rPr>
+              <w:t>49.95</w:t>
+            </w:r>
+          </w:p>
+        </w:tc>
+        <w:tc>
+          <w:tcPr>
+            <w:tcW w:w="1500" w:type="dxa"/>
+            <w:tcBorders>
+              <w:top w:val="single" w:sz="1" w:space="0" w:color="BFBFBF"/>
+              <w:left w:val="single" w:sz="1" w:space="0" w:color="BFBFBF"/>
+              <w:bottom w:val="single" w:sz="1" w:space="0" w:color="BFBFBF"/>
+              <w:right w:val="single" w:sz="1" w:space="0" w:color="BFBFBF"/>
+            </w:tcBorders>
+            <w:tcMar>
+              <w:top w:w="60" w:type="dxa"/>
+              <w:left w:w="110" w:type="dxa"/>
+              <w:bottom w:w="60" w:type="dxa"/>
+              <w:right w:w="110" w:type="dxa"/>
+            </w:tcMar>
+            <w:vAlign w:val="center"/>
+          </w:tcPr>
+          <w:p>
+            <w:pPr>
+              <w:spacing w:before="10" w:after="10"/>
+              <w:jc w:val="center"/>
+              <w:rPr>
+                <w:rFonts w:ascii="Arial" w:eastAsia="Arial" w:hAnsi="Arial" w:cs="Arial"/>
+                <w:sz w:val="21"/>
+                <w:szCs w:val="21"/>
+              </w:rPr>
+            </w:pPr>
+            <w:r>
+              <w:rPr>
+                <w:rFonts w:ascii="Arial" w:eastAsia="Arial" w:hAnsi="Arial" w:cs="Arial"/>
+                <w:sz w:val="18"/>
+                <w:szCs w:val="18"/>
+              </w:rPr>
+              <w:t>0.09</w:t>
+            </w:r>
+          </w:p>
+        </w:tc>
+      </w:tr>
+      <w:tr>
+        <w:tblPrEx>
+          <w:tblCellMar>
+            <w:top w:w="0" w:type="dxa"/>
+            <w:bottom w:w="0" w:type="dxa"/>
+          </w:tblCellMar>
+        </w:tblPrEx>
+        <w:tc>
+          <w:tcPr>
+            <w:tcW w:w="2360" w:type="dxa"/>
+            <w:tcBorders>
+              <w:top w:val="single" w:sz="1" w:space="0" w:color="BFBFBF"/>
+              <w:left w:val="single" w:sz="1" w:space="0" w:color="BFBFBF"/>
+              <w:bottom w:val="single" w:sz="1" w:space="0" w:color="BFBFBF"/>
+              <w:right w:val="single" w:sz="1" w:space="0" w:color="BFBFBF"/>
+            </w:tcBorders>
+            <w:shd w:val="clear" w:color="auto" w:fill="FBE4E4"/>
+            <w:tcMar>
+              <w:top w:w="60" w:type="dxa"/>
+              <w:left w:w="110" w:type="dxa"/>
+              <w:bottom w:w="60" w:type="dxa"/>
+              <w:right w:w="110" w:type="dxa"/>
+            </w:tcMar>
+            <w:vAlign w:val="center"/>
+          </w:tcPr>
+          <w:p>
+            <w:pPr>
+              <w:spacing w:before="10" w:after="10"/>
+              <w:rPr>
+                <w:rFonts w:ascii="Arial" w:eastAsia="Arial" w:hAnsi="Arial" w:cs="Arial"/>
+                <w:sz w:val="21"/>
+                <w:szCs w:val="21"/>
+              </w:rPr>
+            </w:pPr>
+            <w:r>
+              <w:rPr>
+                <w:rFonts w:ascii="Arial" w:eastAsia="Arial" w:hAnsi="Arial" w:cs="Arial"/>
+                <w:sz w:val="18"/>
+                <w:szCs w:val="18"/>
+              </w:rPr>
+              <w:t>Setup 1 — Union (play any)</w:t>
+            </w:r>
+          </w:p>
+        </w:tc>
+        <w:tc>
+          <w:tcPr>
+            <w:tcW w:w="980" w:type="dxa"/>
+            <w:tcBorders>
+              <w:top w:val="single" w:sz="1" w:space="0" w:color="BFBFBF"/>
+              <w:left w:val="single" w:sz="1" w:space="0" w:color="BFBFBF"/>
+              <w:bottom w:val="single" w:sz="1" w:space="0" w:color="BFBFBF"/>
+              <w:right w:val="single" w:sz="1" w:space="0" w:color="BFBFBF"/>
+            </w:tcBorders>
+            <w:shd w:val="clear" w:color="auto" w:fill="FBE4E4"/>
+            <w:tcMar>
+              <w:top w:w="60" w:type="dxa"/>
+              <w:left w:w="110" w:type="dxa"/>
+              <w:bottom w:w="60" w:type="dxa"/>
+              <w:right w:w="110" w:type="dxa"/>
+            </w:tcMar>
+            <w:vAlign w:val="center"/>
+          </w:tcPr>
+          <w:p>
+            <w:pPr>
+              <w:spacing w:before="10" w:after="10"/>
+              <w:jc w:val="center"/>
+              <w:rPr>
+                <w:rFonts w:ascii="Arial" w:eastAsia="Arial" w:hAnsi="Arial" w:cs="Arial"/>
+                <w:sz w:val="21"/>
+                <w:szCs w:val="21"/>
+              </w:rPr>
+            </w:pPr>
+            <w:r>
+              <w:rPr>
+                <w:rFonts w:ascii="Arial" w:eastAsia="Arial" w:hAnsi="Arial" w:cs="Arial"/>
+                <w:sz w:val="18"/>
+                <w:szCs w:val="18"/>
+              </w:rPr>
+              <w:t>572</w:t>
+            </w:r>
+          </w:p>
+        </w:tc>
+        <w:tc>
+          <w:tcPr>
+            <w:tcW w:w="1060" w:type="dxa"/>
+            <w:tcBorders>
+              <w:top w:val="single" w:sz="1" w:space="0" w:color="BFBFBF"/>
+              <w:left w:val="single" w:sz="1" w:space="0" w:color="BFBFBF"/>
+              <w:bottom w:val="single" w:sz="1" w:space="0" w:color="BFBFBF"/>
+              <w:right w:val="single" w:sz="1" w:space="0" w:color="BFBFBF"/>
+            </w:tcBorders>
+            <w:shd w:val="clear" w:color="auto" w:fill="FBE4E4"/>
+            <w:tcMar>
+              <w:top w:w="60" w:type="dxa"/>
+              <w:left w:w="110" w:type="dxa"/>
+              <w:bottom w:w="60" w:type="dxa"/>
+              <w:right w:w="110" w:type="dxa"/>
+            </w:tcMar>
+            <w:vAlign w:val="center"/>
+          </w:tcPr>
+          <w:p>
+            <w:pPr>
+              <w:spacing w:before="10" w:after="10"/>
+              <w:jc w:val="center"/>
+              <w:rPr>
+                <w:rFonts w:ascii="Arial" w:eastAsia="Arial" w:hAnsi="Arial" w:cs="Arial"/>
+                <w:sz w:val="21"/>
+                <w:szCs w:val="21"/>
+              </w:rPr>
+            </w:pPr>
+            <w:r>
+              <w:rPr>
+                <w:rFonts w:ascii="Arial" w:eastAsia="Arial" w:hAnsi="Arial" w:cs="Arial"/>
+                <w:sz w:val="18"/>
+                <w:szCs w:val="18"/>
+              </w:rPr>
+              <w:t>32.3%</w:t>
+            </w:r>
+          </w:p>
+        </w:tc>
+        <w:tc>
+          <w:tcPr>
+            <w:tcW w:w="1060" w:type="dxa"/>
+            <w:tcBorders>
+              <w:top w:val="single" w:sz="1" w:space="0" w:color="BFBFBF"/>
+              <w:left w:val="single" w:sz="1" w:space="0" w:color="BFBFBF"/>
+              <w:bottom w:val="single" w:sz="1" w:space="0" w:color="BFBFBF"/>
+              <w:right w:val="single" w:sz="1" w:space="0" w:color="BFBFBF"/>
+            </w:tcBorders>
+            <w:shd w:val="clear" w:color="auto" w:fill="FBE4E4"/>
+            <w:tcMar>
+              <w:top w:w="60" w:type="dxa"/>
+              <w:left w:w="110" w:type="dxa"/>
+              <w:bottom w:w="60" w:type="dxa"/>
+              <w:right w:w="110" w:type="dxa"/>
+            </w:tcMar>
+            <w:vAlign w:val="center"/>
+          </w:tcPr>
+          <w:p>
+            <w:pPr>
+              <w:spacing w:before="10" w:after="10"/>
+              <w:jc w:val="center"/>
+              <w:rPr>
+                <w:rFonts w:ascii="Arial" w:eastAsia="Arial" w:hAnsi="Arial" w:cs="Arial"/>
+                <w:sz w:val="21"/>
+                <w:szCs w:val="21"/>
+              </w:rPr>
+            </w:pPr>
+            <w:r>
+              <w:rPr>
+                <w:rFonts w:ascii="Arial" w:eastAsia="Arial" w:hAnsi="Arial" w:cs="Arial"/>
+                <w:sz w:val="18"/>
+                <w:szCs w:val="18"/>
+              </w:rPr>
+              <w:t>53.8%</w:t>
+            </w:r>
+          </w:p>
+        </w:tc>
+        <w:tc>
+          <w:tcPr>
+            <w:tcW w:w="1100" w:type="dxa"/>
+            <w:tcBorders>
+              <w:top w:val="single" w:sz="1" w:space="0" w:color="BFBFBF"/>
+              <w:left w:val="single" w:sz="1" w:space="0" w:color="BFBFBF"/>
+              <w:bottom w:val="single" w:sz="1" w:space="0" w:color="BFBFBF"/>
+              <w:right w:val="single" w:sz="1" w:space="0" w:color="BFBFBF"/>
+            </w:tcBorders>
+            <w:shd w:val="clear" w:color="auto" w:fill="FBE4E4"/>
+            <w:tcMar>
+              <w:top w:w="60" w:type="dxa"/>
+              <w:left w:w="110" w:type="dxa"/>
+              <w:bottom w:w="60" w:type="dxa"/>
+              <w:right w:w="110" w:type="dxa"/>
+            </w:tcMar>
+            <w:vAlign w:val="center"/>
+          </w:tcPr>
+          <w:p>
+            <w:pPr>
+              <w:spacing w:before="10" w:after="10"/>
+              <w:jc w:val="center"/>
+              <w:rPr>
+                <w:rFonts w:ascii="Arial" w:eastAsia="Arial" w:hAnsi="Arial" w:cs="Arial"/>
+                <w:sz w:val="21"/>
+                <w:szCs w:val="21"/>
+              </w:rPr>
+            </w:pPr>
+            <w:r>
+              <w:rPr>
+                <w:rFonts w:ascii="Arial" w:eastAsia="Arial" w:hAnsi="Arial" w:cs="Arial"/>
+                <w:sz w:val="18"/>
+                <w:szCs w:val="18"/>
+              </w:rPr>
+              <w:t>6.7%</w:t>
+            </w:r>
+          </w:p>
+        </w:tc>
+        <w:tc>
+          <w:tcPr>
+            <w:tcW w:w="1300" w:type="dxa"/>
+            <w:tcBorders>
+              <w:top w:val="single" w:sz="1" w:space="0" w:color="BFBFBF"/>
+              <w:left w:val="single" w:sz="1" w:space="0" w:color="BFBFBF"/>
+              <w:bottom w:val="single" w:sz="1" w:space="0" w:color="BFBFBF"/>
+              <w:right w:val="single" w:sz="1" w:space="0" w:color="BFBFBF"/>
+            </w:tcBorders>
+            <w:shd w:val="clear" w:color="auto" w:fill="FBE4E4"/>
+            <w:tcMar>
+              <w:top w:w="60" w:type="dxa"/>
+              <w:left w:w="110" w:type="dxa"/>
+              <w:bottom w:w="60" w:type="dxa"/>
+              <w:right w:w="110" w:type="dxa"/>
+            </w:tcMar>
+            <w:vAlign w:val="center"/>
+          </w:tcPr>
+          <w:p>
+            <w:pPr>
+              <w:spacing w:before="10" w:after="10"/>
+              <w:jc w:val="center"/>
+              <w:rPr>
+                <w:rFonts w:ascii="Arial" w:eastAsia="Arial" w:hAnsi="Arial" w:cs="Arial"/>
+                <w:sz w:val="21"/>
+                <w:szCs w:val="21"/>
+              </w:rPr>
+            </w:pPr>
+            <w:r>
+              <w:rPr>
+                <w:rFonts w:ascii="Arial" w:eastAsia="Arial" w:hAnsi="Arial" w:cs="Arial"/>
+                <w:sz w:val="18"/>
+                <w:szCs w:val="18"/>
+              </w:rPr>
+              <w:t>38.49</w:t>
+            </w:r>
+          </w:p>
+        </w:tc>
+        <w:tc>
+          <w:tcPr>
+            <w:tcW w:w="1500" w:type="dxa"/>
+            <w:tcBorders>
+              <w:top w:val="single" w:sz="1" w:space="0" w:color="BFBFBF"/>
+              <w:left w:val="single" w:sz="1" w:space="0" w:color="BFBFBF"/>
+              <w:bottom w:val="single" w:sz="1" w:space="0" w:color="BFBFBF"/>
+              <w:right w:val="single" w:sz="1" w:space="0" w:color="BFBFBF"/>
+            </w:tcBorders>
+            <w:shd w:val="clear" w:color="auto" w:fill="FBE4E4"/>
+            <w:tcMar>
+              <w:top w:w="60" w:type="dxa"/>
+              <w:left w:w="110" w:type="dxa"/>
+              <w:bottom w:w="60" w:type="dxa"/>
+              <w:right w:w="110" w:type="dxa"/>
+            </w:tcMar>
+            <w:vAlign w:val="center"/>
+          </w:tcPr>
+          <w:p>
+            <w:pPr>
+              <w:spacing w:before="10" w:after="10"/>
+              <w:jc w:val="center"/>
+              <w:rPr>
+                <w:rFonts w:ascii="Arial" w:eastAsia="Arial" w:hAnsi="Arial" w:cs="Arial"/>
+                <w:sz w:val="21"/>
+                <w:szCs w:val="21"/>
+              </w:rPr>
+            </w:pPr>
+            <w:r>
+              <w:rPr>
+                <w:rFonts w:ascii="Arial" w:eastAsia="Arial" w:hAnsi="Arial" w:cs="Arial"/>
+                <w:sz w:val="18"/>
+                <w:szCs w:val="18"/>
+              </w:rPr>
+              <w:t>0.07</w:t>
+            </w:r>
+          </w:p>
+        </w:tc>
+      </w:tr>
+      <w:tr>
+        <w:tblPrEx>
+          <w:tblCellMar>
+            <w:top w:w="0" w:type="dxa"/>
+            <w:bottom w:w="0" w:type="dxa"/>
+          </w:tblCellMar>
+        </w:tblPrEx>
+        <w:tc>
+          <w:tcPr>
+            <w:tcW w:w="2360" w:type="dxa"/>
+            <w:tcBorders>
+              <w:top w:val="single" w:sz="1" w:space="0" w:color="BFBFBF"/>
+              <w:left w:val="single" w:sz="1" w:space="0" w:color="BFBFBF"/>
+              <w:bottom w:val="single" w:sz="1" w:space="0" w:color="BFBFBF"/>
+              <w:right w:val="single" w:sz="1" w:space="0" w:color="BFBFBF"/>
+            </w:tcBorders>
+            <w:tcMar>
+              <w:top w:w="60" w:type="dxa"/>
+              <w:left w:w="110" w:type="dxa"/>
+              <w:bottom w:w="60" w:type="dxa"/>
+              <w:right w:w="110" w:type="dxa"/>
+            </w:tcMar>
+            <w:vAlign w:val="center"/>
+          </w:tcPr>
+          <w:p>
+            <w:pPr>
+              <w:spacing w:before="10" w:after="10"/>
+              <w:rPr>
+                <w:rFonts w:ascii="Arial" w:eastAsia="Arial" w:hAnsi="Arial" w:cs="Arial"/>
+                <w:sz w:val="21"/>
+                <w:szCs w:val="21"/>
+              </w:rPr>
+            </w:pPr>
+            <w:r>
+              <w:rPr>
+                <w:rFonts w:ascii="Arial" w:eastAsia="Arial" w:hAnsi="Arial" w:cs="Arial"/>
+                <w:sz w:val="18"/>
+                <w:szCs w:val="18"/>
+              </w:rPr>
+              <w:t>Setup 2 — Consensus + V119-only</w:t>
+            </w:r>
+          </w:p>
+        </w:tc>
+        <w:tc>
+          <w:tcPr>
+            <w:tcW w:w="980" w:type="dxa"/>
+            <w:tcBorders>
+              <w:top w:val="single" w:sz="1" w:space="0" w:color="BFBFBF"/>
+              <w:left w:val="single" w:sz="1" w:space="0" w:color="BFBFBF"/>
+              <w:bottom w:val="single" w:sz="1" w:space="0" w:color="BFBFBF"/>
+              <w:right w:val="single" w:sz="1" w:space="0" w:color="BFBFBF"/>
+            </w:tcBorders>
+            <w:tcMar>
+              <w:top w:w="60" w:type="dxa"/>
+              <w:left w:w="110" w:type="dxa"/>
+              <w:bottom w:w="60" w:type="dxa"/>
+              <w:right w:w="110" w:type="dxa"/>
+            </w:tcMar>
+            <w:vAlign w:val="center"/>
+          </w:tcPr>
+          <w:p>
+            <w:pPr>
+              <w:spacing w:before="10" w:after="10"/>
+              <w:jc w:val="center"/>
+              <w:rPr>
+                <w:rFonts w:ascii="Arial" w:eastAsia="Arial" w:hAnsi="Arial" w:cs="Arial"/>
+                <w:sz w:val="21"/>
+                <w:szCs w:val="21"/>
+              </w:rPr>
+            </w:pPr>
+            <w:r>
+              <w:rPr>
+                <w:rFonts w:ascii="Arial" w:eastAsia="Arial" w:hAnsi="Arial" w:cs="Arial"/>
+                <w:sz w:val="18"/>
+                <w:szCs w:val="18"/>
+              </w:rPr>
+              <w:t>320</w:t>
+            </w:r>
+          </w:p>
+        </w:tc>
+        <w:tc>
+          <w:tcPr>
+            <w:tcW w:w="1060" w:type="dxa"/>
+            <w:tcBorders>
+              <w:top w:val="single" w:sz="1" w:space="0" w:color="BFBFBF"/>
+              <w:left w:val="single" w:sz="1" w:space="0" w:color="BFBFBF"/>
+              <w:bottom w:val="single" w:sz="1" w:space="0" w:color="BFBFBF"/>
+              <w:right w:val="single" w:sz="1" w:space="0" w:color="BFBFBF"/>
+            </w:tcBorders>
+            <w:tcMar>
+              <w:top w:w="60" w:type="dxa"/>
+              <w:left w:w="110" w:type="dxa"/>
+              <w:bottom w:w="60" w:type="dxa"/>
+              <w:right w:w="110" w:type="dxa"/>
+            </w:tcMar>
+            <w:vAlign w:val="center"/>
+          </w:tcPr>
+          <w:p>
+            <w:pPr>
+              <w:spacing w:before="10" w:after="10"/>
+              <w:jc w:val="center"/>
+              <w:rPr>
+                <w:rFonts w:ascii="Arial" w:eastAsia="Arial" w:hAnsi="Arial" w:cs="Arial"/>
+                <w:sz w:val="21"/>
+                <w:szCs w:val="21"/>
+              </w:rPr>
+            </w:pPr>
+            <w:r>
+              <w:rPr>
+                <w:rFonts w:ascii="Arial" w:eastAsia="Arial" w:hAnsi="Arial" w:cs="Arial"/>
+                <w:sz w:val="18"/>
+                <w:szCs w:val="18"/>
+              </w:rPr>
+              <w:t>18.1%</w:t>
+            </w:r>
+          </w:p>
+        </w:tc>
+        <w:tc>
+          <w:tcPr>
+            <w:tcW w:w="1060" w:type="dxa"/>
+            <w:tcBorders>
+              <w:top w:val="single" w:sz="1" w:space="0" w:color="BFBFBF"/>
+              <w:left w:val="single" w:sz="1" w:space="0" w:color="BFBFBF"/>
+              <w:bottom w:val="single" w:sz="1" w:space="0" w:color="BFBFBF"/>
+              <w:right w:val="single" w:sz="1" w:space="0" w:color="BFBFBF"/>
+            </w:tcBorders>
+            <w:tcMar>
+              <w:top w:w="60" w:type="dxa"/>
+              <w:left w:w="110" w:type="dxa"/>
+              <w:bottom w:w="60" w:type="dxa"/>
+              <w:right w:w="110" w:type="dxa"/>
+            </w:tcMar>
+            <w:vAlign w:val="center"/>
+          </w:tcPr>
+          <w:p>
+            <w:pPr>
+              <w:spacing w:before="10" w:after="10"/>
+              <w:jc w:val="center"/>
+              <w:rPr>
+                <w:rFonts w:ascii="Arial" w:eastAsia="Arial" w:hAnsi="Arial" w:cs="Arial"/>
+                <w:sz w:val="21"/>
+                <w:szCs w:val="21"/>
+              </w:rPr>
+            </w:pPr>
+            <w:r>
+              <w:rPr>
+                <w:rFonts w:ascii="Arial" w:eastAsia="Arial" w:hAnsi="Arial" w:cs="Arial"/>
+                <w:sz w:val="18"/>
+                <w:szCs w:val="18"/>
+              </w:rPr>
+              <w:t>58.8%</w:t>
+            </w:r>
+          </w:p>
+        </w:tc>
+        <w:tc>
+          <w:tcPr>
+            <w:tcW w:w="1100" w:type="dxa"/>
+            <w:tcBorders>
+              <w:top w:val="single" w:sz="1" w:space="0" w:color="BFBFBF"/>
+              <w:left w:val="single" w:sz="1" w:space="0" w:color="BFBFBF"/>
+              <w:bottom w:val="single" w:sz="1" w:space="0" w:color="BFBFBF"/>
+              <w:right w:val="single" w:sz="1" w:space="0" w:color="BFBFBF"/>
+            </w:tcBorders>
+            <w:tcMar>
+              <w:top w:w="60" w:type="dxa"/>
+              <w:left w:w="110" w:type="dxa"/>
+              <w:bottom w:w="60" w:type="dxa"/>
+              <w:right w:w="110" w:type="dxa"/>
+            </w:tcMar>
+            <w:vAlign w:val="center"/>
+          </w:tcPr>
+          <w:p>
+            <w:pPr>
+              <w:spacing w:before="10" w:after="10"/>
+              <w:jc w:val="center"/>
+              <w:rPr>
+                <w:rFonts w:ascii="Arial" w:eastAsia="Arial" w:hAnsi="Arial" w:cs="Arial"/>
+                <w:sz w:val="21"/>
+                <w:szCs w:val="21"/>
+              </w:rPr>
+            </w:pPr>
+            <w:r>
+              <w:rPr>
+                <w:rFonts w:ascii="Arial" w:eastAsia="Arial" w:hAnsi="Arial" w:cs="Arial"/>
+                <w:sz w:val="18"/>
+                <w:szCs w:val="18"/>
+              </w:rPr>
+              <w:t>13.3%</w:t>
+            </w:r>
+          </w:p>
+        </w:tc>
+        <w:tc>
+          <w:tcPr>
+            <w:tcW w:w="1300" w:type="dxa"/>
+            <w:tcBorders>
+              <w:top w:val="single" w:sz="1" w:space="0" w:color="BFBFBF"/>
+              <w:left w:val="single" w:sz="1" w:space="0" w:color="BFBFBF"/>
+              <w:bottom w:val="single" w:sz="1" w:space="0" w:color="BFBFBF"/>
+              <w:right w:val="single" w:sz="1" w:space="0" w:color="BFBFBF"/>
+            </w:tcBorders>
+            <w:tcMar>
+              <w:top w:w="60" w:type="dxa"/>
+              <w:left w:w="110" w:type="dxa"/>
+              <w:bottom w:w="60" w:type="dxa"/>
+              <w:right w:w="110" w:type="dxa"/>
+            </w:tcMar>
+            <w:vAlign w:val="center"/>
+          </w:tcPr>
+          <w:p>
+            <w:pPr>
+              <w:spacing w:before="10" w:after="10"/>
+              <w:jc w:val="center"/>
+              <w:rPr>
+                <w:rFonts w:ascii="Arial" w:eastAsia="Arial" w:hAnsi="Arial" w:cs="Arial"/>
+                <w:sz w:val="21"/>
+                <w:szCs w:val="21"/>
+              </w:rPr>
+            </w:pPr>
+            <w:r>
+              <w:rPr>
+                <w:rFonts w:ascii="Arial" w:eastAsia="Arial" w:hAnsi="Arial" w:cs="Arial"/>
+                <w:sz w:val="18"/>
+                <w:szCs w:val="18"/>
+              </w:rPr>
+              <w:t>42.60</w:t>
+            </w:r>
+          </w:p>
+        </w:tc>
+        <w:tc>
+          <w:tcPr>
+            <w:tcW w:w="1500" w:type="dxa"/>
+            <w:tcBorders>
+              <w:top w:val="single" w:sz="1" w:space="0" w:color="BFBFBF"/>
+              <w:left w:val="single" w:sz="1" w:space="0" w:color="BFBFBF"/>
+              <w:bottom w:val="single" w:sz="1" w:space="0" w:color="BFBFBF"/>
+              <w:right w:val="single" w:sz="1" w:space="0" w:color="BFBFBF"/>
+            </w:tcBorders>
+            <w:tcMar>
+              <w:top w:w="60" w:type="dxa"/>
+              <w:left w:w="110" w:type="dxa"/>
+              <w:bottom w:w="60" w:type="dxa"/>
+              <w:right w:w="110" w:type="dxa"/>
+            </w:tcMar>
+            <w:vAlign w:val="center"/>
+          </w:tcPr>
+          <w:p>
+            <w:pPr>
+              <w:spacing w:before="10" w:after="10"/>
+              <w:jc w:val="center"/>
+              <w:rPr>
+                <w:rFonts w:ascii="Arial" w:eastAsia="Arial" w:hAnsi="Arial" w:cs="Arial"/>
+                <w:sz w:val="21"/>
+                <w:szCs w:val="21"/>
+              </w:rPr>
+            </w:pPr>
+            <w:r>
+              <w:rPr>
+                <w:rFonts w:ascii="Arial" w:eastAsia="Arial" w:hAnsi="Arial" w:cs="Arial"/>
+                <w:sz w:val="18"/>
+                <w:szCs w:val="18"/>
+              </w:rPr>
+              <w:t>0.14</w:t>
+            </w:r>
+          </w:p>
+        </w:tc>
+      </w:tr>
+      <w:tr>
+        <w:tblPrEx>
+          <w:tblCellMar>
+            <w:top w:w="0" w:type="dxa"/>
+            <w:bottom w:w="0" w:type="dxa"/>
+          </w:tblCellMar>
+        </w:tblPrEx>
+        <w:tc>
+          <w:tcPr>
+            <w:tcW w:w="2360" w:type="dxa"/>
+            <w:tcBorders>
+              <w:top w:val="single" w:sz="1" w:space="0" w:color="BFBFBF"/>
+              <w:left w:val="single" w:sz="1" w:space="0" w:color="BFBFBF"/>
+              <w:bottom w:val="single" w:sz="1" w:space="0" w:color="BFBFBF"/>
+              <w:right w:val="single" w:sz="1" w:space="0" w:color="BFBFBF"/>
+            </w:tcBorders>
+            <w:shd w:val="clear" w:color="auto" w:fill="FBE4E4"/>
+            <w:tcMar>
+              <w:top w:w="60" w:type="dxa"/>
+              <w:left w:w="110" w:type="dxa"/>
+              <w:bottom w:w="60" w:type="dxa"/>
+              <w:right w:w="110" w:type="dxa"/>
+            </w:tcMar>
+            <w:vAlign w:val="center"/>
+          </w:tcPr>
+          <w:p>
+            <w:pPr>
+              <w:spacing w:before="10" w:after="10"/>
+              <w:rPr>
+                <w:rFonts w:ascii="Arial" w:eastAsia="Arial" w:hAnsi="Arial" w:cs="Arial"/>
+                <w:sz w:val="21"/>
+                <w:szCs w:val="21"/>
+              </w:rPr>
+            </w:pPr>
+            <w:r>
+              <w:rPr>
+                <w:rFonts w:ascii="Arial" w:eastAsia="Arial" w:hAnsi="Arial" w:cs="Arial"/>
+                <w:sz w:val="18"/>
+                <w:szCs w:val="18"/>
+              </w:rPr>
+              <w:t>Setup 3 — Consensus + V123-only</w:t>
+            </w:r>
+          </w:p>
+        </w:tc>
+        <w:tc>
+          <w:tcPr>
+            <w:tcW w:w="980" w:type="dxa"/>
+            <w:tcBorders>
+              <w:top w:val="single" w:sz="1" w:space="0" w:color="BFBFBF"/>
+              <w:left w:val="single" w:sz="1" w:space="0" w:color="BFBFBF"/>
+              <w:bottom w:val="single" w:sz="1" w:space="0" w:color="BFBFBF"/>
+              <w:right w:val="single" w:sz="1" w:space="0" w:color="BFBFBF"/>
+            </w:tcBorders>
+            <w:shd w:val="clear" w:color="auto" w:fill="FBE4E4"/>
+            <w:tcMar>
+              <w:top w:w="60" w:type="dxa"/>
+              <w:left w:w="110" w:type="dxa"/>
+              <w:bottom w:w="60" w:type="dxa"/>
+              <w:right w:w="110" w:type="dxa"/>
+            </w:tcMar>
+            <w:vAlign w:val="center"/>
+          </w:tcPr>
+          <w:p>
+            <w:pPr>
+              <w:spacing w:before="10" w:after="10"/>
+              <w:jc w:val="center"/>
+              <w:rPr>
+                <w:rFonts w:ascii="Arial" w:eastAsia="Arial" w:hAnsi="Arial" w:cs="Arial"/>
+                <w:sz w:val="21"/>
+                <w:szCs w:val="21"/>
+              </w:rPr>
+            </w:pPr>
+            <w:r>
+              <w:rPr>
+                <w:rFonts w:ascii="Arial" w:eastAsia="Arial" w:hAnsi="Arial" w:cs="Arial"/>
+                <w:sz w:val="18"/>
+                <w:szCs w:val="18"/>
+              </w:rPr>
+              <w:t>444</w:t>
+            </w:r>
+          </w:p>
+        </w:tc>
+        <w:tc>
+          <w:tcPr>
+            <w:tcW w:w="1060" w:type="dxa"/>
+            <w:tcBorders>
+              <w:top w:val="single" w:sz="1" w:space="0" w:color="BFBFBF"/>
+              <w:left w:val="single" w:sz="1" w:space="0" w:color="BFBFBF"/>
+              <w:bottom w:val="single" w:sz="1" w:space="0" w:color="BFBFBF"/>
+              <w:right w:val="single" w:sz="1" w:space="0" w:color="BFBFBF"/>
+            </w:tcBorders>
+            <w:shd w:val="clear" w:color="auto" w:fill="FBE4E4"/>
+            <w:tcMar>
+              <w:top w:w="60" w:type="dxa"/>
+              <w:left w:w="110" w:type="dxa"/>
+              <w:bottom w:w="60" w:type="dxa"/>
+              <w:right w:w="110" w:type="dxa"/>
+            </w:tcMar>
+            <w:vAlign w:val="center"/>
+          </w:tcPr>
+          <w:p>
+            <w:pPr>
+              <w:spacing w:before="10" w:after="10"/>
+              <w:jc w:val="center"/>
+              <w:rPr>
+                <w:rFonts w:ascii="Arial" w:eastAsia="Arial" w:hAnsi="Arial" w:cs="Arial"/>
+                <w:sz w:val="21"/>
+                <w:szCs w:val="21"/>
+              </w:rPr>
+            </w:pPr>
+            <w:r>
+              <w:rPr>
+                <w:rFonts w:ascii="Arial" w:eastAsia="Arial" w:hAnsi="Arial" w:cs="Arial"/>
+                <w:sz w:val="18"/>
+                <w:szCs w:val="18"/>
+              </w:rPr>
+              <w:t>25.1%</w:t>
+            </w:r>
+          </w:p>
+        </w:tc>
+        <w:tc>
+          <w:tcPr>
+            <w:tcW w:w="1060" w:type="dxa"/>
+            <w:tcBorders>
+              <w:top w:val="single" w:sz="1" w:space="0" w:color="BFBFBF"/>
+              <w:left w:val="single" w:sz="1" w:space="0" w:color="BFBFBF"/>
+              <w:bottom w:val="single" w:sz="1" w:space="0" w:color="BFBFBF"/>
+              <w:right w:val="single" w:sz="1" w:space="0" w:color="BFBFBF"/>
+            </w:tcBorders>
+            <w:shd w:val="clear" w:color="auto" w:fill="FBE4E4"/>
+            <w:tcMar>
+              <w:top w:w="60" w:type="dxa"/>
+              <w:left w:w="110" w:type="dxa"/>
+              <w:bottom w:w="60" w:type="dxa"/>
+              <w:right w:w="110" w:type="dxa"/>
+            </w:tcMar>
+            <w:vAlign w:val="center"/>
+          </w:tcPr>
+          <w:p>
+            <w:pPr>
+              <w:spacing w:before="10" w:after="10"/>
+              <w:jc w:val="center"/>
+              <w:rPr>
+                <w:rFonts w:ascii="Arial" w:eastAsia="Arial" w:hAnsi="Arial" w:cs="Arial"/>
+                <w:sz w:val="21"/>
+                <w:szCs w:val="21"/>
+              </w:rPr>
+            </w:pPr>
+            <w:r>
+              <w:rPr>
+                <w:rFonts w:ascii="Arial" w:eastAsia="Arial" w:hAnsi="Arial" w:cs="Arial"/>
+                <w:sz w:val="18"/>
+                <w:szCs w:val="18"/>
+              </w:rPr>
+              <w:t>53.2%</w:t>
+            </w:r>
+          </w:p>
+        </w:tc>
+        <w:tc>
+          <w:tcPr>
+            <w:tcW w:w="1100" w:type="dxa"/>
+            <w:tcBorders>
+              <w:top w:val="single" w:sz="1" w:space="0" w:color="BFBFBF"/>
+              <w:left w:val="single" w:sz="1" w:space="0" w:color="BFBFBF"/>
+              <w:bottom w:val="single" w:sz="1" w:space="0" w:color="BFBFBF"/>
+              <w:right w:val="single" w:sz="1" w:space="0" w:color="BFBFBF"/>
+            </w:tcBorders>
+            <w:shd w:val="clear" w:color="auto" w:fill="FBE4E4"/>
+            <w:tcMar>
+              <w:top w:w="60" w:type="dxa"/>
+              <w:left w:w="110" w:type="dxa"/>
+              <w:bottom w:w="60" w:type="dxa"/>
+              <w:right w:w="110" w:type="dxa"/>
+            </w:tcMar>
+            <w:vAlign w:val="center"/>
+          </w:tcPr>
+          <w:p>
+            <w:pPr>
+              <w:spacing w:before="10" w:after="10"/>
+              <w:jc w:val="center"/>
+              <w:rPr>
+                <w:rFonts w:ascii="Arial" w:eastAsia="Arial" w:hAnsi="Arial" w:cs="Arial"/>
+                <w:sz w:val="21"/>
+                <w:szCs w:val="21"/>
+              </w:rPr>
+            </w:pPr>
+            <w:r>
+              <w:rPr>
+                <w:rFonts w:ascii="Arial" w:eastAsia="Arial" w:hAnsi="Arial" w:cs="Arial"/>
+                <w:sz w:val="18"/>
+                <w:szCs w:val="18"/>
+              </w:rPr>
+              <w:t>7.4%</w:t>
+            </w:r>
+          </w:p>
+        </w:tc>
+        <w:tc>
+          <w:tcPr>
+            <w:tcW w:w="1300" w:type="dxa"/>
+            <w:tcBorders>
+              <w:top w:val="single" w:sz="1" w:space="0" w:color="BFBFBF"/>
+              <w:left w:val="single" w:sz="1" w:space="0" w:color="BFBFBF"/>
+              <w:bottom w:val="single" w:sz="1" w:space="0" w:color="BFBFBF"/>
+              <w:right w:val="single" w:sz="1" w:space="0" w:color="BFBFBF"/>
+            </w:tcBorders>
+            <w:shd w:val="clear" w:color="auto" w:fill="FBE4E4"/>
+            <w:tcMar>
+              <w:top w:w="60" w:type="dxa"/>
+              <w:left w:w="110" w:type="dxa"/>
+              <w:bottom w:w="60" w:type="dxa"/>
+              <w:right w:w="110" w:type="dxa"/>
+            </w:tcMar>
+            <w:vAlign w:val="center"/>
+          </w:tcPr>
+          <w:p>
+            <w:pPr>
+              <w:spacing w:before="10" w:after="10"/>
+              <w:jc w:val="center"/>
+              <w:rPr>
+                <w:rFonts w:ascii="Arial" w:eastAsia="Arial" w:hAnsi="Arial" w:cs="Arial"/>
+                <w:sz w:val="21"/>
+                <w:szCs w:val="21"/>
+              </w:rPr>
+            </w:pPr>
+            <w:r>
+              <w:rPr>
+                <w:rFonts w:ascii="Arial" w:eastAsia="Arial" w:hAnsi="Arial" w:cs="Arial"/>
+                <w:sz w:val="18"/>
+                <w:szCs w:val="18"/>
+              </w:rPr>
+              <w:t>33.00</w:t>
+            </w:r>
+          </w:p>
+        </w:tc>
+        <w:tc>
+          <w:tcPr>
+            <w:tcW w:w="1500" w:type="dxa"/>
+            <w:tcBorders>
+              <w:top w:val="single" w:sz="1" w:space="0" w:color="BFBFBF"/>
+              <w:left w:val="single" w:sz="1" w:space="0" w:color="BFBFBF"/>
+              <w:bottom w:val="single" w:sz="1" w:space="0" w:color="BFBFBF"/>
+              <w:right w:val="single" w:sz="1" w:space="0" w:color="BFBFBF"/>
+            </w:tcBorders>
+            <w:shd w:val="clear" w:color="auto" w:fill="FBE4E4"/>
+            <w:tcMar>
+              <w:top w:w="60" w:type="dxa"/>
+              <w:left w:w="110" w:type="dxa"/>
+              <w:bottom w:w="60" w:type="dxa"/>
+              <w:right w:w="110" w:type="dxa"/>
+            </w:tcMar>
+            <w:vAlign w:val="center"/>
+          </w:tcPr>
+          <w:p>
+            <w:pPr>
+              <w:spacing w:before="10" w:after="10"/>
+              <w:jc w:val="center"/>
+              <w:rPr>
+                <w:rFonts w:ascii="Arial" w:eastAsia="Arial" w:hAnsi="Arial" w:cs="Arial"/>
+                <w:sz w:val="21"/>
+                <w:szCs w:val="21"/>
+              </w:rPr>
+            </w:pPr>
+            <w:r>
+              <w:rPr>
+                <w:rFonts w:ascii="Arial" w:eastAsia="Arial" w:hAnsi="Arial" w:cs="Arial"/>
+                <w:sz w:val="18"/>
+                <w:szCs w:val="18"/>
+              </w:rPr>
+              <w:t>0.07</w:t>
+            </w:r>
+          </w:p>
+        </w:tc>
+      </w:tr>
+      <w:tr>
+        <w:tblPrEx>
+          <w:tblCellMar>
+            <w:top w:w="0" w:type="dxa"/>
+            <w:bottom w:w="0" w:type="dxa"/>
+          </w:tblCellMar>
+        </w:tblPrEx>
+        <w:tc>
+          <w:tcPr>
+            <w:tcW w:w="2360" w:type="dxa"/>
+            <w:tcBorders>
+              <w:top w:val="single" w:sz="1" w:space="0" w:color="BFBFBF"/>
+              <w:left w:val="single" w:sz="1" w:space="0" w:color="BFBFBF"/>
+              <w:bottom w:val="single" w:sz="1" w:space="0" w:color="BFBFBF"/>
+              <w:right w:val="single" w:sz="1" w:space="0" w:color="BFBFBF"/>
+            </w:tcBorders>
+            <w:shd w:val="clear" w:color="auto" w:fill="FCE8B2"/>
+            <w:tcMar>
+              <w:top w:w="60" w:type="dxa"/>
+              <w:left w:w="110" w:type="dxa"/>
+              <w:bottom w:w="60" w:type="dxa"/>
+              <w:right w:w="110" w:type="dxa"/>
+            </w:tcMar>
+            <w:vAlign w:val="center"/>
+          </w:tcPr>
+          <w:p>
+            <w:pPr>
+              <w:spacing w:before="10" w:after="10"/>
+              <w:rPr>
+                <w:rFonts w:ascii="Arial" w:eastAsia="Arial" w:hAnsi="Arial" w:cs="Arial"/>
+                <w:sz w:val="21"/>
+                <w:szCs w:val="21"/>
+              </w:rPr>
+            </w:pPr>
+            <w:r>
+              <w:rPr>
+                <w:rFonts w:ascii="Arial" w:eastAsia="Arial" w:hAnsi="Arial" w:cs="Arial"/>
+                <w:b/>
+                <w:bCs/>
+                <w:sz w:val="18"/>
+                <w:szCs w:val="18"/>
+              </w:rPr>
+              <w:t>Setup 4 — Consensus only</w:t>
+            </w:r>
+          </w:p>
+        </w:tc>
+        <w:tc>
+          <w:tcPr>
+            <w:tcW w:w="980" w:type="dxa"/>
+            <w:tcBorders>
+              <w:top w:val="single" w:sz="1" w:space="0" w:color="BFBFBF"/>
+              <w:left w:val="single" w:sz="1" w:space="0" w:color="BFBFBF"/>
+              <w:bottom w:val="single" w:sz="1" w:space="0" w:color="BFBFBF"/>
+              <w:right w:val="single" w:sz="1" w:space="0" w:color="BFBFBF"/>
+            </w:tcBorders>
+            <w:shd w:val="clear" w:color="auto" w:fill="FCE8B2"/>
+            <w:tcMar>
+              <w:top w:w="60" w:type="dxa"/>
+              <w:left w:w="110" w:type="dxa"/>
+              <w:bottom w:w="60" w:type="dxa"/>
+              <w:right w:w="110" w:type="dxa"/>
+            </w:tcMar>
+            <w:vAlign w:val="center"/>
+          </w:tcPr>
+          <w:p>
+            <w:pPr>
+              <w:spacing w:before="10" w:after="10"/>
+              <w:jc w:val="center"/>
+              <w:rPr>
+                <w:rFonts w:ascii="Arial" w:eastAsia="Arial" w:hAnsi="Arial" w:cs="Arial"/>
+                <w:sz w:val="21"/>
+                <w:szCs w:val="21"/>
+              </w:rPr>
+            </w:pPr>
+            <w:r>
+              <w:rPr>
+                <w:rFonts w:ascii="Arial" w:eastAsia="Arial" w:hAnsi="Arial" w:cs="Arial"/>
+                <w:b/>
+                <w:bCs/>
+                <w:sz w:val="18"/>
+                <w:szCs w:val="18"/>
+              </w:rPr>
+              <w:t>192</w:t>
+            </w:r>
+          </w:p>
+        </w:tc>
+        <w:tc>
+          <w:tcPr>
+            <w:tcW w:w="1060" w:type="dxa"/>
+            <w:tcBorders>
+              <w:top w:val="single" w:sz="1" w:space="0" w:color="BFBFBF"/>
+              <w:left w:val="single" w:sz="1" w:space="0" w:color="BFBFBF"/>
+              <w:bottom w:val="single" w:sz="1" w:space="0" w:color="BFBFBF"/>
+              <w:right w:val="single" w:sz="1" w:space="0" w:color="BFBFBF"/>
+            </w:tcBorders>
+            <w:shd w:val="clear" w:color="auto" w:fill="FCE8B2"/>
+            <w:tcMar>
+              <w:top w:w="60" w:type="dxa"/>
+              <w:left w:w="110" w:type="dxa"/>
+              <w:bottom w:w="60" w:type="dxa"/>
+              <w:right w:w="110" w:type="dxa"/>
+            </w:tcMar>
+            <w:vAlign w:val="center"/>
+          </w:tcPr>
+          <w:p>
+            <w:pPr>
+              <w:spacing w:before="10" w:after="10"/>
+              <w:jc w:val="center"/>
+              <w:rPr>
+                <w:rFonts w:ascii="Arial" w:eastAsia="Arial" w:hAnsi="Arial" w:cs="Arial"/>
+                <w:sz w:val="21"/>
+                <w:szCs w:val="21"/>
+              </w:rPr>
+            </w:pPr>
+            <w:r>
+              <w:rPr>
+                <w:rFonts w:ascii="Arial" w:eastAsia="Arial" w:hAnsi="Arial" w:cs="Arial"/>
+                <w:b/>
+                <w:bCs/>
+                <w:sz w:val="18"/>
+                <w:szCs w:val="18"/>
+              </w:rPr>
+              <w:t>10.8%</w:t>
+            </w:r>
+          </w:p>
+        </w:tc>
+        <w:tc>
+          <w:tcPr>
+            <w:tcW w:w="1060" w:type="dxa"/>
+            <w:tcBorders>
+              <w:top w:val="single" w:sz="1" w:space="0" w:color="BFBFBF"/>
+              <w:left w:val="single" w:sz="1" w:space="0" w:color="BFBFBF"/>
+              <w:bottom w:val="single" w:sz="1" w:space="0" w:color="BFBFBF"/>
+              <w:right w:val="single" w:sz="1" w:space="0" w:color="BFBFBF"/>
+            </w:tcBorders>
+            <w:shd w:val="clear" w:color="auto" w:fill="FCE8B2"/>
+            <w:tcMar>
+              <w:top w:w="60" w:type="dxa"/>
+              <w:left w:w="110" w:type="dxa"/>
+              <w:bottom w:w="60" w:type="dxa"/>
+              <w:right w:w="110" w:type="dxa"/>
+            </w:tcMar>
+            <w:vAlign w:val="center"/>
+          </w:tcPr>
+          <w:p>
+            <w:pPr>
+              <w:spacing w:before="10" w:after="10"/>
+              <w:jc w:val="center"/>
+              <w:rPr>
+                <w:rFonts w:ascii="Arial" w:eastAsia="Arial" w:hAnsi="Arial" w:cs="Arial"/>
+                <w:sz w:val="21"/>
+                <w:szCs w:val="21"/>
+              </w:rPr>
+            </w:pPr>
+            <w:r>
+              <w:rPr>
+                <w:rFonts w:ascii="Arial" w:eastAsia="Arial" w:hAnsi="Arial" w:cs="Arial"/>
+                <w:b/>
+                <w:bCs/>
+                <w:sz w:val="18"/>
+                <w:szCs w:val="18"/>
+              </w:rPr>
+              <w:t>60.4%</w:t>
+            </w:r>
+          </w:p>
+        </w:tc>
+        <w:tc>
+          <w:tcPr>
+            <w:tcW w:w="1100" w:type="dxa"/>
+            <w:tcBorders>
+              <w:top w:val="single" w:sz="1" w:space="0" w:color="BFBFBF"/>
+              <w:left w:val="single" w:sz="1" w:space="0" w:color="BFBFBF"/>
+              <w:bottom w:val="single" w:sz="1" w:space="0" w:color="BFBFBF"/>
+              <w:right w:val="single" w:sz="1" w:space="0" w:color="BFBFBF"/>
+            </w:tcBorders>
+            <w:shd w:val="clear" w:color="auto" w:fill="FCE8B2"/>
+            <w:tcMar>
+              <w:top w:w="60" w:type="dxa"/>
+              <w:left w:w="110" w:type="dxa"/>
+              <w:bottom w:w="60" w:type="dxa"/>
+              <w:right w:w="110" w:type="dxa"/>
+            </w:tcMar>
+            <w:vAlign w:val="center"/>
+          </w:tcPr>
+          <w:p>
+            <w:pPr>
+              <w:spacing w:before="10" w:after="10"/>
+              <w:jc w:val="center"/>
+              <w:rPr>
+                <w:rFonts w:ascii="Arial" w:eastAsia="Arial" w:hAnsi="Arial" w:cs="Arial"/>
+                <w:sz w:val="21"/>
+                <w:szCs w:val="21"/>
+              </w:rPr>
+            </w:pPr>
+            <w:r>
+              <w:rPr>
+                <w:rFonts w:ascii="Arial" w:eastAsia="Arial" w:hAnsi="Arial" w:cs="Arial"/>
+                <w:b/>
+                <w:bCs/>
+                <w:sz w:val="18"/>
+                <w:szCs w:val="18"/>
+              </w:rPr>
+              <w:t>19.3%</w:t>
+            </w:r>
+          </w:p>
+        </w:tc>
+        <w:tc>
+          <w:tcPr>
+            <w:tcW w:w="1300" w:type="dxa"/>
+            <w:tcBorders>
+              <w:top w:val="single" w:sz="1" w:space="0" w:color="BFBFBF"/>
+              <w:left w:val="single" w:sz="1" w:space="0" w:color="BFBFBF"/>
+              <w:bottom w:val="single" w:sz="1" w:space="0" w:color="BFBFBF"/>
+              <w:right w:val="single" w:sz="1" w:space="0" w:color="BFBFBF"/>
+            </w:tcBorders>
+            <w:shd w:val="clear" w:color="auto" w:fill="FCE8B2"/>
+            <w:tcMar>
+              <w:top w:w="60" w:type="dxa"/>
+              <w:left w:w="110" w:type="dxa"/>
+              <w:bottom w:w="60" w:type="dxa"/>
+              <w:right w:w="110" w:type="dxa"/>
+            </w:tcMar>
+            <w:vAlign w:val="center"/>
+          </w:tcPr>
+          <w:p>
+            <w:pPr>
+              <w:spacing w:before="10" w:after="10"/>
+              <w:jc w:val="center"/>
+              <w:rPr>
+                <w:rFonts w:ascii="Arial" w:eastAsia="Arial" w:hAnsi="Arial" w:cs="Arial"/>
+                <w:sz w:val="21"/>
+                <w:szCs w:val="21"/>
+              </w:rPr>
+            </w:pPr>
+            <w:r>
+              <w:rPr>
+                <w:rFonts w:ascii="Arial" w:eastAsia="Arial" w:hAnsi="Arial" w:cs="Arial"/>
+                <w:b/>
+                <w:bCs/>
+                <w:sz w:val="18"/>
+                <w:szCs w:val="18"/>
+              </w:rPr>
+              <w:t>37.11</w:t>
+            </w:r>
+          </w:p>
+        </w:tc>
+        <w:tc>
+          <w:tcPr>
+            <w:tcW w:w="1500" w:type="dxa"/>
+            <w:tcBorders>
+              <w:top w:val="single" w:sz="1" w:space="0" w:color="BFBFBF"/>
+              <w:left w:val="single" w:sz="1" w:space="0" w:color="BFBFBF"/>
+              <w:bottom w:val="single" w:sz="1" w:space="0" w:color="BFBFBF"/>
+              <w:right w:val="single" w:sz="1" w:space="0" w:color="BFBFBF"/>
+            </w:tcBorders>
+            <w:shd w:val="clear" w:color="auto" w:fill="FCE8B2"/>
+            <w:tcMar>
+              <w:top w:w="60" w:type="dxa"/>
+              <w:left w:w="110" w:type="dxa"/>
+              <w:bottom w:w="60" w:type="dxa"/>
+              <w:right w:w="110" w:type="dxa"/>
+            </w:tcMar>
+            <w:vAlign w:val="center"/>
+          </w:tcPr>
+          <w:p>
+            <w:pPr>
+              <w:spacing w:before="10" w:after="10"/>
+              <w:jc w:val="center"/>
+              <w:rPr>
+                <w:rFonts w:ascii="Arial" w:eastAsia="Arial" w:hAnsi="Arial" w:cs="Arial"/>
+                <w:sz w:val="21"/>
+                <w:szCs w:val="21"/>
+              </w:rPr>
+            </w:pPr>
+            <w:r>
+              <w:rPr>
+                <w:rFonts w:ascii="Arial" w:eastAsia="Arial" w:hAnsi="Arial" w:cs="Arial"/>
+                <w:b/>
+                <w:bCs/>
+                <w:sz w:val="18"/>
+                <w:szCs w:val="18"/>
+              </w:rPr>
+              <w:t>0.20</w:t>
+            </w:r>
+          </w:p>
+        </w:tc>
+      </w:tr>
+    </w:tbl>
+    <w:p>
+      <w:pPr>
+        <w:spacing w:before="100" w:after="120" w:line="276" w:lineRule="auto"/>
+        <w:rPr>
+          <w:rFonts w:ascii="Arial" w:eastAsia="Arial" w:hAnsi="Arial" w:cs="Arial"/>
+          <w:sz w:val="21"/>
+          <w:szCs w:val="21"/>
+        </w:rPr>
+      </w:pPr>
+      <w:r>
+        <w:rPr>
+          <w:rFonts w:ascii="Arial" w:eastAsia="Arial" w:hAnsi="Arial" w:cs="Arial"/>
+          <w:b/>
+          <w:bCs/>
+          <w:sz w:val="21"/>
+          <w:szCs w:val="21"/>
+        </w:rPr>
+        <w:t xml:space="preserve">Read: </w:t>
+      </w:r>
+      <w:r>
+        <w:rPr>
+          <w:rFonts w:ascii="Arial" w:eastAsia="Arial" w:hAnsi="Arial" w:cs="Arial"/>
+          <w:sz w:val="21"/>
+          <w:szCs w:val="21"/>
+        </w:rPr>
+        <w:t xml:space="preserve">playing </w:t>
+      </w:r>
+      <w:r>
+        <w:rPr>
+          <w:rFonts w:ascii="Arial" w:eastAsia="Arial" w:hAnsi="Arial" w:cs="Arial"/>
+          <w:i/>
+          <w:iCs/>
+          <w:sz w:val="21"/>
+          <w:szCs w:val="21"/>
+        </w:rPr>
+        <w:t>everything</w:t>
+      </w:r>
+      <w:r>
+        <w:rPr>
+          <w:rFonts w:ascii="Arial" w:eastAsia="Arial" w:hAnsi="Arial" w:cs="Arial"/>
+          <w:sz w:val="21"/>
+          <w:szCs w:val="21"/>
+        </w:rPr>
+        <w:t xml:space="preserve"> (Setup 1, union) is the </w:t>
+      </w:r>
+      <w:r>
+        <w:rPr>
+          <w:rFonts w:ascii="Arial" w:eastAsia="Arial" w:hAnsi="Arial" w:cs="Arial"/>
+          <w:b/>
+          <w:bCs/>
+          <w:sz w:val="21"/>
+          <w:szCs w:val="21"/>
+        </w:rPr>
+        <w:t>worst</w:t>
+      </w:r>
+      <w:r>
+        <w:rPr>
+          <w:rFonts w:ascii="Arial" w:eastAsia="Arial" w:hAnsi="Arial" w:cs="Arial"/>
+          <w:sz w:val="21"/>
+          <w:szCs w:val="21"/>
+        </w:rPr>
+        <w:t xml:space="preserve"> outcome (6.7%). Selectivity, not volume, is the edge — and the most selective strategy (consensus only) is the best.</w:t>
+      </w:r>
+    </w:p>
+    <w:p>
+      <w:pPr>
+        <w:spacing w:before="240" w:after="120"/>
+        <w:outlineLvl w:val="0"/>
+        <w:rPr>
+          <w:rFonts w:ascii="Arial" w:eastAsia="Arial" w:hAnsi="Arial" w:cs="Arial"/>
+          <w:b/>
+          <w:bCs/>
+          <w:color w:val="1F3864"/>
+          <w:sz w:val="28"/>
+          <w:szCs w:val="28"/>
+        </w:rPr>
+      </w:pPr>
+      <w:r>
+        <w:rPr>
+          <w:rFonts w:ascii="Arial" w:eastAsia="Arial" w:hAnsi="Arial" w:cs="Arial"/>
+          <w:b/>
+          <w:bCs/>
+          <w:color w:val="1F3864"/>
+          <w:sz w:val="28"/>
+          <w:szCs w:val="28"/>
+        </w:rPr>
+        <w:t>3.  Integration strategies — 2026 only (deployment regime)</w:t>
+      </w:r>
+    </w:p>
+    <w:p>
+      <w:pPr>
+        <w:spacing w:before="40" w:after="120" w:line="276" w:lineRule="auto"/>
+        <w:rPr>
+          <w:rFonts w:ascii="Arial" w:eastAsia="Arial" w:hAnsi="Arial" w:cs="Arial"/>
+          <w:sz w:val="21"/>
+          <w:szCs w:val="21"/>
+        </w:rPr>
+      </w:pPr>
+      <w:r>
+        <w:rPr>
+          <w:rFonts w:ascii="Arial" w:eastAsia="Arial" w:hAnsi="Arial" w:cs="Arial"/>
+          <w:sz w:val="21"/>
+          <w:szCs w:val="21"/>
+        </w:rPr>
+        <w:t>June 2026 destroyed the live (old) program on both sides. The same period is the fairest test of the new system, because it is the regime we are about to deploy into.</w:t>
+      </w:r>
+    </w:p>
+    <w:tbl>
+      <w:tblPr>
+        <w:tblW w:w="9360" w:type="dxa"/>
+        <w:tblBorders>
+          <w:top w:val="single" w:sz="4" w:space="0" w:color="auto"/>
+          <w:left w:val="single" w:sz="4" w:space="0" w:color="auto"/>
+          <w:bottom w:val="single" w:sz="4" w:space="0" w:color="auto"/>
+          <w:right w:val="single" w:sz="4" w:space="0" w:color="auto"/>
+          <w:insideH w:val="single" w:sz="4" w:space="0" w:color="auto"/>
+          <w:insideV w:val="single" w:sz="4" w:space="0" w:color="auto"/>
+        </w:tblBorders>
+        <w:tblCellMar>
+          <w:left w:w="10" w:type="dxa"/>
+          <w:right w:w="10" w:type="dxa"/>
+        </w:tblCellMar>
+        <w:tblLook w:val="0000" w:firstRow="0" w:lastRow="0" w:firstColumn="0" w:lastColumn="0" w:noHBand="0" w:noVBand="0"/>
+      </w:tblPr>
+      <w:tblGrid>
+        <w:gridCol w:w="3060"/>
+        <w:gridCol w:w="1100"/>
+        <w:gridCol w:w="1300"/>
+        <w:gridCol w:w="1300"/>
+        <w:gridCol w:w="1300"/>
+        <w:gridCol w:w="1300"/>
+      </w:tblGrid>
+      <w:tr>
+        <w:tblPrEx>
+          <w:tblCellMar>
+            <w:top w:w="0" w:type="dxa"/>
+            <w:bottom w:w="0" w:type="dxa"/>
+          </w:tblCellMar>
+        </w:tblPrEx>
+        <w:trPr>
+          <w:tblHeader/>
+        </w:trPr>
+        <w:tc>
+          <w:tcPr>
+            <w:tcW w:w="3060" w:type="dxa"/>
+            <w:tcBorders>
+              <w:top w:val="single" w:sz="1" w:space="0" w:color="BFBFBF"/>
+              <w:left w:val="single" w:sz="1" w:space="0" w:color="BFBFBF"/>
+              <w:bottom w:val="single" w:sz="1" w:space="0" w:color="BFBFBF"/>
+              <w:right w:val="single" w:sz="1" w:space="0" w:color="BFBFBF"/>
+            </w:tcBorders>
+            <w:shd w:val="clear" w:color="auto" w:fill="1F3864"/>
+            <w:tcMar>
+              <w:top w:w="60" w:type="dxa"/>
+              <w:left w:w="110" w:type="dxa"/>
+              <w:bottom w:w="60" w:type="dxa"/>
+              <w:right w:w="110" w:type="dxa"/>
+            </w:tcMar>
+            <w:vAlign w:val="center"/>
+          </w:tcPr>
+          <w:p>
+            <w:pPr>
+              <w:spacing w:before="10" w:after="10"/>
+              <w:jc w:val="center"/>
+              <w:rPr>
+                <w:rFonts w:ascii="Arial" w:eastAsia="Arial" w:hAnsi="Arial" w:cs="Arial"/>
+                <w:sz w:val="21"/>
+                <w:szCs w:val="21"/>
+              </w:rPr>
+            </w:pPr>
+            <w:r>
+              <w:rPr>
+                <w:rFonts w:ascii="Arial" w:eastAsia="Arial" w:hAnsi="Arial" w:cs="Arial"/>
+                <w:b/>
+                <w:bCs/>
+                <w:color w:val="FFFFFF"/>
+                <w:sz w:val="18"/>
+                <w:szCs w:val="18"/>
+              </w:rPr>
+              <w:t>Strategy (2026 only)</w:t>
+            </w:r>
+          </w:p>
+        </w:tc>
+        <w:tc>
+          <w:tcPr>
+            <w:tcW w:w="1100" w:type="dxa"/>
+            <w:tcBorders>
+              <w:top w:val="single" w:sz="1" w:space="0" w:color="BFBFBF"/>
+              <w:left w:val="single" w:sz="1" w:space="0" w:color="BFBFBF"/>
+              <w:bottom w:val="single" w:sz="1" w:space="0" w:color="BFBFBF"/>
+              <w:right w:val="single" w:sz="1" w:space="0" w:color="BFBFBF"/>
+            </w:tcBorders>
+            <w:shd w:val="clear" w:color="auto" w:fill="1F3864"/>
+            <w:tcMar>
+              <w:top w:w="60" w:type="dxa"/>
+              <w:left w:w="110" w:type="dxa"/>
+              <w:bottom w:w="60" w:type="dxa"/>
+              <w:right w:w="110" w:type="dxa"/>
+            </w:tcMar>
+            <w:vAlign w:val="center"/>
+          </w:tcPr>
+          <w:p>
+            <w:pPr>
+              <w:spacing w:before="10" w:after="10"/>
+              <w:jc w:val="center"/>
+              <w:rPr>
+                <w:rFonts w:ascii="Arial" w:eastAsia="Arial" w:hAnsi="Arial" w:cs="Arial"/>
+                <w:sz w:val="21"/>
+                <w:szCs w:val="21"/>
+              </w:rPr>
+            </w:pPr>
+            <w:r>
+              <w:rPr>
+                <w:rFonts w:ascii="Arial" w:eastAsia="Arial" w:hAnsi="Arial" w:cs="Arial"/>
+                <w:b/>
+                <w:bCs/>
+                <w:color w:val="FFFFFF"/>
+                <w:sz w:val="18"/>
+                <w:szCs w:val="18"/>
+              </w:rPr>
+              <w:t>Plays</w:t>
+            </w:r>
+          </w:p>
+        </w:tc>
+        <w:tc>
+          <w:tcPr>
+            <w:tcW w:w="1300" w:type="dxa"/>
+            <w:tcBorders>
+              <w:top w:val="single" w:sz="1" w:space="0" w:color="BFBFBF"/>
+              <w:left w:val="single" w:sz="1" w:space="0" w:color="BFBFBF"/>
+              <w:bottom w:val="single" w:sz="1" w:space="0" w:color="BFBFBF"/>
+              <w:right w:val="single" w:sz="1" w:space="0" w:color="BFBFBF"/>
+            </w:tcBorders>
+            <w:shd w:val="clear" w:color="auto" w:fill="1F3864"/>
+            <w:tcMar>
+              <w:top w:w="60" w:type="dxa"/>
+              <w:left w:w="110" w:type="dxa"/>
+              <w:bottom w:w="60" w:type="dxa"/>
+              <w:right w:w="110" w:type="dxa"/>
+            </w:tcMar>
+            <w:vAlign w:val="center"/>
+          </w:tcPr>
+          <w:p>
+            <w:pPr>
+              <w:spacing w:before="10" w:after="10"/>
+              <w:jc w:val="center"/>
+              <w:rPr>
+                <w:rFonts w:ascii="Arial" w:eastAsia="Arial" w:hAnsi="Arial" w:cs="Arial"/>
+                <w:sz w:val="21"/>
+                <w:szCs w:val="21"/>
+              </w:rPr>
+            </w:pPr>
+            <w:r>
+              <w:rPr>
+                <w:rFonts w:ascii="Arial" w:eastAsia="Arial" w:hAnsi="Arial" w:cs="Arial"/>
+                <w:b/>
+                <w:bCs/>
+                <w:color w:val="FFFFFF"/>
+                <w:sz w:val="18"/>
+                <w:szCs w:val="18"/>
+              </w:rPr>
+              <w:t>% season</w:t>
+            </w:r>
+          </w:p>
+        </w:tc>
+        <w:tc>
+          <w:tcPr>
+            <w:tcW w:w="1300" w:type="dxa"/>
+            <w:tcBorders>
+              <w:top w:val="single" w:sz="1" w:space="0" w:color="BFBFBF"/>
+              <w:left w:val="single" w:sz="1" w:space="0" w:color="BFBFBF"/>
+              <w:bottom w:val="single" w:sz="1" w:space="0" w:color="BFBFBF"/>
+              <w:right w:val="single" w:sz="1" w:space="0" w:color="BFBFBF"/>
+            </w:tcBorders>
+            <w:shd w:val="clear" w:color="auto" w:fill="1F3864"/>
+            <w:tcMar>
+              <w:top w:w="60" w:type="dxa"/>
+              <w:left w:w="110" w:type="dxa"/>
+              <w:bottom w:w="60" w:type="dxa"/>
+              <w:right w:w="110" w:type="dxa"/>
+            </w:tcMar>
+            <w:vAlign w:val="center"/>
+          </w:tcPr>
+          <w:p>
+            <w:pPr>
+              <w:spacing w:before="10" w:after="10"/>
+              <w:jc w:val="center"/>
+              <w:rPr>
+                <w:rFonts w:ascii="Arial" w:eastAsia="Arial" w:hAnsi="Arial" w:cs="Arial"/>
+                <w:sz w:val="21"/>
+                <w:szCs w:val="21"/>
+              </w:rPr>
+            </w:pPr>
+            <w:r>
+              <w:rPr>
+                <w:rFonts w:ascii="Arial" w:eastAsia="Arial" w:hAnsi="Arial" w:cs="Arial"/>
+                <w:b/>
+                <w:bCs/>
+                <w:color w:val="FFFFFF"/>
+                <w:sz w:val="18"/>
+                <w:szCs w:val="18"/>
+              </w:rPr>
+              <w:t>Win %</w:t>
+            </w:r>
+          </w:p>
+        </w:tc>
+        <w:tc>
+          <w:tcPr>
+            <w:tcW w:w="1300" w:type="dxa"/>
+            <w:tcBorders>
+              <w:top w:val="single" w:sz="1" w:space="0" w:color="BFBFBF"/>
+              <w:left w:val="single" w:sz="1" w:space="0" w:color="BFBFBF"/>
+              <w:bottom w:val="single" w:sz="1" w:space="0" w:color="BFBFBF"/>
+              <w:right w:val="single" w:sz="1" w:space="0" w:color="BFBFBF"/>
+            </w:tcBorders>
+            <w:shd w:val="clear" w:color="auto" w:fill="1F3864"/>
+            <w:tcMar>
+              <w:top w:w="60" w:type="dxa"/>
+              <w:left w:w="110" w:type="dxa"/>
+              <w:bottom w:w="60" w:type="dxa"/>
+              <w:right w:w="110" w:type="dxa"/>
+            </w:tcMar>
+            <w:vAlign w:val="center"/>
+          </w:tcPr>
+          <w:p>
+            <w:pPr>
+              <w:spacing w:before="10" w:after="10"/>
+              <w:jc w:val="center"/>
+              <w:rPr>
+                <w:rFonts w:ascii="Arial" w:eastAsia="Arial" w:hAnsi="Arial" w:cs="Arial"/>
+                <w:sz w:val="21"/>
+                <w:szCs w:val="21"/>
+              </w:rPr>
+            </w:pPr>
+            <w:r>
+              <w:rPr>
+                <w:rFonts w:ascii="Arial" w:eastAsia="Arial" w:hAnsi="Arial" w:cs="Arial"/>
+                <w:b/>
+                <w:bCs/>
+                <w:color w:val="FFFFFF"/>
+                <w:sz w:val="18"/>
+                <w:szCs w:val="18"/>
+              </w:rPr>
+              <w:t>ROI</w:t>
+            </w:r>
+          </w:p>
+        </w:tc>
+        <w:tc>
+          <w:tcPr>
+            <w:tcW w:w="1300" w:type="dxa"/>
+            <w:tcBorders>
+              <w:top w:val="single" w:sz="1" w:space="0" w:color="BFBFBF"/>
+              <w:left w:val="single" w:sz="1" w:space="0" w:color="BFBFBF"/>
+              <w:bottom w:val="single" w:sz="1" w:space="0" w:color="BFBFBF"/>
+              <w:right w:val="single" w:sz="1" w:space="0" w:color="BFBFBF"/>
+            </w:tcBorders>
+            <w:shd w:val="clear" w:color="auto" w:fill="1F3864"/>
+            <w:tcMar>
+              <w:top w:w="60" w:type="dxa"/>
+              <w:left w:w="110" w:type="dxa"/>
+              <w:bottom w:w="60" w:type="dxa"/>
+              <w:right w:w="110" w:type="dxa"/>
+            </w:tcMar>
+            <w:vAlign w:val="center"/>
+          </w:tcPr>
+          <w:p>
+            <w:pPr>
+              <w:spacing w:before="10" w:after="10"/>
+              <w:jc w:val="center"/>
+              <w:rPr>
+                <w:rFonts w:ascii="Arial" w:eastAsia="Arial" w:hAnsi="Arial" w:cs="Arial"/>
+                <w:sz w:val="21"/>
+                <w:szCs w:val="21"/>
+              </w:rPr>
+            </w:pPr>
+            <w:r>
+              <w:rPr>
+                <w:rFonts w:ascii="Arial" w:eastAsia="Arial" w:hAnsi="Arial" w:cs="Arial"/>
+                <w:b/>
+                <w:bCs/>
+                <w:color w:val="FFFFFF"/>
+                <w:sz w:val="18"/>
+                <w:szCs w:val="18"/>
+              </w:rPr>
+              <w:t>Units</w:t>
+            </w:r>
+          </w:p>
+        </w:tc>
+      </w:tr>
+      <w:tr>
+        <w:tblPrEx>
+          <w:tblCellMar>
+            <w:top w:w="0" w:type="dxa"/>
+            <w:bottom w:w="0" w:type="dxa"/>
+          </w:tblCellMar>
+        </w:tblPrEx>
+        <w:tc>
+          <w:tcPr>
+            <w:tcW w:w="3060" w:type="dxa"/>
+            <w:tcBorders>
+              <w:top w:val="single" w:sz="1" w:space="0" w:color="BFBFBF"/>
+              <w:left w:val="single" w:sz="1" w:space="0" w:color="BFBFBF"/>
+              <w:bottom w:val="single" w:sz="1" w:space="0" w:color="BFBFBF"/>
+              <w:right w:val="single" w:sz="1" w:space="0" w:color="BFBFBF"/>
+            </w:tcBorders>
+            <w:shd w:val="clear" w:color="auto" w:fill="FBE4E4"/>
+            <w:tcMar>
+              <w:top w:w="60" w:type="dxa"/>
+              <w:left w:w="110" w:type="dxa"/>
+              <w:bottom w:w="60" w:type="dxa"/>
+              <w:right w:w="110" w:type="dxa"/>
+            </w:tcMar>
+            <w:vAlign w:val="center"/>
+          </w:tcPr>
+          <w:p>
+            <w:pPr>
+              <w:spacing w:before="10" w:after="10"/>
+              <w:rPr>
+                <w:rFonts w:ascii="Arial" w:eastAsia="Arial" w:hAnsi="Arial" w:cs="Arial"/>
+                <w:sz w:val="21"/>
+                <w:szCs w:val="21"/>
+              </w:rPr>
+            </w:pPr>
+            <w:r>
+              <w:rPr>
+                <w:rFonts w:ascii="Arial" w:eastAsia="Arial" w:hAnsi="Arial" w:cs="Arial"/>
+                <w:sz w:val="18"/>
+                <w:szCs w:val="18"/>
+              </w:rPr>
+              <w:t>Setup 1 — Union</w:t>
+            </w:r>
+          </w:p>
+        </w:tc>
+        <w:tc>
+          <w:tcPr>
+            <w:tcW w:w="1100" w:type="dxa"/>
+            <w:tcBorders>
+              <w:top w:val="single" w:sz="1" w:space="0" w:color="BFBFBF"/>
+              <w:left w:val="single" w:sz="1" w:space="0" w:color="BFBFBF"/>
+              <w:bottom w:val="single" w:sz="1" w:space="0" w:color="BFBFBF"/>
+              <w:right w:val="single" w:sz="1" w:space="0" w:color="BFBFBF"/>
+            </w:tcBorders>
+            <w:shd w:val="clear" w:color="auto" w:fill="FBE4E4"/>
+            <w:tcMar>
+              <w:top w:w="60" w:type="dxa"/>
+              <w:left w:w="110" w:type="dxa"/>
+              <w:bottom w:w="60" w:type="dxa"/>
+              <w:right w:w="110" w:type="dxa"/>
+            </w:tcMar>
+            <w:vAlign w:val="center"/>
+          </w:tcPr>
+          <w:p>
+            <w:pPr>
+              <w:spacing w:before="10" w:after="10"/>
+              <w:jc w:val="center"/>
+              <w:rPr>
+                <w:rFonts w:ascii="Arial" w:eastAsia="Arial" w:hAnsi="Arial" w:cs="Arial"/>
+                <w:sz w:val="21"/>
+                <w:szCs w:val="21"/>
+              </w:rPr>
+            </w:pPr>
+            <w:r>
+              <w:rPr>
+                <w:rFonts w:ascii="Arial" w:eastAsia="Arial" w:hAnsi="Arial" w:cs="Arial"/>
+                <w:sz w:val="18"/>
+                <w:szCs w:val="18"/>
+              </w:rPr>
+              <w:t>249</w:t>
+            </w:r>
+          </w:p>
+        </w:tc>
+        <w:tc>
+          <w:tcPr>
+            <w:tcW w:w="1300" w:type="dxa"/>
+            <w:tcBorders>
+              <w:top w:val="single" w:sz="1" w:space="0" w:color="BFBFBF"/>
+              <w:left w:val="single" w:sz="1" w:space="0" w:color="BFBFBF"/>
+              <w:bottom w:val="single" w:sz="1" w:space="0" w:color="BFBFBF"/>
+              <w:right w:val="single" w:sz="1" w:space="0" w:color="BFBFBF"/>
+            </w:tcBorders>
+            <w:shd w:val="clear" w:color="auto" w:fill="FBE4E4"/>
+            <w:tcMar>
+              <w:top w:w="60" w:type="dxa"/>
+              <w:left w:w="110" w:type="dxa"/>
+              <w:bottom w:w="60" w:type="dxa"/>
+              <w:right w:w="110" w:type="dxa"/>
+            </w:tcMar>
+            <w:vAlign w:val="center"/>
+          </w:tcPr>
+          <w:p>
+            <w:pPr>
+              <w:spacing w:before="10" w:after="10"/>
+              <w:jc w:val="center"/>
+              <w:rPr>
+                <w:rFonts w:ascii="Arial" w:eastAsia="Arial" w:hAnsi="Arial" w:cs="Arial"/>
+                <w:sz w:val="21"/>
+                <w:szCs w:val="21"/>
+              </w:rPr>
+            </w:pPr>
+            <w:r>
+              <w:rPr>
+                <w:rFonts w:ascii="Arial" w:eastAsia="Arial" w:hAnsi="Arial" w:cs="Arial"/>
+                <w:sz w:val="18"/>
+                <w:szCs w:val="18"/>
+              </w:rPr>
+              <w:t>34.6%</w:t>
+            </w:r>
+          </w:p>
+        </w:tc>
+        <w:tc>
+          <w:tcPr>
+            <w:tcW w:w="1300" w:type="dxa"/>
+            <w:tcBorders>
+              <w:top w:val="single" w:sz="1" w:space="0" w:color="BFBFBF"/>
+              <w:left w:val="single" w:sz="1" w:space="0" w:color="BFBFBF"/>
+              <w:bottom w:val="single" w:sz="1" w:space="0" w:color="BFBFBF"/>
+              <w:right w:val="single" w:sz="1" w:space="0" w:color="BFBFBF"/>
+            </w:tcBorders>
+            <w:shd w:val="clear" w:color="auto" w:fill="FBE4E4"/>
+            <w:tcMar>
+              <w:top w:w="60" w:type="dxa"/>
+              <w:left w:w="110" w:type="dxa"/>
+              <w:bottom w:w="60" w:type="dxa"/>
+              <w:right w:w="110" w:type="dxa"/>
+            </w:tcMar>
+            <w:vAlign w:val="center"/>
+          </w:tcPr>
+          <w:p>
+            <w:pPr>
+              <w:spacing w:before="10" w:after="10"/>
+              <w:jc w:val="center"/>
+              <w:rPr>
+                <w:rFonts w:ascii="Arial" w:eastAsia="Arial" w:hAnsi="Arial" w:cs="Arial"/>
+                <w:sz w:val="21"/>
+                <w:szCs w:val="21"/>
+              </w:rPr>
+            </w:pPr>
+            <w:r>
+              <w:rPr>
+                <w:rFonts w:ascii="Arial" w:eastAsia="Arial" w:hAnsi="Arial" w:cs="Arial"/>
+                <w:sz w:val="18"/>
+                <w:szCs w:val="18"/>
+              </w:rPr>
+              <w:t>51.8%</w:t>
+            </w:r>
+          </w:p>
+        </w:tc>
+        <w:tc>
+          <w:tcPr>
+            <w:tcW w:w="1300" w:type="dxa"/>
+            <w:tcBorders>
+              <w:top w:val="single" w:sz="1" w:space="0" w:color="BFBFBF"/>
+              <w:left w:val="single" w:sz="1" w:space="0" w:color="BFBFBF"/>
+              <w:bottom w:val="single" w:sz="1" w:space="0" w:color="BFBFBF"/>
+              <w:right w:val="single" w:sz="1" w:space="0" w:color="BFBFBF"/>
+            </w:tcBorders>
+            <w:shd w:val="clear" w:color="auto" w:fill="FBE4E4"/>
+            <w:tcMar>
+              <w:top w:w="60" w:type="dxa"/>
+              <w:left w:w="110" w:type="dxa"/>
+              <w:bottom w:w="60" w:type="dxa"/>
+              <w:right w:w="110" w:type="dxa"/>
+            </w:tcMar>
+            <w:vAlign w:val="center"/>
+          </w:tcPr>
+          <w:p>
+            <w:pPr>
+              <w:spacing w:before="10" w:after="10"/>
+              <w:jc w:val="center"/>
+              <w:rPr>
+                <w:rFonts w:ascii="Arial" w:eastAsia="Arial" w:hAnsi="Arial" w:cs="Arial"/>
+                <w:sz w:val="21"/>
+                <w:szCs w:val="21"/>
+              </w:rPr>
+            </w:pPr>
+            <w:r>
+              <w:rPr>
+                <w:rFonts w:ascii="Arial" w:eastAsia="Arial" w:hAnsi="Arial" w:cs="Arial"/>
+                <w:sz w:val="18"/>
+                <w:szCs w:val="18"/>
+              </w:rPr>
+              <w:t>0.9%</w:t>
+            </w:r>
+          </w:p>
+        </w:tc>
+        <w:tc>
+          <w:tcPr>
+            <w:tcW w:w="1300" w:type="dxa"/>
+            <w:tcBorders>
+              <w:top w:val="single" w:sz="1" w:space="0" w:color="BFBFBF"/>
+              <w:left w:val="single" w:sz="1" w:space="0" w:color="BFBFBF"/>
+              <w:bottom w:val="single" w:sz="1" w:space="0" w:color="BFBFBF"/>
+              <w:right w:val="single" w:sz="1" w:space="0" w:color="BFBFBF"/>
+            </w:tcBorders>
+            <w:shd w:val="clear" w:color="auto" w:fill="FBE4E4"/>
+            <w:tcMar>
+              <w:top w:w="60" w:type="dxa"/>
+              <w:left w:w="110" w:type="dxa"/>
+              <w:bottom w:w="60" w:type="dxa"/>
+              <w:right w:w="110" w:type="dxa"/>
+            </w:tcMar>
+            <w:vAlign w:val="center"/>
+          </w:tcPr>
+          <w:p>
+            <w:pPr>
+              <w:spacing w:before="10" w:after="10"/>
+              <w:jc w:val="center"/>
+              <w:rPr>
+                <w:rFonts w:ascii="Arial" w:eastAsia="Arial" w:hAnsi="Arial" w:cs="Arial"/>
+                <w:sz w:val="21"/>
+                <w:szCs w:val="21"/>
+              </w:rPr>
+            </w:pPr>
+            <w:r>
+              <w:rPr>
+                <w:rFonts w:ascii="Arial" w:eastAsia="Arial" w:hAnsi="Arial" w:cs="Arial"/>
+                <w:sz w:val="18"/>
+                <w:szCs w:val="18"/>
+              </w:rPr>
+              <w:t>2.18</w:t>
+            </w:r>
+          </w:p>
+        </w:tc>
+      </w:tr>
+      <w:tr>
+        <w:tblPrEx>
+          <w:tblCellMar>
+            <w:top w:w="0" w:type="dxa"/>
+            <w:bottom w:w="0" w:type="dxa"/>
+          </w:tblCellMar>
+        </w:tblPrEx>
+        <w:tc>
+          <w:tcPr>
+            <w:tcW w:w="3060" w:type="dxa"/>
+            <w:tcBorders>
+              <w:top w:val="single" w:sz="1" w:space="0" w:color="BFBFBF"/>
+              <w:left w:val="single" w:sz="1" w:space="0" w:color="BFBFBF"/>
+              <w:bottom w:val="single" w:sz="1" w:space="0" w:color="BFBFBF"/>
+              <w:right w:val="single" w:sz="1" w:space="0" w:color="BFBFBF"/>
+            </w:tcBorders>
+            <w:tcMar>
+              <w:top w:w="60" w:type="dxa"/>
+              <w:left w:w="110" w:type="dxa"/>
+              <w:bottom w:w="60" w:type="dxa"/>
+              <w:right w:w="110" w:type="dxa"/>
+            </w:tcMar>
+            <w:vAlign w:val="center"/>
+          </w:tcPr>
+          <w:p>
+            <w:pPr>
+              <w:spacing w:before="10" w:after="10"/>
+              <w:rPr>
+                <w:rFonts w:ascii="Arial" w:eastAsia="Arial" w:hAnsi="Arial" w:cs="Arial"/>
+                <w:sz w:val="21"/>
+                <w:szCs w:val="21"/>
+              </w:rPr>
+            </w:pPr>
+            <w:r>
+              <w:rPr>
+                <w:rFonts w:ascii="Arial" w:eastAsia="Arial" w:hAnsi="Arial" w:cs="Arial"/>
+                <w:sz w:val="18"/>
+                <w:szCs w:val="18"/>
+              </w:rPr>
+              <w:t>Setup 2 — Consensus + V119-only</w:t>
+            </w:r>
+          </w:p>
+        </w:tc>
+        <w:tc>
+          <w:tcPr>
+            <w:tcW w:w="1100" w:type="dxa"/>
+            <w:tcBorders>
+              <w:top w:val="single" w:sz="1" w:space="0" w:color="BFBFBF"/>
+              <w:left w:val="single" w:sz="1" w:space="0" w:color="BFBFBF"/>
+              <w:bottom w:val="single" w:sz="1" w:space="0" w:color="BFBFBF"/>
+              <w:right w:val="single" w:sz="1" w:space="0" w:color="BFBFBF"/>
+            </w:tcBorders>
+            <w:tcMar>
+              <w:top w:w="60" w:type="dxa"/>
+              <w:left w:w="110" w:type="dxa"/>
+              <w:bottom w:w="60" w:type="dxa"/>
+              <w:right w:w="110" w:type="dxa"/>
+            </w:tcMar>
+            <w:vAlign w:val="center"/>
+          </w:tcPr>
+          <w:p>
+            <w:pPr>
+              <w:spacing w:before="10" w:after="10"/>
+              <w:jc w:val="center"/>
+              <w:rPr>
+                <w:rFonts w:ascii="Arial" w:eastAsia="Arial" w:hAnsi="Arial" w:cs="Arial"/>
+                <w:sz w:val="21"/>
+                <w:szCs w:val="21"/>
+              </w:rPr>
+            </w:pPr>
+            <w:r>
+              <w:rPr>
+                <w:rFonts w:ascii="Arial" w:eastAsia="Arial" w:hAnsi="Arial" w:cs="Arial"/>
+                <w:sz w:val="18"/>
+                <w:szCs w:val="18"/>
+              </w:rPr>
+              <w:t>139</w:t>
+            </w:r>
+          </w:p>
+        </w:tc>
+        <w:tc>
+          <w:tcPr>
+            <w:tcW w:w="1300" w:type="dxa"/>
+            <w:tcBorders>
+              <w:top w:val="single" w:sz="1" w:space="0" w:color="BFBFBF"/>
+              <w:left w:val="single" w:sz="1" w:space="0" w:color="BFBFBF"/>
+              <w:bottom w:val="single" w:sz="1" w:space="0" w:color="BFBFBF"/>
+              <w:right w:val="single" w:sz="1" w:space="0" w:color="BFBFBF"/>
+            </w:tcBorders>
+            <w:tcMar>
+              <w:top w:w="60" w:type="dxa"/>
+              <w:left w:w="110" w:type="dxa"/>
+              <w:bottom w:w="60" w:type="dxa"/>
+              <w:right w:w="110" w:type="dxa"/>
+            </w:tcMar>
+            <w:vAlign w:val="center"/>
+          </w:tcPr>
+          <w:p>
+            <w:pPr>
+              <w:spacing w:before="10" w:after="10"/>
+              <w:jc w:val="center"/>
+              <w:rPr>
+                <w:rFonts w:ascii="Arial" w:eastAsia="Arial" w:hAnsi="Arial" w:cs="Arial"/>
+                <w:sz w:val="21"/>
+                <w:szCs w:val="21"/>
+              </w:rPr>
+            </w:pPr>
+            <w:r>
+              <w:rPr>
+                <w:rFonts w:ascii="Arial" w:eastAsia="Arial" w:hAnsi="Arial" w:cs="Arial"/>
+                <w:sz w:val="18"/>
+                <w:szCs w:val="18"/>
+              </w:rPr>
+              <w:t>19.3%</w:t>
+            </w:r>
+          </w:p>
+        </w:tc>
+        <w:tc>
+          <w:tcPr>
+            <w:tcW w:w="1300" w:type="dxa"/>
+            <w:tcBorders>
+              <w:top w:val="single" w:sz="1" w:space="0" w:color="BFBFBF"/>
+              <w:left w:val="single" w:sz="1" w:space="0" w:color="BFBFBF"/>
+              <w:bottom w:val="single" w:sz="1" w:space="0" w:color="BFBFBF"/>
+              <w:right w:val="single" w:sz="1" w:space="0" w:color="BFBFBF"/>
+            </w:tcBorders>
+            <w:tcMar>
+              <w:top w:w="60" w:type="dxa"/>
+              <w:left w:w="110" w:type="dxa"/>
+              <w:bottom w:w="60" w:type="dxa"/>
+              <w:right w:w="110" w:type="dxa"/>
+            </w:tcMar>
+            <w:vAlign w:val="center"/>
+          </w:tcPr>
+          <w:p>
+            <w:pPr>
+              <w:spacing w:before="10" w:after="10"/>
+              <w:jc w:val="center"/>
+              <w:rPr>
+                <w:rFonts w:ascii="Arial" w:eastAsia="Arial" w:hAnsi="Arial" w:cs="Arial"/>
+                <w:sz w:val="21"/>
+                <w:szCs w:val="21"/>
+              </w:rPr>
+            </w:pPr>
+            <w:r>
+              <w:rPr>
+                <w:rFonts w:ascii="Arial" w:eastAsia="Arial" w:hAnsi="Arial" w:cs="Arial"/>
+                <w:sz w:val="18"/>
+                <w:szCs w:val="18"/>
+              </w:rPr>
+              <w:t>57.6%</w:t>
+            </w:r>
+          </w:p>
+        </w:tc>
+        <w:tc>
+          <w:tcPr>
+            <w:tcW w:w="1300" w:type="dxa"/>
+            <w:tcBorders>
+              <w:top w:val="single" w:sz="1" w:space="0" w:color="BFBFBF"/>
+              <w:left w:val="single" w:sz="1" w:space="0" w:color="BFBFBF"/>
+              <w:bottom w:val="single" w:sz="1" w:space="0" w:color="BFBFBF"/>
+              <w:right w:val="single" w:sz="1" w:space="0" w:color="BFBFBF"/>
+            </w:tcBorders>
+            <w:tcMar>
+              <w:top w:w="60" w:type="dxa"/>
+              <w:left w:w="110" w:type="dxa"/>
+              <w:bottom w:w="60" w:type="dxa"/>
+              <w:right w:w="110" w:type="dxa"/>
+            </w:tcMar>
+            <w:vAlign w:val="center"/>
+          </w:tcPr>
+          <w:p>
+            <w:pPr>
+              <w:spacing w:before="10" w:after="10"/>
+              <w:jc w:val="center"/>
+              <w:rPr>
+                <w:rFonts w:ascii="Arial" w:eastAsia="Arial" w:hAnsi="Arial" w:cs="Arial"/>
+                <w:sz w:val="21"/>
+                <w:szCs w:val="21"/>
+              </w:rPr>
+            </w:pPr>
+            <w:r>
+              <w:rPr>
+                <w:rFonts w:ascii="Arial" w:eastAsia="Arial" w:hAnsi="Arial" w:cs="Arial"/>
+                <w:sz w:val="18"/>
+                <w:szCs w:val="18"/>
+              </w:rPr>
+              <w:t>8.9%</w:t>
+            </w:r>
+          </w:p>
+        </w:tc>
+        <w:tc>
+          <w:tcPr>
+            <w:tcW w:w="1300" w:type="dxa"/>
+            <w:tcBorders>
+              <w:top w:val="single" w:sz="1" w:space="0" w:color="BFBFBF"/>
+              <w:left w:val="single" w:sz="1" w:space="0" w:color="BFBFBF"/>
+              <w:bottom w:val="single" w:sz="1" w:space="0" w:color="BFBFBF"/>
+              <w:right w:val="single" w:sz="1" w:space="0" w:color="BFBFBF"/>
+            </w:tcBorders>
+            <w:tcMar>
+              <w:top w:w="60" w:type="dxa"/>
+              <w:left w:w="110" w:type="dxa"/>
+              <w:bottom w:w="60" w:type="dxa"/>
+              <w:right w:w="110" w:type="dxa"/>
+            </w:tcMar>
+            <w:vAlign w:val="center"/>
+          </w:tcPr>
+          <w:p>
+            <w:pPr>
+              <w:spacing w:before="10" w:after="10"/>
+              <w:jc w:val="center"/>
+              <w:rPr>
+                <w:rFonts w:ascii="Arial" w:eastAsia="Arial" w:hAnsi="Arial" w:cs="Arial"/>
+                <w:sz w:val="21"/>
+                <w:szCs w:val="21"/>
+              </w:rPr>
+            </w:pPr>
+            <w:r>
+              <w:rPr>
+                <w:rFonts w:ascii="Arial" w:eastAsia="Arial" w:hAnsi="Arial" w:cs="Arial"/>
+                <w:sz w:val="18"/>
+                <w:szCs w:val="18"/>
+              </w:rPr>
+              <w:t>12.40</w:t>
+            </w:r>
+          </w:p>
+        </w:tc>
+      </w:tr>
+      <w:tr>
+        <w:tblPrEx>
+          <w:tblCellMar>
+            <w:top w:w="0" w:type="dxa"/>
+            <w:bottom w:w="0" w:type="dxa"/>
+          </w:tblCellMar>
+        </w:tblPrEx>
+        <w:tc>
+          <w:tcPr>
+            <w:tcW w:w="3060" w:type="dxa"/>
+            <w:tcBorders>
+              <w:top w:val="single" w:sz="1" w:space="0" w:color="BFBFBF"/>
+              <w:left w:val="single" w:sz="1" w:space="0" w:color="BFBFBF"/>
+              <w:bottom w:val="single" w:sz="1" w:space="0" w:color="BFBFBF"/>
+              <w:right w:val="single" w:sz="1" w:space="0" w:color="BFBFBF"/>
+            </w:tcBorders>
+            <w:shd w:val="clear" w:color="auto" w:fill="FBE4E4"/>
+            <w:tcMar>
+              <w:top w:w="60" w:type="dxa"/>
+              <w:left w:w="110" w:type="dxa"/>
+              <w:bottom w:w="60" w:type="dxa"/>
+              <w:right w:w="110" w:type="dxa"/>
+            </w:tcMar>
+            <w:vAlign w:val="center"/>
+          </w:tcPr>
+          <w:p>
+            <w:pPr>
+              <w:spacing w:before="10" w:after="10"/>
+              <w:rPr>
+                <w:rFonts w:ascii="Arial" w:eastAsia="Arial" w:hAnsi="Arial" w:cs="Arial"/>
+                <w:sz w:val="21"/>
+                <w:szCs w:val="21"/>
+              </w:rPr>
+            </w:pPr>
+            <w:r>
+              <w:rPr>
+                <w:rFonts w:ascii="Arial" w:eastAsia="Arial" w:hAnsi="Arial" w:cs="Arial"/>
+                <w:sz w:val="18"/>
+                <w:szCs w:val="18"/>
+              </w:rPr>
+              <w:t>Setup 3 — Consensus + V123-only</w:t>
+            </w:r>
+          </w:p>
+        </w:tc>
+        <w:tc>
+          <w:tcPr>
+            <w:tcW w:w="1100" w:type="dxa"/>
+            <w:tcBorders>
+              <w:top w:val="single" w:sz="1" w:space="0" w:color="BFBFBF"/>
+              <w:left w:val="single" w:sz="1" w:space="0" w:color="BFBFBF"/>
+              <w:bottom w:val="single" w:sz="1" w:space="0" w:color="BFBFBF"/>
+              <w:right w:val="single" w:sz="1" w:space="0" w:color="BFBFBF"/>
+            </w:tcBorders>
+            <w:shd w:val="clear" w:color="auto" w:fill="FBE4E4"/>
+            <w:tcMar>
+              <w:top w:w="60" w:type="dxa"/>
+              <w:left w:w="110" w:type="dxa"/>
+              <w:bottom w:w="60" w:type="dxa"/>
+              <w:right w:w="110" w:type="dxa"/>
+            </w:tcMar>
+            <w:vAlign w:val="center"/>
+          </w:tcPr>
+          <w:p>
+            <w:pPr>
+              <w:spacing w:before="10" w:after="10"/>
+              <w:jc w:val="center"/>
+              <w:rPr>
+                <w:rFonts w:ascii="Arial" w:eastAsia="Arial" w:hAnsi="Arial" w:cs="Arial"/>
+                <w:sz w:val="21"/>
+                <w:szCs w:val="21"/>
+              </w:rPr>
+            </w:pPr>
+            <w:r>
+              <w:rPr>
+                <w:rFonts w:ascii="Arial" w:eastAsia="Arial" w:hAnsi="Arial" w:cs="Arial"/>
+                <w:sz w:val="18"/>
+                <w:szCs w:val="18"/>
+              </w:rPr>
+              <w:t>192</w:t>
+            </w:r>
+          </w:p>
+        </w:tc>
+        <w:tc>
+          <w:tcPr>
+            <w:tcW w:w="1300" w:type="dxa"/>
+            <w:tcBorders>
+              <w:top w:val="single" w:sz="1" w:space="0" w:color="BFBFBF"/>
+              <w:left w:val="single" w:sz="1" w:space="0" w:color="BFBFBF"/>
+              <w:bottom w:val="single" w:sz="1" w:space="0" w:color="BFBFBF"/>
+              <w:right w:val="single" w:sz="1" w:space="0" w:color="BFBFBF"/>
+            </w:tcBorders>
+            <w:shd w:val="clear" w:color="auto" w:fill="FBE4E4"/>
+            <w:tcMar>
+              <w:top w:w="60" w:type="dxa"/>
+              <w:left w:w="110" w:type="dxa"/>
+              <w:bottom w:w="60" w:type="dxa"/>
+              <w:right w:w="110" w:type="dxa"/>
+            </w:tcMar>
+            <w:vAlign w:val="center"/>
+          </w:tcPr>
+          <w:p>
+            <w:pPr>
+              <w:spacing w:before="10" w:after="10"/>
+              <w:jc w:val="center"/>
+              <w:rPr>
+                <w:rFonts w:ascii="Arial" w:eastAsia="Arial" w:hAnsi="Arial" w:cs="Arial"/>
+                <w:sz w:val="21"/>
+                <w:szCs w:val="21"/>
+              </w:rPr>
+            </w:pPr>
+            <w:r>
+              <w:rPr>
+                <w:rFonts w:ascii="Arial" w:eastAsia="Arial" w:hAnsi="Arial" w:cs="Arial"/>
+                <w:sz w:val="18"/>
+                <w:szCs w:val="18"/>
+              </w:rPr>
+              <w:t>26.7%</w:t>
+            </w:r>
+          </w:p>
+        </w:tc>
+        <w:tc>
+          <w:tcPr>
+            <w:tcW w:w="1300" w:type="dxa"/>
+            <w:tcBorders>
+              <w:top w:val="single" w:sz="1" w:space="0" w:color="BFBFBF"/>
+              <w:left w:val="single" w:sz="1" w:space="0" w:color="BFBFBF"/>
+              <w:bottom w:val="single" w:sz="1" w:space="0" w:color="BFBFBF"/>
+              <w:right w:val="single" w:sz="1" w:space="0" w:color="BFBFBF"/>
+            </w:tcBorders>
+            <w:shd w:val="clear" w:color="auto" w:fill="FBE4E4"/>
+            <w:tcMar>
+              <w:top w:w="60" w:type="dxa"/>
+              <w:left w:w="110" w:type="dxa"/>
+              <w:bottom w:w="60" w:type="dxa"/>
+              <w:right w:w="110" w:type="dxa"/>
+            </w:tcMar>
+            <w:vAlign w:val="center"/>
+          </w:tcPr>
+          <w:p>
+            <w:pPr>
+              <w:spacing w:before="10" w:after="10"/>
+              <w:jc w:val="center"/>
+              <w:rPr>
+                <w:rFonts w:ascii="Arial" w:eastAsia="Arial" w:hAnsi="Arial" w:cs="Arial"/>
+                <w:sz w:val="21"/>
+                <w:szCs w:val="21"/>
+              </w:rPr>
+            </w:pPr>
+            <w:r>
+              <w:rPr>
+                <w:rFonts w:ascii="Arial" w:eastAsia="Arial" w:hAnsi="Arial" w:cs="Arial"/>
+                <w:sz w:val="18"/>
+                <w:szCs w:val="18"/>
+              </w:rPr>
+              <w:t>50.0%</w:t>
+            </w:r>
+          </w:p>
+        </w:tc>
+        <w:tc>
+          <w:tcPr>
+            <w:tcW w:w="1300" w:type="dxa"/>
+            <w:tcBorders>
+              <w:top w:val="single" w:sz="1" w:space="0" w:color="BFBFBF"/>
+              <w:left w:val="single" w:sz="1" w:space="0" w:color="BFBFBF"/>
+              <w:bottom w:val="single" w:sz="1" w:space="0" w:color="BFBFBF"/>
+              <w:right w:val="single" w:sz="1" w:space="0" w:color="BFBFBF"/>
+            </w:tcBorders>
+            <w:shd w:val="clear" w:color="auto" w:fill="FBE4E4"/>
+            <w:tcMar>
+              <w:top w:w="60" w:type="dxa"/>
+              <w:left w:w="110" w:type="dxa"/>
+              <w:bottom w:w="60" w:type="dxa"/>
+              <w:right w:w="110" w:type="dxa"/>
+            </w:tcMar>
+            <w:vAlign w:val="center"/>
+          </w:tcPr>
+          <w:p>
+            <w:pPr>
+              <w:spacing w:before="10" w:after="10"/>
+              <w:jc w:val="center"/>
+              <w:rPr>
+                <w:rFonts w:ascii="Arial" w:eastAsia="Arial" w:hAnsi="Arial" w:cs="Arial"/>
+                <w:sz w:val="21"/>
+                <w:szCs w:val="21"/>
+              </w:rPr>
+            </w:pPr>
+            <w:r>
+              <w:rPr>
+                <w:rFonts w:ascii="Arial" w:eastAsia="Arial" w:hAnsi="Arial" w:cs="Arial"/>
+                <w:sz w:val="18"/>
+                <w:szCs w:val="18"/>
+              </w:rPr>
+              <w:t>-0.2%</w:t>
+            </w:r>
+          </w:p>
+        </w:tc>
+        <w:tc>
+          <w:tcPr>
+            <w:tcW w:w="1300" w:type="dxa"/>
+            <w:tcBorders>
+              <w:top w:val="single" w:sz="1" w:space="0" w:color="BFBFBF"/>
+              <w:left w:val="single" w:sz="1" w:space="0" w:color="BFBFBF"/>
+              <w:bottom w:val="single" w:sz="1" w:space="0" w:color="BFBFBF"/>
+              <w:right w:val="single" w:sz="1" w:space="0" w:color="BFBFBF"/>
+            </w:tcBorders>
+            <w:shd w:val="clear" w:color="auto" w:fill="FBE4E4"/>
+            <w:tcMar>
+              <w:top w:w="60" w:type="dxa"/>
+              <w:left w:w="110" w:type="dxa"/>
+              <w:bottom w:w="60" w:type="dxa"/>
+              <w:right w:w="110" w:type="dxa"/>
+            </w:tcMar>
+            <w:vAlign w:val="center"/>
+          </w:tcPr>
+          <w:p>
+            <w:pPr>
+              <w:spacing w:before="10" w:after="10"/>
+              <w:jc w:val="center"/>
+              <w:rPr>
+                <w:rFonts w:ascii="Arial" w:eastAsia="Arial" w:hAnsi="Arial" w:cs="Arial"/>
+                <w:sz w:val="21"/>
+                <w:szCs w:val="21"/>
+              </w:rPr>
+            </w:pPr>
+            <w:r>
+              <w:rPr>
+                <w:rFonts w:ascii="Arial" w:eastAsia="Arial" w:hAnsi="Arial" w:cs="Arial"/>
+                <w:sz w:val="18"/>
+                <w:szCs w:val="18"/>
+              </w:rPr>
+              <w:t>-0.39</w:t>
+            </w:r>
+          </w:p>
+        </w:tc>
+      </w:tr>
+      <w:tr>
+        <w:tblPrEx>
+          <w:tblCellMar>
+            <w:top w:w="0" w:type="dxa"/>
+            <w:bottom w:w="0" w:type="dxa"/>
+          </w:tblCellMar>
+        </w:tblPrEx>
+        <w:tc>
+          <w:tcPr>
+            <w:tcW w:w="3060" w:type="dxa"/>
+            <w:tcBorders>
+              <w:top w:val="single" w:sz="1" w:space="0" w:color="BFBFBF"/>
+              <w:left w:val="single" w:sz="1" w:space="0" w:color="BFBFBF"/>
+              <w:bottom w:val="single" w:sz="1" w:space="0" w:color="BFBFBF"/>
+              <w:right w:val="single" w:sz="1" w:space="0" w:color="BFBFBF"/>
+            </w:tcBorders>
+            <w:shd w:val="clear" w:color="auto" w:fill="FCE8B2"/>
+            <w:tcMar>
+              <w:top w:w="60" w:type="dxa"/>
+              <w:left w:w="110" w:type="dxa"/>
+              <w:bottom w:w="60" w:type="dxa"/>
+              <w:right w:w="110" w:type="dxa"/>
+            </w:tcMar>
+            <w:vAlign w:val="center"/>
+          </w:tcPr>
+          <w:p>
+            <w:pPr>
+              <w:spacing w:before="10" w:after="10"/>
+              <w:rPr>
+                <w:rFonts w:ascii="Arial" w:eastAsia="Arial" w:hAnsi="Arial" w:cs="Arial"/>
+                <w:sz w:val="21"/>
+                <w:szCs w:val="21"/>
+              </w:rPr>
+            </w:pPr>
+            <w:r>
+              <w:rPr>
+                <w:rFonts w:ascii="Arial" w:eastAsia="Arial" w:hAnsi="Arial" w:cs="Arial"/>
+                <w:b/>
+                <w:bCs/>
+                <w:sz w:val="18"/>
+                <w:szCs w:val="18"/>
+              </w:rPr>
+              <w:t>Setup 4 — Consensus only</w:t>
+            </w:r>
+          </w:p>
+        </w:tc>
+        <w:tc>
+          <w:tcPr>
+            <w:tcW w:w="1100" w:type="dxa"/>
+            <w:tcBorders>
+              <w:top w:val="single" w:sz="1" w:space="0" w:color="BFBFBF"/>
+              <w:left w:val="single" w:sz="1" w:space="0" w:color="BFBFBF"/>
+              <w:bottom w:val="single" w:sz="1" w:space="0" w:color="BFBFBF"/>
+              <w:right w:val="single" w:sz="1" w:space="0" w:color="BFBFBF"/>
+            </w:tcBorders>
+            <w:shd w:val="clear" w:color="auto" w:fill="FCE8B2"/>
+            <w:tcMar>
+              <w:top w:w="60" w:type="dxa"/>
+              <w:left w:w="110" w:type="dxa"/>
+              <w:bottom w:w="60" w:type="dxa"/>
+              <w:right w:w="110" w:type="dxa"/>
+            </w:tcMar>
+            <w:vAlign w:val="center"/>
+          </w:tcPr>
+          <w:p>
+            <w:pPr>
+              <w:spacing w:before="10" w:after="10"/>
+              <w:jc w:val="center"/>
+              <w:rPr>
+                <w:rFonts w:ascii="Arial" w:eastAsia="Arial" w:hAnsi="Arial" w:cs="Arial"/>
+                <w:sz w:val="21"/>
+                <w:szCs w:val="21"/>
+              </w:rPr>
+            </w:pPr>
+            <w:r>
+              <w:rPr>
+                <w:rFonts w:ascii="Arial" w:eastAsia="Arial" w:hAnsi="Arial" w:cs="Arial"/>
+                <w:b/>
+                <w:bCs/>
+                <w:sz w:val="18"/>
+                <w:szCs w:val="18"/>
+              </w:rPr>
+              <w:t>82</w:t>
+            </w:r>
+          </w:p>
+        </w:tc>
+        <w:tc>
+          <w:tcPr>
+            <w:tcW w:w="1300" w:type="dxa"/>
+            <w:tcBorders>
+              <w:top w:val="single" w:sz="1" w:space="0" w:color="BFBFBF"/>
+              <w:left w:val="single" w:sz="1" w:space="0" w:color="BFBFBF"/>
+              <w:bottom w:val="single" w:sz="1" w:space="0" w:color="BFBFBF"/>
+              <w:right w:val="single" w:sz="1" w:space="0" w:color="BFBFBF"/>
+            </w:tcBorders>
+            <w:shd w:val="clear" w:color="auto" w:fill="FCE8B2"/>
+            <w:tcMar>
+              <w:top w:w="60" w:type="dxa"/>
+              <w:left w:w="110" w:type="dxa"/>
+              <w:bottom w:w="60" w:type="dxa"/>
+              <w:right w:w="110" w:type="dxa"/>
+            </w:tcMar>
+            <w:vAlign w:val="center"/>
+          </w:tcPr>
+          <w:p>
+            <w:pPr>
+              <w:spacing w:before="10" w:after="10"/>
+              <w:jc w:val="center"/>
+              <w:rPr>
+                <w:rFonts w:ascii="Arial" w:eastAsia="Arial" w:hAnsi="Arial" w:cs="Arial"/>
+                <w:sz w:val="21"/>
+                <w:szCs w:val="21"/>
+              </w:rPr>
+            </w:pPr>
+            <w:r>
+              <w:rPr>
+                <w:rFonts w:ascii="Arial" w:eastAsia="Arial" w:hAnsi="Arial" w:cs="Arial"/>
+                <w:b/>
+                <w:bCs/>
+                <w:sz w:val="18"/>
+                <w:szCs w:val="18"/>
+              </w:rPr>
+              <w:t>11.4%</w:t>
+            </w:r>
+          </w:p>
+        </w:tc>
+        <w:tc>
+          <w:tcPr>
+            <w:tcW w:w="1300" w:type="dxa"/>
+            <w:tcBorders>
+              <w:top w:val="single" w:sz="1" w:space="0" w:color="BFBFBF"/>
+              <w:left w:val="single" w:sz="1" w:space="0" w:color="BFBFBF"/>
+              <w:bottom w:val="single" w:sz="1" w:space="0" w:color="BFBFBF"/>
+              <w:right w:val="single" w:sz="1" w:space="0" w:color="BFBFBF"/>
+            </w:tcBorders>
+            <w:shd w:val="clear" w:color="auto" w:fill="FCE8B2"/>
+            <w:tcMar>
+              <w:top w:w="60" w:type="dxa"/>
+              <w:left w:w="110" w:type="dxa"/>
+              <w:bottom w:w="60" w:type="dxa"/>
+              <w:right w:w="110" w:type="dxa"/>
+            </w:tcMar>
+            <w:vAlign w:val="center"/>
+          </w:tcPr>
+          <w:p>
+            <w:pPr>
+              <w:spacing w:before="10" w:after="10"/>
+              <w:jc w:val="center"/>
+              <w:rPr>
+                <w:rFonts w:ascii="Arial" w:eastAsia="Arial" w:hAnsi="Arial" w:cs="Arial"/>
+                <w:sz w:val="21"/>
+                <w:szCs w:val="21"/>
+              </w:rPr>
+            </w:pPr>
+            <w:r>
+              <w:rPr>
+                <w:rFonts w:ascii="Arial" w:eastAsia="Arial" w:hAnsi="Arial" w:cs="Arial"/>
+                <w:b/>
+                <w:bCs/>
+                <w:sz w:val="18"/>
+                <w:szCs w:val="18"/>
+              </w:rPr>
+              <w:t>57.3%</w:t>
+            </w:r>
+          </w:p>
+        </w:tc>
+        <w:tc>
+          <w:tcPr>
+            <w:tcW w:w="1300" w:type="dxa"/>
+            <w:tcBorders>
+              <w:top w:val="single" w:sz="1" w:space="0" w:color="BFBFBF"/>
+              <w:left w:val="single" w:sz="1" w:space="0" w:color="BFBFBF"/>
+              <w:bottom w:val="single" w:sz="1" w:space="0" w:color="BFBFBF"/>
+              <w:right w:val="single" w:sz="1" w:space="0" w:color="BFBFBF"/>
+            </w:tcBorders>
+            <w:shd w:val="clear" w:color="auto" w:fill="FCE8B2"/>
+            <w:tcMar>
+              <w:top w:w="60" w:type="dxa"/>
+              <w:left w:w="110" w:type="dxa"/>
+              <w:bottom w:w="60" w:type="dxa"/>
+              <w:right w:w="110" w:type="dxa"/>
+            </w:tcMar>
+            <w:vAlign w:val="center"/>
+          </w:tcPr>
+          <w:p>
+            <w:pPr>
+              <w:spacing w:before="10" w:after="10"/>
+              <w:jc w:val="center"/>
+              <w:rPr>
+                <w:rFonts w:ascii="Arial" w:eastAsia="Arial" w:hAnsi="Arial" w:cs="Arial"/>
+                <w:sz w:val="21"/>
+                <w:szCs w:val="21"/>
+              </w:rPr>
+            </w:pPr>
+            <w:r>
+              <w:rPr>
+                <w:rFonts w:ascii="Arial" w:eastAsia="Arial" w:hAnsi="Arial" w:cs="Arial"/>
+                <w:b/>
+                <w:bCs/>
+                <w:sz w:val="18"/>
+                <w:szCs w:val="18"/>
+              </w:rPr>
+              <w:t>12.0%</w:t>
+            </w:r>
+          </w:p>
+        </w:tc>
+        <w:tc>
+          <w:tcPr>
+            <w:tcW w:w="1300" w:type="dxa"/>
+            <w:tcBorders>
+              <w:top w:val="single" w:sz="1" w:space="0" w:color="BFBFBF"/>
+              <w:left w:val="single" w:sz="1" w:space="0" w:color="BFBFBF"/>
+              <w:bottom w:val="single" w:sz="1" w:space="0" w:color="BFBFBF"/>
+              <w:right w:val="single" w:sz="1" w:space="0" w:color="BFBFBF"/>
+            </w:tcBorders>
+            <w:shd w:val="clear" w:color="auto" w:fill="FCE8B2"/>
+            <w:tcMar>
+              <w:top w:w="60" w:type="dxa"/>
+              <w:left w:w="110" w:type="dxa"/>
+              <w:bottom w:w="60" w:type="dxa"/>
+              <w:right w:w="110" w:type="dxa"/>
+            </w:tcMar>
+            <w:vAlign w:val="center"/>
+          </w:tcPr>
+          <w:p>
+            <w:pPr>
+              <w:spacing w:before="10" w:after="10"/>
+              <w:jc w:val="center"/>
+              <w:rPr>
+                <w:rFonts w:ascii="Arial" w:eastAsia="Arial" w:hAnsi="Arial" w:cs="Arial"/>
+                <w:sz w:val="21"/>
+                <w:szCs w:val="21"/>
+              </w:rPr>
+            </w:pPr>
+            <w:r>
+              <w:rPr>
+                <w:rFonts w:ascii="Arial" w:eastAsia="Arial" w:hAnsi="Arial" w:cs="Arial"/>
+                <w:b/>
+                <w:bCs/>
+                <w:sz w:val="18"/>
+                <w:szCs w:val="18"/>
+              </w:rPr>
+              <w:t>9.83</w:t>
+            </w:r>
+          </w:p>
+        </w:tc>
+      </w:tr>
+    </w:tbl>
+    <w:p>
+      <w:pPr>
+        <w:spacing w:before="100" w:after="120" w:line="276" w:lineRule="auto"/>
+        <w:rPr>
+          <w:rFonts w:ascii="Arial" w:eastAsia="Arial" w:hAnsi="Arial" w:cs="Arial"/>
+          <w:sz w:val="21"/>
+          <w:szCs w:val="21"/>
+        </w:rPr>
+      </w:pPr>
+      <w:r>
+        <w:rPr>
+          <w:rFonts w:ascii="Arial" w:eastAsia="Arial" w:hAnsi="Arial" w:cs="Arial"/>
+          <w:sz w:val="21"/>
+          <w:szCs w:val="21"/>
+        </w:rPr>
+        <w:t xml:space="preserve">Only the consensus-based strategies survive 2026. The union collapses to 0.9% and Setup 3 turns negative. </w:t>
+      </w:r>
+      <w:r>
+        <w:rPr>
+          <w:rFonts w:ascii="Arial" w:eastAsia="Arial" w:hAnsi="Arial" w:cs="Arial"/>
+          <w:b/>
+          <w:bCs/>
+          <w:sz w:val="21"/>
+          <w:szCs w:val="21"/>
+        </w:rPr>
+        <w:t>Consensus only (Setup 4) is the most robust at 12.0%.</w:t>
+      </w:r>
+    </w:p>
+    <w:p>
+      <w:pPr>
+        <w:spacing w:before="240" w:after="120"/>
+        <w:outlineLvl w:val="0"/>
+        <w:rPr>
+          <w:rFonts w:ascii="Arial" w:eastAsia="Arial" w:hAnsi="Arial" w:cs="Arial"/>
+          <w:b/>
+          <w:bCs/>
+          <w:color w:val="1F3864"/>
+          <w:sz w:val="28"/>
+          <w:szCs w:val="28"/>
+        </w:rPr>
+      </w:pPr>
+      <w:r>
+        <w:rPr>
+          <w:rFonts w:ascii="Arial" w:eastAsia="Arial" w:hAnsi="Arial" w:cs="Arial"/>
+          <w:b/>
+          <w:bCs/>
+          <w:color w:val="1F3864"/>
+          <w:sz w:val="28"/>
+          <w:szCs w:val="28"/>
+        </w:rPr>
+        <w:t>4.  Information content — what each ensemble contributes</w:t>
+      </w:r>
+    </w:p>
+    <w:p>
+      <w:pPr>
+        <w:spacing w:before="40" w:after="120" w:line="276" w:lineRule="auto"/>
+        <w:rPr>
+          <w:rFonts w:ascii="Arial" w:eastAsia="Arial" w:hAnsi="Arial" w:cs="Arial"/>
+          <w:sz w:val="21"/>
+          <w:szCs w:val="21"/>
+        </w:rPr>
+      </w:pPr>
+      <w:r>
+        <w:rPr>
+          <w:rFonts w:ascii="Arial" w:eastAsia="Arial" w:hAnsi="Arial" w:cs="Arial"/>
+          <w:sz w:val="21"/>
+          <w:szCs w:val="21"/>
+        </w:rPr>
+        <w:t>Every integration strategy is built from three disjoint buckets. Isolating them shows exactly where the edge lives (figures reconcile exactly to the union: 192 + 128 + 252 = 572 plays).</w:t>
+      </w:r>
+    </w:p>
+    <w:tbl>
+      <w:tblPr>
+        <w:tblW w:w="9360" w:type="dxa"/>
+        <w:tblBorders>
+          <w:top w:val="single" w:sz="4" w:space="0" w:color="auto"/>
+          <w:left w:val="single" w:sz="4" w:space="0" w:color="auto"/>
+          <w:bottom w:val="single" w:sz="4" w:space="0" w:color="auto"/>
+          <w:right w:val="single" w:sz="4" w:space="0" w:color="auto"/>
+          <w:insideH w:val="single" w:sz="4" w:space="0" w:color="auto"/>
+          <w:insideV w:val="single" w:sz="4" w:space="0" w:color="auto"/>
+        </w:tblBorders>
+        <w:tblCellMar>
+          <w:left w:w="10" w:type="dxa"/>
+          <w:right w:w="10" w:type="dxa"/>
+        </w:tblCellMar>
+        <w:tblLook w:val="0000" w:firstRow="0" w:lastRow="0" w:firstColumn="0" w:lastColumn="0" w:noHBand="0" w:noVBand="0"/>
+      </w:tblPr>
+      <w:tblGrid>
+        <w:gridCol w:w="3160"/>
+        <w:gridCol w:w="980"/>
+        <w:gridCol w:w="1080"/>
+        <w:gridCol w:w="1380"/>
+        <w:gridCol w:w="1380"/>
+        <w:gridCol w:w="1380"/>
+      </w:tblGrid>
+      <w:tr>
+        <w:tblPrEx>
+          <w:tblCellMar>
+            <w:top w:w="0" w:type="dxa"/>
+            <w:bottom w:w="0" w:type="dxa"/>
+          </w:tblCellMar>
+        </w:tblPrEx>
+        <w:trPr>
+          <w:tblHeader/>
+        </w:trPr>
+        <w:tc>
+          <w:tcPr>
+            <w:tcW w:w="3160" w:type="dxa"/>
+            <w:tcBorders>
+              <w:top w:val="single" w:sz="1" w:space="0" w:color="BFBFBF"/>
+              <w:left w:val="single" w:sz="1" w:space="0" w:color="BFBFBF"/>
+              <w:bottom w:val="single" w:sz="1" w:space="0" w:color="BFBFBF"/>
+              <w:right w:val="single" w:sz="1" w:space="0" w:color="BFBFBF"/>
+            </w:tcBorders>
+            <w:shd w:val="clear" w:color="auto" w:fill="1F3864"/>
+            <w:tcMar>
+              <w:top w:w="60" w:type="dxa"/>
+              <w:left w:w="110" w:type="dxa"/>
+              <w:bottom w:w="60" w:type="dxa"/>
+              <w:right w:w="110" w:type="dxa"/>
+            </w:tcMar>
+            <w:vAlign w:val="center"/>
+          </w:tcPr>
+          <w:p>
+            <w:pPr>
+              <w:spacing w:before="10" w:after="10"/>
+              <w:jc w:val="center"/>
+              <w:rPr>
+                <w:rFonts w:ascii="Arial" w:eastAsia="Arial" w:hAnsi="Arial" w:cs="Arial"/>
+                <w:sz w:val="21"/>
+                <w:szCs w:val="21"/>
+              </w:rPr>
+            </w:pPr>
+            <w:r>
+              <w:rPr>
+                <w:rFonts w:ascii="Arial" w:eastAsia="Arial" w:hAnsi="Arial" w:cs="Arial"/>
+                <w:b/>
+                <w:bCs/>
+                <w:color w:val="FFFFFF"/>
+                <w:sz w:val="18"/>
+                <w:szCs w:val="18"/>
+              </w:rPr>
+              <w:lastRenderedPageBreak/>
+              <w:t>Information bucket</w:t>
+            </w:r>
+          </w:p>
+        </w:tc>
+        <w:tc>
+          <w:tcPr>
+            <w:tcW w:w="980" w:type="dxa"/>
+            <w:tcBorders>
+              <w:top w:val="single" w:sz="1" w:space="0" w:color="BFBFBF"/>
+              <w:left w:val="single" w:sz="1" w:space="0" w:color="BFBFBF"/>
+              <w:bottom w:val="single" w:sz="1" w:space="0" w:color="BFBFBF"/>
+              <w:right w:val="single" w:sz="1" w:space="0" w:color="BFBFBF"/>
+            </w:tcBorders>
+            <w:shd w:val="clear" w:color="auto" w:fill="1F3864"/>
+            <w:tcMar>
+              <w:top w:w="60" w:type="dxa"/>
+              <w:left w:w="110" w:type="dxa"/>
+              <w:bottom w:w="60" w:type="dxa"/>
+              <w:right w:w="110" w:type="dxa"/>
+            </w:tcMar>
+            <w:vAlign w:val="center"/>
+          </w:tcPr>
+          <w:p>
+            <w:pPr>
+              <w:spacing w:before="10" w:after="10"/>
+              <w:jc w:val="center"/>
+              <w:rPr>
+                <w:rFonts w:ascii="Arial" w:eastAsia="Arial" w:hAnsi="Arial" w:cs="Arial"/>
+                <w:sz w:val="21"/>
+                <w:szCs w:val="21"/>
+              </w:rPr>
+            </w:pPr>
+            <w:r>
+              <w:rPr>
+                <w:rFonts w:ascii="Arial" w:eastAsia="Arial" w:hAnsi="Arial" w:cs="Arial"/>
+                <w:b/>
+                <w:bCs/>
+                <w:color w:val="FFFFFF"/>
+                <w:sz w:val="18"/>
+                <w:szCs w:val="18"/>
+              </w:rPr>
+              <w:t>Plays</w:t>
+            </w:r>
+          </w:p>
+        </w:tc>
+        <w:tc>
+          <w:tcPr>
+            <w:tcW w:w="1080" w:type="dxa"/>
+            <w:tcBorders>
+              <w:top w:val="single" w:sz="1" w:space="0" w:color="BFBFBF"/>
+              <w:left w:val="single" w:sz="1" w:space="0" w:color="BFBFBF"/>
+              <w:bottom w:val="single" w:sz="1" w:space="0" w:color="BFBFBF"/>
+              <w:right w:val="single" w:sz="1" w:space="0" w:color="BFBFBF"/>
+            </w:tcBorders>
+            <w:shd w:val="clear" w:color="auto" w:fill="1F3864"/>
+            <w:tcMar>
+              <w:top w:w="60" w:type="dxa"/>
+              <w:left w:w="110" w:type="dxa"/>
+              <w:bottom w:w="60" w:type="dxa"/>
+              <w:right w:w="110" w:type="dxa"/>
+            </w:tcMar>
+            <w:vAlign w:val="center"/>
+          </w:tcPr>
+          <w:p>
+            <w:pPr>
+              <w:spacing w:before="10" w:after="10"/>
+              <w:jc w:val="center"/>
+              <w:rPr>
+                <w:rFonts w:ascii="Arial" w:eastAsia="Arial" w:hAnsi="Arial" w:cs="Arial"/>
+                <w:sz w:val="21"/>
+                <w:szCs w:val="21"/>
+              </w:rPr>
+            </w:pPr>
+            <w:r>
+              <w:rPr>
+                <w:rFonts w:ascii="Arial" w:eastAsia="Arial" w:hAnsi="Arial" w:cs="Arial"/>
+                <w:b/>
+                <w:bCs/>
+                <w:color w:val="FFFFFF"/>
+                <w:sz w:val="18"/>
+                <w:szCs w:val="18"/>
+              </w:rPr>
+              <w:t>Win %</w:t>
+            </w:r>
+          </w:p>
+        </w:tc>
+        <w:tc>
+          <w:tcPr>
+            <w:tcW w:w="1380" w:type="dxa"/>
+            <w:tcBorders>
+              <w:top w:val="single" w:sz="1" w:space="0" w:color="BFBFBF"/>
+              <w:left w:val="single" w:sz="1" w:space="0" w:color="BFBFBF"/>
+              <w:bottom w:val="single" w:sz="1" w:space="0" w:color="BFBFBF"/>
+              <w:right w:val="single" w:sz="1" w:space="0" w:color="BFBFBF"/>
+            </w:tcBorders>
+            <w:shd w:val="clear" w:color="auto" w:fill="1F3864"/>
+            <w:tcMar>
+              <w:top w:w="60" w:type="dxa"/>
+              <w:left w:w="110" w:type="dxa"/>
+              <w:bottom w:w="60" w:type="dxa"/>
+              <w:right w:w="110" w:type="dxa"/>
+            </w:tcMar>
+            <w:vAlign w:val="center"/>
+          </w:tcPr>
+          <w:p>
+            <w:pPr>
+              <w:spacing w:before="10" w:after="10"/>
+              <w:jc w:val="center"/>
+              <w:rPr>
+                <w:rFonts w:ascii="Arial" w:eastAsia="Arial" w:hAnsi="Arial" w:cs="Arial"/>
+                <w:sz w:val="21"/>
+                <w:szCs w:val="21"/>
+              </w:rPr>
+            </w:pPr>
+            <w:r>
+              <w:rPr>
+                <w:rFonts w:ascii="Arial" w:eastAsia="Arial" w:hAnsi="Arial" w:cs="Arial"/>
+                <w:b/>
+                <w:bCs/>
+                <w:color w:val="FFFFFF"/>
+                <w:sz w:val="18"/>
+                <w:szCs w:val="18"/>
+              </w:rPr>
+              <w:t>ROI (full)</w:t>
+            </w:r>
+          </w:p>
+        </w:tc>
+        <w:tc>
+          <w:tcPr>
+            <w:tcW w:w="1380" w:type="dxa"/>
+            <w:tcBorders>
+              <w:top w:val="single" w:sz="1" w:space="0" w:color="BFBFBF"/>
+              <w:left w:val="single" w:sz="1" w:space="0" w:color="BFBFBF"/>
+              <w:bottom w:val="single" w:sz="1" w:space="0" w:color="BFBFBF"/>
+              <w:right w:val="single" w:sz="1" w:space="0" w:color="BFBFBF"/>
+            </w:tcBorders>
+            <w:shd w:val="clear" w:color="auto" w:fill="1F3864"/>
+            <w:tcMar>
+              <w:top w:w="60" w:type="dxa"/>
+              <w:left w:w="110" w:type="dxa"/>
+              <w:bottom w:w="60" w:type="dxa"/>
+              <w:right w:w="110" w:type="dxa"/>
+            </w:tcMar>
+            <w:vAlign w:val="center"/>
+          </w:tcPr>
+          <w:p>
+            <w:pPr>
+              <w:spacing w:before="10" w:after="10"/>
+              <w:jc w:val="center"/>
+              <w:rPr>
+                <w:rFonts w:ascii="Arial" w:eastAsia="Arial" w:hAnsi="Arial" w:cs="Arial"/>
+                <w:sz w:val="21"/>
+                <w:szCs w:val="21"/>
+              </w:rPr>
+            </w:pPr>
+            <w:r>
+              <w:rPr>
+                <w:rFonts w:ascii="Arial" w:eastAsia="Arial" w:hAnsi="Arial" w:cs="Arial"/>
+                <w:b/>
+                <w:bCs/>
+                <w:color w:val="FFFFFF"/>
+                <w:sz w:val="18"/>
+                <w:szCs w:val="18"/>
+              </w:rPr>
+              <w:t>ROI (2026)</w:t>
+            </w:r>
+          </w:p>
+        </w:tc>
+        <w:tc>
+          <w:tcPr>
+            <w:tcW w:w="1380" w:type="dxa"/>
+            <w:tcBorders>
+              <w:top w:val="single" w:sz="1" w:space="0" w:color="BFBFBF"/>
+              <w:left w:val="single" w:sz="1" w:space="0" w:color="BFBFBF"/>
+              <w:bottom w:val="single" w:sz="1" w:space="0" w:color="BFBFBF"/>
+              <w:right w:val="single" w:sz="1" w:space="0" w:color="BFBFBF"/>
+            </w:tcBorders>
+            <w:shd w:val="clear" w:color="auto" w:fill="1F3864"/>
+            <w:tcMar>
+              <w:top w:w="60" w:type="dxa"/>
+              <w:left w:w="110" w:type="dxa"/>
+              <w:bottom w:w="60" w:type="dxa"/>
+              <w:right w:w="110" w:type="dxa"/>
+            </w:tcMar>
+            <w:vAlign w:val="center"/>
+          </w:tcPr>
+          <w:p>
+            <w:pPr>
+              <w:spacing w:before="10" w:after="10"/>
+              <w:jc w:val="center"/>
+              <w:rPr>
+                <w:rFonts w:ascii="Arial" w:eastAsia="Arial" w:hAnsi="Arial" w:cs="Arial"/>
+                <w:sz w:val="21"/>
+                <w:szCs w:val="21"/>
+              </w:rPr>
+            </w:pPr>
+            <w:r>
+              <w:rPr>
+                <w:rFonts w:ascii="Arial" w:eastAsia="Arial" w:hAnsi="Arial" w:cs="Arial"/>
+                <w:b/>
+                <w:bCs/>
+                <w:color w:val="FFFFFF"/>
+                <w:sz w:val="18"/>
+                <w:szCs w:val="18"/>
+              </w:rPr>
+              <w:t>Units (full)</w:t>
+            </w:r>
+          </w:p>
+        </w:tc>
+      </w:tr>
+      <w:tr>
+        <w:tblPrEx>
+          <w:tblCellMar>
+            <w:top w:w="0" w:type="dxa"/>
+            <w:bottom w:w="0" w:type="dxa"/>
+          </w:tblCellMar>
+        </w:tblPrEx>
+        <w:tc>
+          <w:tcPr>
+            <w:tcW w:w="3160" w:type="dxa"/>
+            <w:tcBorders>
+              <w:top w:val="single" w:sz="1" w:space="0" w:color="BFBFBF"/>
+              <w:left w:val="single" w:sz="1" w:space="0" w:color="BFBFBF"/>
+              <w:bottom w:val="single" w:sz="1" w:space="0" w:color="BFBFBF"/>
+              <w:right w:val="single" w:sz="1" w:space="0" w:color="BFBFBF"/>
+            </w:tcBorders>
+            <w:shd w:val="clear" w:color="auto" w:fill="E2EFDA"/>
+            <w:tcMar>
+              <w:top w:w="60" w:type="dxa"/>
+              <w:left w:w="110" w:type="dxa"/>
+              <w:bottom w:w="60" w:type="dxa"/>
+              <w:right w:w="110" w:type="dxa"/>
+            </w:tcMar>
+            <w:vAlign w:val="center"/>
+          </w:tcPr>
+          <w:p>
+            <w:pPr>
+              <w:spacing w:before="10" w:after="10"/>
+              <w:rPr>
+                <w:rFonts w:ascii="Arial" w:eastAsia="Arial" w:hAnsi="Arial" w:cs="Arial"/>
+                <w:sz w:val="21"/>
+                <w:szCs w:val="21"/>
+              </w:rPr>
+            </w:pPr>
+            <w:r>
+              <w:rPr>
+                <w:rFonts w:ascii="Arial" w:eastAsia="Arial" w:hAnsi="Arial" w:cs="Arial"/>
+                <w:b/>
+                <w:bCs/>
+                <w:sz w:val="18"/>
+                <w:szCs w:val="18"/>
+              </w:rPr>
+              <w:t>(</w:t>
+            </w:r>
+            <w:proofErr w:type="spellStart"/>
+            <w:r>
+              <w:rPr>
+                <w:rFonts w:ascii="Arial" w:eastAsia="Arial" w:hAnsi="Arial" w:cs="Arial"/>
+                <w:b/>
+                <w:bCs/>
+                <w:sz w:val="18"/>
+                <w:szCs w:val="18"/>
+              </w:rPr>
+              <w:t>i</w:t>
+            </w:r>
+            <w:proofErr w:type="spellEnd"/>
+            <w:r>
+              <w:rPr>
+                <w:rFonts w:ascii="Arial" w:eastAsia="Arial" w:hAnsi="Arial" w:cs="Arial"/>
+                <w:b/>
+                <w:bCs/>
+                <w:sz w:val="18"/>
+                <w:szCs w:val="18"/>
+              </w:rPr>
+              <w:t>) V119 &amp; V123 AGREE (consensus)</w:t>
+            </w:r>
+          </w:p>
+        </w:tc>
+        <w:tc>
+          <w:tcPr>
+            <w:tcW w:w="980" w:type="dxa"/>
+            <w:tcBorders>
+              <w:top w:val="single" w:sz="1" w:space="0" w:color="BFBFBF"/>
+              <w:left w:val="single" w:sz="1" w:space="0" w:color="BFBFBF"/>
+              <w:bottom w:val="single" w:sz="1" w:space="0" w:color="BFBFBF"/>
+              <w:right w:val="single" w:sz="1" w:space="0" w:color="BFBFBF"/>
+            </w:tcBorders>
+            <w:shd w:val="clear" w:color="auto" w:fill="E2EFDA"/>
+            <w:tcMar>
+              <w:top w:w="60" w:type="dxa"/>
+              <w:left w:w="110" w:type="dxa"/>
+              <w:bottom w:w="60" w:type="dxa"/>
+              <w:right w:w="110" w:type="dxa"/>
+            </w:tcMar>
+            <w:vAlign w:val="center"/>
+          </w:tcPr>
+          <w:p>
+            <w:pPr>
+              <w:spacing w:before="10" w:after="10"/>
+              <w:jc w:val="center"/>
+              <w:rPr>
+                <w:rFonts w:ascii="Arial" w:eastAsia="Arial" w:hAnsi="Arial" w:cs="Arial"/>
+                <w:sz w:val="21"/>
+                <w:szCs w:val="21"/>
+              </w:rPr>
+            </w:pPr>
+            <w:r>
+              <w:rPr>
+                <w:rFonts w:ascii="Arial" w:eastAsia="Arial" w:hAnsi="Arial" w:cs="Arial"/>
+                <w:b/>
+                <w:bCs/>
+                <w:sz w:val="18"/>
+                <w:szCs w:val="18"/>
+              </w:rPr>
+              <w:t>192</w:t>
+            </w:r>
+          </w:p>
+        </w:tc>
+        <w:tc>
+          <w:tcPr>
+            <w:tcW w:w="1080" w:type="dxa"/>
+            <w:tcBorders>
+              <w:top w:val="single" w:sz="1" w:space="0" w:color="BFBFBF"/>
+              <w:left w:val="single" w:sz="1" w:space="0" w:color="BFBFBF"/>
+              <w:bottom w:val="single" w:sz="1" w:space="0" w:color="BFBFBF"/>
+              <w:right w:val="single" w:sz="1" w:space="0" w:color="BFBFBF"/>
+            </w:tcBorders>
+            <w:shd w:val="clear" w:color="auto" w:fill="E2EFDA"/>
+            <w:tcMar>
+              <w:top w:w="60" w:type="dxa"/>
+              <w:left w:w="110" w:type="dxa"/>
+              <w:bottom w:w="60" w:type="dxa"/>
+              <w:right w:w="110" w:type="dxa"/>
+            </w:tcMar>
+            <w:vAlign w:val="center"/>
+          </w:tcPr>
+          <w:p>
+            <w:pPr>
+              <w:spacing w:before="10" w:after="10"/>
+              <w:jc w:val="center"/>
+              <w:rPr>
+                <w:rFonts w:ascii="Arial" w:eastAsia="Arial" w:hAnsi="Arial" w:cs="Arial"/>
+                <w:sz w:val="21"/>
+                <w:szCs w:val="21"/>
+              </w:rPr>
+            </w:pPr>
+            <w:r>
+              <w:rPr>
+                <w:rFonts w:ascii="Arial" w:eastAsia="Arial" w:hAnsi="Arial" w:cs="Arial"/>
+                <w:b/>
+                <w:bCs/>
+                <w:sz w:val="18"/>
+                <w:szCs w:val="18"/>
+              </w:rPr>
+              <w:t>60.4%</w:t>
+            </w:r>
+          </w:p>
+        </w:tc>
+        <w:tc>
+          <w:tcPr>
+            <w:tcW w:w="1380" w:type="dxa"/>
+            <w:tcBorders>
+              <w:top w:val="single" w:sz="1" w:space="0" w:color="BFBFBF"/>
+              <w:left w:val="single" w:sz="1" w:space="0" w:color="BFBFBF"/>
+              <w:bottom w:val="single" w:sz="1" w:space="0" w:color="BFBFBF"/>
+              <w:right w:val="single" w:sz="1" w:space="0" w:color="BFBFBF"/>
+            </w:tcBorders>
+            <w:shd w:val="clear" w:color="auto" w:fill="E2EFDA"/>
+            <w:tcMar>
+              <w:top w:w="60" w:type="dxa"/>
+              <w:left w:w="110" w:type="dxa"/>
+              <w:bottom w:w="60" w:type="dxa"/>
+              <w:right w:w="110" w:type="dxa"/>
+            </w:tcMar>
+            <w:vAlign w:val="center"/>
+          </w:tcPr>
+          <w:p>
+            <w:pPr>
+              <w:spacing w:before="10" w:after="10"/>
+              <w:jc w:val="center"/>
+              <w:rPr>
+                <w:rFonts w:ascii="Arial" w:eastAsia="Arial" w:hAnsi="Arial" w:cs="Arial"/>
+                <w:sz w:val="21"/>
+                <w:szCs w:val="21"/>
+              </w:rPr>
+            </w:pPr>
+            <w:r>
+              <w:rPr>
+                <w:rFonts w:ascii="Arial" w:eastAsia="Arial" w:hAnsi="Arial" w:cs="Arial"/>
+                <w:b/>
+                <w:bCs/>
+                <w:sz w:val="18"/>
+                <w:szCs w:val="18"/>
+              </w:rPr>
+              <w:t>+19.3%</w:t>
+            </w:r>
+          </w:p>
+        </w:tc>
+        <w:tc>
+          <w:tcPr>
+            <w:tcW w:w="1380" w:type="dxa"/>
+            <w:tcBorders>
+              <w:top w:val="single" w:sz="1" w:space="0" w:color="BFBFBF"/>
+              <w:left w:val="single" w:sz="1" w:space="0" w:color="BFBFBF"/>
+              <w:bottom w:val="single" w:sz="1" w:space="0" w:color="BFBFBF"/>
+              <w:right w:val="single" w:sz="1" w:space="0" w:color="BFBFBF"/>
+            </w:tcBorders>
+            <w:shd w:val="clear" w:color="auto" w:fill="E2EFDA"/>
+            <w:tcMar>
+              <w:top w:w="60" w:type="dxa"/>
+              <w:left w:w="110" w:type="dxa"/>
+              <w:bottom w:w="60" w:type="dxa"/>
+              <w:right w:w="110" w:type="dxa"/>
+            </w:tcMar>
+            <w:vAlign w:val="center"/>
+          </w:tcPr>
+          <w:p>
+            <w:pPr>
+              <w:spacing w:before="10" w:after="10"/>
+              <w:jc w:val="center"/>
+              <w:rPr>
+                <w:rFonts w:ascii="Arial" w:eastAsia="Arial" w:hAnsi="Arial" w:cs="Arial"/>
+                <w:sz w:val="21"/>
+                <w:szCs w:val="21"/>
+              </w:rPr>
+            </w:pPr>
+            <w:r>
+              <w:rPr>
+                <w:rFonts w:ascii="Arial" w:eastAsia="Arial" w:hAnsi="Arial" w:cs="Arial"/>
+                <w:b/>
+                <w:bCs/>
+                <w:sz w:val="18"/>
+                <w:szCs w:val="18"/>
+              </w:rPr>
+              <w:t>+12.0%</w:t>
+            </w:r>
+          </w:p>
+        </w:tc>
+        <w:tc>
+          <w:tcPr>
+            <w:tcW w:w="1380" w:type="dxa"/>
+            <w:tcBorders>
+              <w:top w:val="single" w:sz="1" w:space="0" w:color="BFBFBF"/>
+              <w:left w:val="single" w:sz="1" w:space="0" w:color="BFBFBF"/>
+              <w:bottom w:val="single" w:sz="1" w:space="0" w:color="BFBFBF"/>
+              <w:right w:val="single" w:sz="1" w:space="0" w:color="BFBFBF"/>
+            </w:tcBorders>
+            <w:shd w:val="clear" w:color="auto" w:fill="E2EFDA"/>
+            <w:tcMar>
+              <w:top w:w="60" w:type="dxa"/>
+              <w:left w:w="110" w:type="dxa"/>
+              <w:bottom w:w="60" w:type="dxa"/>
+              <w:right w:w="110" w:type="dxa"/>
+            </w:tcMar>
+            <w:vAlign w:val="center"/>
+          </w:tcPr>
+          <w:p>
+            <w:pPr>
+              <w:spacing w:before="10" w:after="10"/>
+              <w:jc w:val="center"/>
+              <w:rPr>
+                <w:rFonts w:ascii="Arial" w:eastAsia="Arial" w:hAnsi="Arial" w:cs="Arial"/>
+                <w:sz w:val="21"/>
+                <w:szCs w:val="21"/>
+              </w:rPr>
+            </w:pPr>
+            <w:r>
+              <w:rPr>
+                <w:rFonts w:ascii="Arial" w:eastAsia="Arial" w:hAnsi="Arial" w:cs="Arial"/>
+                <w:b/>
+                <w:bCs/>
+                <w:sz w:val="18"/>
+                <w:szCs w:val="18"/>
+              </w:rPr>
+              <w:t>+37.11</w:t>
+            </w:r>
+          </w:p>
+        </w:tc>
+      </w:tr>
+      <w:tr>
+        <w:tblPrEx>
+          <w:tblCellMar>
+            <w:top w:w="0" w:type="dxa"/>
+            <w:bottom w:w="0" w:type="dxa"/>
+          </w:tblCellMar>
+        </w:tblPrEx>
+        <w:tc>
+          <w:tcPr>
+            <w:tcW w:w="3160" w:type="dxa"/>
+            <w:tcBorders>
+              <w:top w:val="single" w:sz="1" w:space="0" w:color="BFBFBF"/>
+              <w:left w:val="single" w:sz="1" w:space="0" w:color="BFBFBF"/>
+              <w:bottom w:val="single" w:sz="1" w:space="0" w:color="BFBFBF"/>
+              <w:right w:val="single" w:sz="1" w:space="0" w:color="BFBFBF"/>
+            </w:tcBorders>
+            <w:tcMar>
+              <w:top w:w="60" w:type="dxa"/>
+              <w:left w:w="110" w:type="dxa"/>
+              <w:bottom w:w="60" w:type="dxa"/>
+              <w:right w:w="110" w:type="dxa"/>
+            </w:tcMar>
+            <w:vAlign w:val="center"/>
+          </w:tcPr>
+          <w:p>
+            <w:pPr>
+              <w:spacing w:before="10" w:after="10"/>
+              <w:rPr>
+                <w:rFonts w:ascii="Arial" w:eastAsia="Arial" w:hAnsi="Arial" w:cs="Arial"/>
+                <w:sz w:val="21"/>
+                <w:szCs w:val="21"/>
+              </w:rPr>
+            </w:pPr>
+            <w:r>
+              <w:rPr>
+                <w:rFonts w:ascii="Arial" w:eastAsia="Arial" w:hAnsi="Arial" w:cs="Arial"/>
+                <w:sz w:val="18"/>
+                <w:szCs w:val="18"/>
+              </w:rPr>
+              <w:t>(ii) V119 plays, V123 silent</w:t>
+            </w:r>
+          </w:p>
+        </w:tc>
+        <w:tc>
+          <w:tcPr>
+            <w:tcW w:w="980" w:type="dxa"/>
+            <w:tcBorders>
+              <w:top w:val="single" w:sz="1" w:space="0" w:color="BFBFBF"/>
+              <w:left w:val="single" w:sz="1" w:space="0" w:color="BFBFBF"/>
+              <w:bottom w:val="single" w:sz="1" w:space="0" w:color="BFBFBF"/>
+              <w:right w:val="single" w:sz="1" w:space="0" w:color="BFBFBF"/>
+            </w:tcBorders>
+            <w:tcMar>
+              <w:top w:w="60" w:type="dxa"/>
+              <w:left w:w="110" w:type="dxa"/>
+              <w:bottom w:w="60" w:type="dxa"/>
+              <w:right w:w="110" w:type="dxa"/>
+            </w:tcMar>
+            <w:vAlign w:val="center"/>
+          </w:tcPr>
+          <w:p>
+            <w:pPr>
+              <w:spacing w:before="10" w:after="10"/>
+              <w:jc w:val="center"/>
+              <w:rPr>
+                <w:rFonts w:ascii="Arial" w:eastAsia="Arial" w:hAnsi="Arial" w:cs="Arial"/>
+                <w:sz w:val="21"/>
+                <w:szCs w:val="21"/>
+              </w:rPr>
+            </w:pPr>
+            <w:r>
+              <w:rPr>
+                <w:rFonts w:ascii="Arial" w:eastAsia="Arial" w:hAnsi="Arial" w:cs="Arial"/>
+                <w:sz w:val="18"/>
+                <w:szCs w:val="18"/>
+              </w:rPr>
+              <w:t>128</w:t>
+            </w:r>
+          </w:p>
+        </w:tc>
+        <w:tc>
+          <w:tcPr>
+            <w:tcW w:w="1080" w:type="dxa"/>
+            <w:tcBorders>
+              <w:top w:val="single" w:sz="1" w:space="0" w:color="BFBFBF"/>
+              <w:left w:val="single" w:sz="1" w:space="0" w:color="BFBFBF"/>
+              <w:bottom w:val="single" w:sz="1" w:space="0" w:color="BFBFBF"/>
+              <w:right w:val="single" w:sz="1" w:space="0" w:color="BFBFBF"/>
+            </w:tcBorders>
+            <w:tcMar>
+              <w:top w:w="60" w:type="dxa"/>
+              <w:left w:w="110" w:type="dxa"/>
+              <w:bottom w:w="60" w:type="dxa"/>
+              <w:right w:w="110" w:type="dxa"/>
+            </w:tcMar>
+            <w:vAlign w:val="center"/>
+          </w:tcPr>
+          <w:p>
+            <w:pPr>
+              <w:spacing w:before="10" w:after="10"/>
+              <w:jc w:val="center"/>
+              <w:rPr>
+                <w:rFonts w:ascii="Arial" w:eastAsia="Arial" w:hAnsi="Arial" w:cs="Arial"/>
+                <w:sz w:val="21"/>
+                <w:szCs w:val="21"/>
+              </w:rPr>
+            </w:pPr>
+            <w:r>
+              <w:rPr>
+                <w:rFonts w:ascii="Arial" w:eastAsia="Arial" w:hAnsi="Arial" w:cs="Arial"/>
+                <w:sz w:val="18"/>
+                <w:szCs w:val="18"/>
+              </w:rPr>
+              <w:t>56.3%</w:t>
+            </w:r>
+          </w:p>
+        </w:tc>
+        <w:tc>
+          <w:tcPr>
+            <w:tcW w:w="1380" w:type="dxa"/>
+            <w:tcBorders>
+              <w:top w:val="single" w:sz="1" w:space="0" w:color="BFBFBF"/>
+              <w:left w:val="single" w:sz="1" w:space="0" w:color="BFBFBF"/>
+              <w:bottom w:val="single" w:sz="1" w:space="0" w:color="BFBFBF"/>
+              <w:right w:val="single" w:sz="1" w:space="0" w:color="BFBFBF"/>
+            </w:tcBorders>
+            <w:tcMar>
+              <w:top w:w="60" w:type="dxa"/>
+              <w:left w:w="110" w:type="dxa"/>
+              <w:bottom w:w="60" w:type="dxa"/>
+              <w:right w:w="110" w:type="dxa"/>
+            </w:tcMar>
+            <w:vAlign w:val="center"/>
+          </w:tcPr>
+          <w:p>
+            <w:pPr>
+              <w:spacing w:before="10" w:after="10"/>
+              <w:jc w:val="center"/>
+              <w:rPr>
+                <w:rFonts w:ascii="Arial" w:eastAsia="Arial" w:hAnsi="Arial" w:cs="Arial"/>
+                <w:sz w:val="21"/>
+                <w:szCs w:val="21"/>
+              </w:rPr>
+            </w:pPr>
+            <w:r>
+              <w:rPr>
+                <w:rFonts w:ascii="Arial" w:eastAsia="Arial" w:hAnsi="Arial" w:cs="Arial"/>
+                <w:sz w:val="18"/>
+                <w:szCs w:val="18"/>
+              </w:rPr>
+              <w:t>+4.3%</w:t>
+            </w:r>
+          </w:p>
+        </w:tc>
+        <w:tc>
+          <w:tcPr>
+            <w:tcW w:w="1380" w:type="dxa"/>
+            <w:tcBorders>
+              <w:top w:val="single" w:sz="1" w:space="0" w:color="BFBFBF"/>
+              <w:left w:val="single" w:sz="1" w:space="0" w:color="BFBFBF"/>
+              <w:bottom w:val="single" w:sz="1" w:space="0" w:color="BFBFBF"/>
+              <w:right w:val="single" w:sz="1" w:space="0" w:color="BFBFBF"/>
+            </w:tcBorders>
+            <w:tcMar>
+              <w:top w:w="60" w:type="dxa"/>
+              <w:left w:w="110" w:type="dxa"/>
+              <w:bottom w:w="60" w:type="dxa"/>
+              <w:right w:w="110" w:type="dxa"/>
+            </w:tcMar>
+            <w:vAlign w:val="center"/>
+          </w:tcPr>
+          <w:p>
+            <w:pPr>
+              <w:spacing w:before="10" w:after="10"/>
+              <w:jc w:val="center"/>
+              <w:rPr>
+                <w:rFonts w:ascii="Arial" w:eastAsia="Arial" w:hAnsi="Arial" w:cs="Arial"/>
+                <w:sz w:val="21"/>
+                <w:szCs w:val="21"/>
+              </w:rPr>
+            </w:pPr>
+            <w:r>
+              <w:rPr>
+                <w:rFonts w:ascii="Arial" w:eastAsia="Arial" w:hAnsi="Arial" w:cs="Arial"/>
+                <w:sz w:val="18"/>
+                <w:szCs w:val="18"/>
+              </w:rPr>
+              <w:t>+4.5%</w:t>
+            </w:r>
+          </w:p>
+        </w:tc>
+        <w:tc>
+          <w:tcPr>
+            <w:tcW w:w="1380" w:type="dxa"/>
+            <w:tcBorders>
+              <w:top w:val="single" w:sz="1" w:space="0" w:color="BFBFBF"/>
+              <w:left w:val="single" w:sz="1" w:space="0" w:color="BFBFBF"/>
+              <w:bottom w:val="single" w:sz="1" w:space="0" w:color="BFBFBF"/>
+              <w:right w:val="single" w:sz="1" w:space="0" w:color="BFBFBF"/>
+            </w:tcBorders>
+            <w:tcMar>
+              <w:top w:w="60" w:type="dxa"/>
+              <w:left w:w="110" w:type="dxa"/>
+              <w:bottom w:w="60" w:type="dxa"/>
+              <w:right w:w="110" w:type="dxa"/>
+            </w:tcMar>
+            <w:vAlign w:val="center"/>
+          </w:tcPr>
+          <w:p>
+            <w:pPr>
+              <w:spacing w:before="10" w:after="10"/>
+              <w:jc w:val="center"/>
+              <w:rPr>
+                <w:rFonts w:ascii="Arial" w:eastAsia="Arial" w:hAnsi="Arial" w:cs="Arial"/>
+                <w:sz w:val="21"/>
+                <w:szCs w:val="21"/>
+              </w:rPr>
+            </w:pPr>
+            <w:r>
+              <w:rPr>
+                <w:rFonts w:ascii="Arial" w:eastAsia="Arial" w:hAnsi="Arial" w:cs="Arial"/>
+                <w:sz w:val="18"/>
+                <w:szCs w:val="18"/>
+              </w:rPr>
+              <w:t>+5.49</w:t>
+            </w:r>
+          </w:p>
+        </w:tc>
+      </w:tr>
+      <w:tr>
+        <w:tblPrEx>
+          <w:tblCellMar>
+            <w:top w:w="0" w:type="dxa"/>
+            <w:bottom w:w="0" w:type="dxa"/>
+          </w:tblCellMar>
+        </w:tblPrEx>
+        <w:tc>
+          <w:tcPr>
+            <w:tcW w:w="3160" w:type="dxa"/>
+            <w:tcBorders>
+              <w:top w:val="single" w:sz="1" w:space="0" w:color="BFBFBF"/>
+              <w:left w:val="single" w:sz="1" w:space="0" w:color="BFBFBF"/>
+              <w:bottom w:val="single" w:sz="1" w:space="0" w:color="BFBFBF"/>
+              <w:right w:val="single" w:sz="1" w:space="0" w:color="BFBFBF"/>
+            </w:tcBorders>
+            <w:shd w:val="clear" w:color="auto" w:fill="FBE4E4"/>
+            <w:tcMar>
+              <w:top w:w="60" w:type="dxa"/>
+              <w:left w:w="110" w:type="dxa"/>
+              <w:bottom w:w="60" w:type="dxa"/>
+              <w:right w:w="110" w:type="dxa"/>
+            </w:tcMar>
+            <w:vAlign w:val="center"/>
+          </w:tcPr>
+          <w:p>
+            <w:pPr>
+              <w:spacing w:before="10" w:after="10"/>
+              <w:rPr>
+                <w:rFonts w:ascii="Arial" w:eastAsia="Arial" w:hAnsi="Arial" w:cs="Arial"/>
+                <w:sz w:val="21"/>
+                <w:szCs w:val="21"/>
+              </w:rPr>
+            </w:pPr>
+            <w:r>
+              <w:rPr>
+                <w:rFonts w:ascii="Arial" w:eastAsia="Arial" w:hAnsi="Arial" w:cs="Arial"/>
+                <w:sz w:val="18"/>
+                <w:szCs w:val="18"/>
+              </w:rPr>
+              <w:t>(iii) V119 silent, V123 plays</w:t>
+            </w:r>
+          </w:p>
+        </w:tc>
+        <w:tc>
+          <w:tcPr>
+            <w:tcW w:w="980" w:type="dxa"/>
+            <w:tcBorders>
+              <w:top w:val="single" w:sz="1" w:space="0" w:color="BFBFBF"/>
+              <w:left w:val="single" w:sz="1" w:space="0" w:color="BFBFBF"/>
+              <w:bottom w:val="single" w:sz="1" w:space="0" w:color="BFBFBF"/>
+              <w:right w:val="single" w:sz="1" w:space="0" w:color="BFBFBF"/>
+            </w:tcBorders>
+            <w:shd w:val="clear" w:color="auto" w:fill="FBE4E4"/>
+            <w:tcMar>
+              <w:top w:w="60" w:type="dxa"/>
+              <w:left w:w="110" w:type="dxa"/>
+              <w:bottom w:w="60" w:type="dxa"/>
+              <w:right w:w="110" w:type="dxa"/>
+            </w:tcMar>
+            <w:vAlign w:val="center"/>
+          </w:tcPr>
+          <w:p>
+            <w:pPr>
+              <w:spacing w:before="10" w:after="10"/>
+              <w:jc w:val="center"/>
+              <w:rPr>
+                <w:rFonts w:ascii="Arial" w:eastAsia="Arial" w:hAnsi="Arial" w:cs="Arial"/>
+                <w:sz w:val="21"/>
+                <w:szCs w:val="21"/>
+              </w:rPr>
+            </w:pPr>
+            <w:r>
+              <w:rPr>
+                <w:rFonts w:ascii="Arial" w:eastAsia="Arial" w:hAnsi="Arial" w:cs="Arial"/>
+                <w:sz w:val="18"/>
+                <w:szCs w:val="18"/>
+              </w:rPr>
+              <w:t>252</w:t>
+            </w:r>
+          </w:p>
+        </w:tc>
+        <w:tc>
+          <w:tcPr>
+            <w:tcW w:w="1080" w:type="dxa"/>
+            <w:tcBorders>
+              <w:top w:val="single" w:sz="1" w:space="0" w:color="BFBFBF"/>
+              <w:left w:val="single" w:sz="1" w:space="0" w:color="BFBFBF"/>
+              <w:bottom w:val="single" w:sz="1" w:space="0" w:color="BFBFBF"/>
+              <w:right w:val="single" w:sz="1" w:space="0" w:color="BFBFBF"/>
+            </w:tcBorders>
+            <w:shd w:val="clear" w:color="auto" w:fill="FBE4E4"/>
+            <w:tcMar>
+              <w:top w:w="60" w:type="dxa"/>
+              <w:left w:w="110" w:type="dxa"/>
+              <w:bottom w:w="60" w:type="dxa"/>
+              <w:right w:w="110" w:type="dxa"/>
+            </w:tcMar>
+            <w:vAlign w:val="center"/>
+          </w:tcPr>
+          <w:p>
+            <w:pPr>
+              <w:spacing w:before="10" w:after="10"/>
+              <w:jc w:val="center"/>
+              <w:rPr>
+                <w:rFonts w:ascii="Arial" w:eastAsia="Arial" w:hAnsi="Arial" w:cs="Arial"/>
+                <w:sz w:val="21"/>
+                <w:szCs w:val="21"/>
+              </w:rPr>
+            </w:pPr>
+            <w:r>
+              <w:rPr>
+                <w:rFonts w:ascii="Arial" w:eastAsia="Arial" w:hAnsi="Arial" w:cs="Arial"/>
+                <w:sz w:val="18"/>
+                <w:szCs w:val="18"/>
+              </w:rPr>
+              <w:t>47.6%</w:t>
+            </w:r>
+          </w:p>
+        </w:tc>
+        <w:tc>
+          <w:tcPr>
+            <w:tcW w:w="1380" w:type="dxa"/>
+            <w:tcBorders>
+              <w:top w:val="single" w:sz="1" w:space="0" w:color="BFBFBF"/>
+              <w:left w:val="single" w:sz="1" w:space="0" w:color="BFBFBF"/>
+              <w:bottom w:val="single" w:sz="1" w:space="0" w:color="BFBFBF"/>
+              <w:right w:val="single" w:sz="1" w:space="0" w:color="BFBFBF"/>
+            </w:tcBorders>
+            <w:shd w:val="clear" w:color="auto" w:fill="FBE4E4"/>
+            <w:tcMar>
+              <w:top w:w="60" w:type="dxa"/>
+              <w:left w:w="110" w:type="dxa"/>
+              <w:bottom w:w="60" w:type="dxa"/>
+              <w:right w:w="110" w:type="dxa"/>
+            </w:tcMar>
+            <w:vAlign w:val="center"/>
+          </w:tcPr>
+          <w:p>
+            <w:pPr>
+              <w:spacing w:before="10" w:after="10"/>
+              <w:jc w:val="center"/>
+              <w:rPr>
+                <w:rFonts w:ascii="Arial" w:eastAsia="Arial" w:hAnsi="Arial" w:cs="Arial"/>
+                <w:sz w:val="21"/>
+                <w:szCs w:val="21"/>
+              </w:rPr>
+            </w:pPr>
+            <w:r>
+              <w:rPr>
+                <w:rFonts w:ascii="Arial" w:eastAsia="Arial" w:hAnsi="Arial" w:cs="Arial"/>
+                <w:sz w:val="18"/>
+                <w:szCs w:val="18"/>
+              </w:rPr>
+              <w:t>-1.6%</w:t>
+            </w:r>
+          </w:p>
+        </w:tc>
+        <w:tc>
+          <w:tcPr>
+            <w:tcW w:w="1380" w:type="dxa"/>
+            <w:tcBorders>
+              <w:top w:val="single" w:sz="1" w:space="0" w:color="BFBFBF"/>
+              <w:left w:val="single" w:sz="1" w:space="0" w:color="BFBFBF"/>
+              <w:bottom w:val="single" w:sz="1" w:space="0" w:color="BFBFBF"/>
+              <w:right w:val="single" w:sz="1" w:space="0" w:color="BFBFBF"/>
+            </w:tcBorders>
+            <w:shd w:val="clear" w:color="auto" w:fill="FBE4E4"/>
+            <w:tcMar>
+              <w:top w:w="60" w:type="dxa"/>
+              <w:left w:w="110" w:type="dxa"/>
+              <w:bottom w:w="60" w:type="dxa"/>
+              <w:right w:w="110" w:type="dxa"/>
+            </w:tcMar>
+            <w:vAlign w:val="center"/>
+          </w:tcPr>
+          <w:p>
+            <w:pPr>
+              <w:spacing w:before="10" w:after="10"/>
+              <w:jc w:val="center"/>
+              <w:rPr>
+                <w:rFonts w:ascii="Arial" w:eastAsia="Arial" w:hAnsi="Arial" w:cs="Arial"/>
+                <w:sz w:val="21"/>
+                <w:szCs w:val="21"/>
+              </w:rPr>
+            </w:pPr>
+            <w:r>
+              <w:rPr>
+                <w:rFonts w:ascii="Arial" w:eastAsia="Arial" w:hAnsi="Arial" w:cs="Arial"/>
+                <w:sz w:val="18"/>
+                <w:szCs w:val="18"/>
+              </w:rPr>
+              <w:t>-9.3%</w:t>
+            </w:r>
+          </w:p>
+        </w:tc>
+        <w:tc>
+          <w:tcPr>
+            <w:tcW w:w="1380" w:type="dxa"/>
+            <w:tcBorders>
+              <w:top w:val="single" w:sz="1" w:space="0" w:color="BFBFBF"/>
+              <w:left w:val="single" w:sz="1" w:space="0" w:color="BFBFBF"/>
+              <w:bottom w:val="single" w:sz="1" w:space="0" w:color="BFBFBF"/>
+              <w:right w:val="single" w:sz="1" w:space="0" w:color="BFBFBF"/>
+            </w:tcBorders>
+            <w:shd w:val="clear" w:color="auto" w:fill="FBE4E4"/>
+            <w:tcMar>
+              <w:top w:w="60" w:type="dxa"/>
+              <w:left w:w="110" w:type="dxa"/>
+              <w:bottom w:w="60" w:type="dxa"/>
+              <w:right w:w="110" w:type="dxa"/>
+            </w:tcMar>
+            <w:vAlign w:val="center"/>
+          </w:tcPr>
+          <w:p>
+            <w:pPr>
+              <w:spacing w:before="10" w:after="10"/>
+              <w:jc w:val="center"/>
+              <w:rPr>
+                <w:rFonts w:ascii="Arial" w:eastAsia="Arial" w:hAnsi="Arial" w:cs="Arial"/>
+                <w:sz w:val="21"/>
+                <w:szCs w:val="21"/>
+              </w:rPr>
+            </w:pPr>
+            <w:r>
+              <w:rPr>
+                <w:rFonts w:ascii="Arial" w:eastAsia="Arial" w:hAnsi="Arial" w:cs="Arial"/>
+                <w:sz w:val="18"/>
+                <w:szCs w:val="18"/>
+              </w:rPr>
+              <w:t>-4.11</w:t>
+            </w:r>
+          </w:p>
+        </w:tc>
+      </w:tr>
+    </w:tbl>
+    <w:p>
+      <w:pPr>
+        <w:spacing w:before="200" w:after="80"/>
+        <w:outlineLvl w:val="1"/>
+        <w:rPr>
+          <w:rFonts w:ascii="Arial" w:eastAsia="Arial" w:hAnsi="Arial" w:cs="Arial"/>
+          <w:b/>
+          <w:bCs/>
+          <w:color w:val="1F3864"/>
+          <w:sz w:val="23"/>
+          <w:szCs w:val="23"/>
+        </w:rPr>
+      </w:pPr>
+      <w:r>
+        <w:rPr>
+          <w:rFonts w:ascii="Arial" w:eastAsia="Arial" w:hAnsi="Arial" w:cs="Arial"/>
+          <w:b/>
+          <w:bCs/>
+          <w:color w:val="1F3864"/>
+          <w:sz w:val="23"/>
+          <w:szCs w:val="23"/>
+        </w:rPr>
+        <w:t>What this tells us</w:t>
+      </w:r>
+    </w:p>
+    <w:p>
+      <w:pPr>
+        <w:numPr>
+          <w:ilvl w:val="0"/>
+          <w:numId w:val="12"/>
+        </w:numPr>
+        <w:spacing w:before="40" w:after="120" w:line="276" w:lineRule="auto"/>
+        <w:rPr>
+          <w:rFonts w:ascii="Arial" w:eastAsia="Arial" w:hAnsi="Arial" w:cs="Arial"/>
+          <w:sz w:val="21"/>
+          <w:szCs w:val="21"/>
+        </w:rPr>
+      </w:pPr>
+      <w:r>
+        <w:rPr>
+          <w:rFonts w:ascii="Arial" w:eastAsia="Arial" w:hAnsi="Arial" w:cs="Arial"/>
+          <w:b/>
+          <w:bCs/>
+          <w:sz w:val="21"/>
+          <w:szCs w:val="21"/>
+        </w:rPr>
+        <w:t>V119 (line + stats) carries genuine standalone information.</w:t>
+      </w:r>
+      <w:r>
+        <w:rPr>
+          <w:rFonts w:ascii="Arial" w:eastAsia="Arial" w:hAnsi="Arial" w:cs="Arial"/>
+          <w:sz w:val="21"/>
+          <w:szCs w:val="21"/>
+        </w:rPr>
+        <w:t xml:space="preserve"> Even when V123 stays silent, V119’s solo plays are mildly profitable (+4.3% full, +4.5% in 2026). The market line plus stats gives it a real, if modest, independent edge.</w:t>
+      </w:r>
+    </w:p>
+    <w:p>
+      <w:pPr>
+        <w:numPr>
+          <w:ilvl w:val="0"/>
+          <w:numId w:val="12"/>
+        </w:numPr>
+        <w:spacing w:before="40" w:after="120" w:line="276" w:lineRule="auto"/>
+        <w:rPr>
+          <w:rFonts w:ascii="Arial" w:eastAsia="Arial" w:hAnsi="Arial" w:cs="Arial"/>
+          <w:sz w:val="21"/>
+          <w:szCs w:val="21"/>
+        </w:rPr>
+      </w:pPr>
+      <w:r>
+        <w:rPr>
+          <w:rFonts w:ascii="Arial" w:eastAsia="Arial" w:hAnsi="Arial" w:cs="Arial"/>
+          <w:b/>
+          <w:bCs/>
+          <w:sz w:val="21"/>
+          <w:szCs w:val="21"/>
+        </w:rPr>
+        <w:t>V123 (stats only) carries no durable standalone edge.</w:t>
+      </w:r>
+      <w:r>
+        <w:rPr>
+          <w:rFonts w:ascii="Arial" w:eastAsia="Arial" w:hAnsi="Arial" w:cs="Arial"/>
+          <w:sz w:val="21"/>
+          <w:szCs w:val="21"/>
+        </w:rPr>
+        <w:t xml:space="preserve"> When V119 stays silent, V123’s solo plays lose money — and badly so in 2026 (−1.6% full, −9.3% in 2026). On its own, the stats-only model finds “value” that the market correctly prices away.</w:t>
+      </w:r>
+    </w:p>
+    <w:p>
+      <w:pPr>
+        <w:numPr>
+          <w:ilvl w:val="0"/>
+          <w:numId w:val="12"/>
+        </w:numPr>
+        <w:spacing w:before="40" w:after="120" w:line="276" w:lineRule="auto"/>
+        <w:rPr>
+          <w:rFonts w:ascii="Arial" w:eastAsia="Arial" w:hAnsi="Arial" w:cs="Arial"/>
+          <w:sz w:val="21"/>
+          <w:szCs w:val="21"/>
+        </w:rPr>
+      </w:pPr>
+      <w:r>
+        <w:rPr>
+          <w:rFonts w:ascii="Arial" w:eastAsia="Arial" w:hAnsi="Arial" w:cs="Arial"/>
+          <w:b/>
+          <w:bCs/>
+          <w:sz w:val="21"/>
+          <w:szCs w:val="21"/>
+        </w:rPr>
+        <w:t>Their agreement roughly doubles the edge.</w:t>
+      </w:r>
+      <w:r>
+        <w:rPr>
+          <w:rFonts w:ascii="Arial" w:eastAsia="Arial" w:hAnsi="Arial" w:cs="Arial"/>
+          <w:sz w:val="21"/>
+          <w:szCs w:val="21"/>
+        </w:rPr>
+        <w:t xml:space="preserve"> Where both independently back the same side, ROI jumps from ~10% (either alone) to 19.3%, at a </w:t>
+      </w:r>
+      <w:proofErr w:type="gramStart"/>
+      <w:r>
+        <w:rPr>
+          <w:rFonts w:ascii="Arial" w:eastAsia="Arial" w:hAnsi="Arial" w:cs="Arial"/>
+          <w:sz w:val="21"/>
+          <w:szCs w:val="21"/>
+        </w:rPr>
+        <w:t>60.4% win</w:t>
+      </w:r>
+      <w:proofErr w:type="gramEnd"/>
+      <w:r>
+        <w:rPr>
+          <w:rFonts w:ascii="Arial" w:eastAsia="Arial" w:hAnsi="Arial" w:cs="Arial"/>
+          <w:sz w:val="21"/>
+          <w:szCs w:val="21"/>
+        </w:rPr>
+        <w:t xml:space="preserve"> rate. This is the single most valuable signal in the system.</w:t>
+      </w:r>
+    </w:p>
+    <w:p>
+      <w:pPr>
+        <w:numPr>
+          <w:ilvl w:val="0"/>
+          <w:numId w:val="12"/>
+        </w:numPr>
+        <w:spacing w:before="40" w:after="120" w:line="276" w:lineRule="auto"/>
+        <w:rPr>
+          <w:rFonts w:ascii="Arial" w:eastAsia="Arial" w:hAnsi="Arial" w:cs="Arial"/>
+          <w:sz w:val="21"/>
+          <w:szCs w:val="21"/>
+        </w:rPr>
+      </w:pPr>
+      <w:r>
+        <w:rPr>
+          <w:rFonts w:ascii="Arial" w:eastAsia="Arial" w:hAnsi="Arial" w:cs="Arial"/>
+          <w:b/>
+          <w:bCs/>
+          <w:sz w:val="21"/>
+          <w:szCs w:val="21"/>
+        </w:rPr>
+        <w:t>Therefore V123’s role is confirmation, not solo prediction.</w:t>
+      </w:r>
+      <w:r>
+        <w:rPr>
+          <w:rFonts w:ascii="Arial" w:eastAsia="Arial" w:hAnsi="Arial" w:cs="Arial"/>
+          <w:sz w:val="21"/>
+          <w:szCs w:val="21"/>
+        </w:rPr>
+        <w:t xml:space="preserve"> Its information is valuable precisely because it is reached by a different route (market-blind): when a market-aware model and a market-blind model converge, that convergence is high-conviction evidence neither can identify alone. V123 tells us </w:t>
+      </w:r>
+      <w:r>
+        <w:rPr>
+          <w:rFonts w:ascii="Arial" w:eastAsia="Arial" w:hAnsi="Arial" w:cs="Arial"/>
+          <w:i/>
+          <w:iCs/>
+          <w:sz w:val="21"/>
+          <w:szCs w:val="21"/>
+        </w:rPr>
+        <w:t>which</w:t>
+      </w:r>
+      <w:r>
+        <w:rPr>
+          <w:rFonts w:ascii="Arial" w:eastAsia="Arial" w:hAnsi="Arial" w:cs="Arial"/>
+          <w:sz w:val="21"/>
+          <w:szCs w:val="21"/>
+        </w:rPr>
+        <w:t xml:space="preserve"> of V119’s plays are the gold ones.</w:t>
+      </w:r>
+    </w:p>
+    <w:p>
+      <w:pPr>
+        <w:spacing w:before="240" w:after="120"/>
+        <w:outlineLvl w:val="0"/>
+        <w:rPr>
+          <w:rFonts w:ascii="Arial" w:eastAsia="Arial" w:hAnsi="Arial" w:cs="Arial"/>
+          <w:b/>
+          <w:bCs/>
+          <w:color w:val="1F3864"/>
+          <w:sz w:val="28"/>
+          <w:szCs w:val="28"/>
+        </w:rPr>
+      </w:pPr>
+      <w:r>
+        <w:rPr>
+          <w:rFonts w:ascii="Arial" w:eastAsia="Arial" w:hAnsi="Arial" w:cs="Arial"/>
+          <w:b/>
+          <w:bCs/>
+          <w:color w:val="1F3864"/>
+          <w:sz w:val="28"/>
+          <w:szCs w:val="28"/>
+        </w:rPr>
+        <w:t>5.  Why consensus is the edge</w:t>
+      </w:r>
+    </w:p>
+    <w:p>
+      <w:pPr>
+        <w:spacing w:before="40" w:after="120" w:line="276" w:lineRule="auto"/>
+        <w:rPr>
+          <w:rFonts w:ascii="Arial" w:eastAsia="Arial" w:hAnsi="Arial" w:cs="Arial"/>
+          <w:sz w:val="21"/>
+          <w:szCs w:val="21"/>
+        </w:rPr>
+      </w:pPr>
+      <w:r>
+        <w:rPr>
+          <w:rFonts w:ascii="Arial" w:eastAsia="Arial" w:hAnsi="Arial" w:cs="Arial"/>
+          <w:sz w:val="21"/>
+          <w:szCs w:val="21"/>
+        </w:rPr>
+        <w:t xml:space="preserve">V119 and V123 reach their conclusions from </w:t>
+      </w:r>
+      <w:r>
+        <w:rPr>
+          <w:rFonts w:ascii="Arial" w:eastAsia="Arial" w:hAnsi="Arial" w:cs="Arial"/>
+          <w:b/>
+          <w:bCs/>
+          <w:sz w:val="21"/>
+          <w:szCs w:val="21"/>
+        </w:rPr>
+        <w:t>different information sets</w:t>
+      </w:r>
+      <w:r>
+        <w:rPr>
+          <w:rFonts w:ascii="Arial" w:eastAsia="Arial" w:hAnsi="Arial" w:cs="Arial"/>
+          <w:sz w:val="21"/>
+          <w:szCs w:val="21"/>
+        </w:rPr>
+        <w:t xml:space="preserve"> — one uses the bookie line, one does not. When two </w:t>
+      </w:r>
+      <w:proofErr w:type="gramStart"/>
+      <w:r>
+        <w:rPr>
+          <w:rFonts w:ascii="Arial" w:eastAsia="Arial" w:hAnsi="Arial" w:cs="Arial"/>
+          <w:sz w:val="21"/>
+          <w:szCs w:val="21"/>
+        </w:rPr>
+        <w:t>decorrelated</w:t>
+      </w:r>
+      <w:proofErr w:type="gramEnd"/>
+      <w:r>
+        <w:rPr>
+          <w:rFonts w:ascii="Arial" w:eastAsia="Arial" w:hAnsi="Arial" w:cs="Arial"/>
+          <w:sz w:val="21"/>
+          <w:szCs w:val="21"/>
+        </w:rPr>
+        <w:t xml:space="preserve"> views agree, the signal is far stronger than either source alone. This is ensemble logic at the </w:t>
+      </w:r>
+      <w:proofErr w:type="spellStart"/>
+      <w:r>
+        <w:rPr>
+          <w:rFonts w:ascii="Arial" w:eastAsia="Arial" w:hAnsi="Arial" w:cs="Arial"/>
+          <w:sz w:val="21"/>
+          <w:szCs w:val="21"/>
+        </w:rPr>
+        <w:t>meta</w:t>
+      </w:r>
+      <w:proofErr w:type="spellEnd"/>
+      <w:r>
+        <w:rPr>
+          <w:rFonts w:ascii="Arial" w:eastAsia="Arial" w:hAnsi="Arial" w:cs="Arial"/>
+          <w:sz w:val="21"/>
+          <w:szCs w:val="21"/>
+        </w:rPr>
+        <w:t xml:space="preserve"> level: not many correlated trees, but two genuinely different modelling philosophies converging.</w:t>
+      </w:r>
+    </w:p>
+    <w:p>
+      <w:pPr>
+        <w:spacing w:before="40" w:after="120" w:line="276" w:lineRule="auto"/>
+        <w:rPr>
+          <w:rFonts w:ascii="Arial" w:eastAsia="Arial" w:hAnsi="Arial" w:cs="Arial"/>
+          <w:sz w:val="21"/>
+          <w:szCs w:val="21"/>
+        </w:rPr>
+      </w:pPr>
+      <w:r>
+        <w:rPr>
+          <w:rFonts w:ascii="Arial" w:eastAsia="Arial" w:hAnsi="Arial" w:cs="Arial"/>
+          <w:sz w:val="21"/>
+          <w:szCs w:val="21"/>
+        </w:rPr>
+        <w:t xml:space="preserve">The corollary is that </w:t>
+      </w:r>
+      <w:r>
+        <w:rPr>
+          <w:rFonts w:ascii="Arial" w:eastAsia="Arial" w:hAnsi="Arial" w:cs="Arial"/>
+          <w:b/>
+          <w:bCs/>
+          <w:sz w:val="21"/>
+          <w:szCs w:val="21"/>
+        </w:rPr>
+        <w:t>more plays is not better</w:t>
+      </w:r>
+      <w:r>
+        <w:rPr>
+          <w:rFonts w:ascii="Arial" w:eastAsia="Arial" w:hAnsi="Arial" w:cs="Arial"/>
+          <w:sz w:val="21"/>
+          <w:szCs w:val="21"/>
+        </w:rPr>
+        <w:t xml:space="preserve">. Adding V123’s solo plays (Setup 1 / Setup 3) </w:t>
+      </w:r>
+      <w:proofErr w:type="gramStart"/>
+      <w:r>
+        <w:rPr>
+          <w:rFonts w:ascii="Arial" w:eastAsia="Arial" w:hAnsi="Arial" w:cs="Arial"/>
+          <w:sz w:val="21"/>
+          <w:szCs w:val="21"/>
+        </w:rPr>
+        <w:t>dilutes</w:t>
+      </w:r>
+      <w:proofErr w:type="gramEnd"/>
+      <w:r>
+        <w:rPr>
+          <w:rFonts w:ascii="Arial" w:eastAsia="Arial" w:hAnsi="Arial" w:cs="Arial"/>
+          <w:sz w:val="21"/>
+          <w:szCs w:val="21"/>
+        </w:rPr>
+        <w:t xml:space="preserve"> the edge with loss-making bets; adding V119’s solo plays (Setup 2) is only mildly additive and dilutes the headline ROI. The clean, highest-conviction strategy keeps the agreement core and nothing else.</w:t>
+      </w:r>
+    </w:p>
+    <w:p>
+      <w:pPr>
+        <w:spacing w:before="240" w:after="120"/>
+        <w:outlineLvl w:val="0"/>
+        <w:rPr>
+          <w:rFonts w:ascii="Arial" w:eastAsia="Arial" w:hAnsi="Arial" w:cs="Arial"/>
+          <w:b/>
+          <w:bCs/>
+          <w:color w:val="1F3864"/>
+          <w:sz w:val="28"/>
+          <w:szCs w:val="28"/>
+        </w:rPr>
+      </w:pPr>
+      <w:r>
+        <w:rPr>
+          <w:rFonts w:ascii="Arial" w:eastAsia="Arial" w:hAnsi="Arial" w:cs="Arial"/>
+          <w:b/>
+          <w:bCs/>
+          <w:color w:val="1F3864"/>
+          <w:sz w:val="28"/>
+          <w:szCs w:val="28"/>
+        </w:rPr>
+        <w:t>6.  Deployment guidance — dogs vs favourites</w:t>
+      </w:r>
+    </w:p>
+    <w:p>
+      <w:pPr>
+        <w:spacing w:before="40" w:after="120" w:line="276" w:lineRule="auto"/>
+        <w:rPr>
+          <w:rFonts w:ascii="Arial" w:eastAsia="Arial" w:hAnsi="Arial" w:cs="Arial"/>
+          <w:sz w:val="21"/>
+          <w:szCs w:val="21"/>
+        </w:rPr>
+      </w:pPr>
+      <w:r>
+        <w:rPr>
+          <w:rFonts w:ascii="Arial" w:eastAsia="Arial" w:hAnsi="Arial" w:cs="Arial"/>
+          <w:sz w:val="21"/>
+          <w:szCs w:val="21"/>
+        </w:rPr>
+        <w:t xml:space="preserve">Within the consensus strategy, the edge is </w:t>
+      </w:r>
+      <w:r>
+        <w:rPr>
+          <w:rFonts w:ascii="Arial" w:eastAsia="Arial" w:hAnsi="Arial" w:cs="Arial"/>
+          <w:b/>
+          <w:bCs/>
+          <w:sz w:val="21"/>
+          <w:szCs w:val="21"/>
+        </w:rPr>
+        <w:t>not symmetric across sides</w:t>
+      </w:r>
+      <w:r>
+        <w:rPr>
+          <w:rFonts w:ascii="Arial" w:eastAsia="Arial" w:hAnsi="Arial" w:cs="Arial"/>
+          <w:sz w:val="21"/>
+          <w:szCs w:val="21"/>
+        </w:rPr>
+        <w:t xml:space="preserve"> once we look at 2026:</w:t>
+      </w:r>
+    </w:p>
+    <w:tbl>
+      <w:tblPr>
+        <w:tblW w:w="9360" w:type="dxa"/>
+        <w:tblBorders>
+          <w:top w:val="single" w:sz="4" w:space="0" w:color="auto"/>
+          <w:left w:val="single" w:sz="4" w:space="0" w:color="auto"/>
+          <w:bottom w:val="single" w:sz="4" w:space="0" w:color="auto"/>
+          <w:right w:val="single" w:sz="4" w:space="0" w:color="auto"/>
+          <w:insideH w:val="single" w:sz="4" w:space="0" w:color="auto"/>
+          <w:insideV w:val="single" w:sz="4" w:space="0" w:color="auto"/>
+        </w:tblBorders>
+        <w:tblCellMar>
+          <w:left w:w="10" w:type="dxa"/>
+          <w:right w:w="10" w:type="dxa"/>
+        </w:tblCellMar>
+        <w:tblLook w:val="0000" w:firstRow="0" w:lastRow="0" w:firstColumn="0" w:lastColumn="0" w:noHBand="0" w:noVBand="0"/>
+      </w:tblPr>
+      <w:tblGrid>
+        <w:gridCol w:w="3160"/>
+        <w:gridCol w:w="1400"/>
+        <w:gridCol w:w="1400"/>
+        <w:gridCol w:w="1400"/>
+        <w:gridCol w:w="2000"/>
+      </w:tblGrid>
+      <w:tr>
+        <w:tblPrEx>
+          <w:tblCellMar>
+            <w:top w:w="0" w:type="dxa"/>
+            <w:bottom w:w="0" w:type="dxa"/>
+          </w:tblCellMar>
+        </w:tblPrEx>
+        <w:trPr>
+          <w:tblHeader/>
+        </w:trPr>
+        <w:tc>
+          <w:tcPr>
+            <w:tcW w:w="3160" w:type="dxa"/>
+            <w:tcBorders>
+              <w:top w:val="single" w:sz="1" w:space="0" w:color="BFBFBF"/>
+              <w:left w:val="single" w:sz="1" w:space="0" w:color="BFBFBF"/>
+              <w:bottom w:val="single" w:sz="1" w:space="0" w:color="BFBFBF"/>
+              <w:right w:val="single" w:sz="1" w:space="0" w:color="BFBFBF"/>
+            </w:tcBorders>
+            <w:shd w:val="clear" w:color="auto" w:fill="1F3864"/>
+            <w:tcMar>
+              <w:top w:w="60" w:type="dxa"/>
+              <w:left w:w="110" w:type="dxa"/>
+              <w:bottom w:w="60" w:type="dxa"/>
+              <w:right w:w="110" w:type="dxa"/>
+            </w:tcMar>
+            <w:vAlign w:val="center"/>
+          </w:tcPr>
+          <w:p>
+            <w:pPr>
+              <w:spacing w:before="10" w:after="10"/>
+              <w:jc w:val="center"/>
+              <w:rPr>
+                <w:rFonts w:ascii="Arial" w:eastAsia="Arial" w:hAnsi="Arial" w:cs="Arial"/>
+                <w:sz w:val="21"/>
+                <w:szCs w:val="21"/>
+              </w:rPr>
+            </w:pPr>
+            <w:r>
+              <w:rPr>
+                <w:rFonts w:ascii="Arial" w:eastAsia="Arial" w:hAnsi="Arial" w:cs="Arial"/>
+                <w:b/>
+                <w:bCs/>
+                <w:color w:val="FFFFFF"/>
+                <w:sz w:val="18"/>
+                <w:szCs w:val="18"/>
+              </w:rPr>
+              <w:t>Consensus plays by side</w:t>
+            </w:r>
+          </w:p>
+        </w:tc>
+        <w:tc>
+          <w:tcPr>
+            <w:tcW w:w="1400" w:type="dxa"/>
+            <w:tcBorders>
+              <w:top w:val="single" w:sz="1" w:space="0" w:color="BFBFBF"/>
+              <w:left w:val="single" w:sz="1" w:space="0" w:color="BFBFBF"/>
+              <w:bottom w:val="single" w:sz="1" w:space="0" w:color="BFBFBF"/>
+              <w:right w:val="single" w:sz="1" w:space="0" w:color="BFBFBF"/>
+            </w:tcBorders>
+            <w:shd w:val="clear" w:color="auto" w:fill="1F3864"/>
+            <w:tcMar>
+              <w:top w:w="60" w:type="dxa"/>
+              <w:left w:w="110" w:type="dxa"/>
+              <w:bottom w:w="60" w:type="dxa"/>
+              <w:right w:w="110" w:type="dxa"/>
+            </w:tcMar>
+            <w:vAlign w:val="center"/>
+          </w:tcPr>
+          <w:p>
+            <w:pPr>
+              <w:spacing w:before="10" w:after="10"/>
+              <w:jc w:val="center"/>
+              <w:rPr>
+                <w:rFonts w:ascii="Arial" w:eastAsia="Arial" w:hAnsi="Arial" w:cs="Arial"/>
+                <w:sz w:val="21"/>
+                <w:szCs w:val="21"/>
+              </w:rPr>
+            </w:pPr>
+            <w:r>
+              <w:rPr>
+                <w:rFonts w:ascii="Arial" w:eastAsia="Arial" w:hAnsi="Arial" w:cs="Arial"/>
+                <w:b/>
+                <w:bCs/>
+                <w:color w:val="FFFFFF"/>
+                <w:sz w:val="18"/>
+                <w:szCs w:val="18"/>
+              </w:rPr>
+              <w:t>Plays</w:t>
+            </w:r>
+          </w:p>
+        </w:tc>
+        <w:tc>
+          <w:tcPr>
+            <w:tcW w:w="1400" w:type="dxa"/>
+            <w:tcBorders>
+              <w:top w:val="single" w:sz="1" w:space="0" w:color="BFBFBF"/>
+              <w:left w:val="single" w:sz="1" w:space="0" w:color="BFBFBF"/>
+              <w:bottom w:val="single" w:sz="1" w:space="0" w:color="BFBFBF"/>
+              <w:right w:val="single" w:sz="1" w:space="0" w:color="BFBFBF"/>
+            </w:tcBorders>
+            <w:shd w:val="clear" w:color="auto" w:fill="1F3864"/>
+            <w:tcMar>
+              <w:top w:w="60" w:type="dxa"/>
+              <w:left w:w="110" w:type="dxa"/>
+              <w:bottom w:w="60" w:type="dxa"/>
+              <w:right w:w="110" w:type="dxa"/>
+            </w:tcMar>
+            <w:vAlign w:val="center"/>
+          </w:tcPr>
+          <w:p>
+            <w:pPr>
+              <w:spacing w:before="10" w:after="10"/>
+              <w:jc w:val="center"/>
+              <w:rPr>
+                <w:rFonts w:ascii="Arial" w:eastAsia="Arial" w:hAnsi="Arial" w:cs="Arial"/>
+                <w:sz w:val="21"/>
+                <w:szCs w:val="21"/>
+              </w:rPr>
+            </w:pPr>
+            <w:r>
+              <w:rPr>
+                <w:rFonts w:ascii="Arial" w:eastAsia="Arial" w:hAnsi="Arial" w:cs="Arial"/>
+                <w:b/>
+                <w:bCs/>
+                <w:color w:val="FFFFFF"/>
+                <w:sz w:val="18"/>
+                <w:szCs w:val="18"/>
+              </w:rPr>
+              <w:t>ROI (full)</w:t>
+            </w:r>
+          </w:p>
+        </w:tc>
+        <w:tc>
+          <w:tcPr>
+            <w:tcW w:w="1400" w:type="dxa"/>
+            <w:tcBorders>
+              <w:top w:val="single" w:sz="1" w:space="0" w:color="BFBFBF"/>
+              <w:left w:val="single" w:sz="1" w:space="0" w:color="BFBFBF"/>
+              <w:bottom w:val="single" w:sz="1" w:space="0" w:color="BFBFBF"/>
+              <w:right w:val="single" w:sz="1" w:space="0" w:color="BFBFBF"/>
+            </w:tcBorders>
+            <w:shd w:val="clear" w:color="auto" w:fill="1F3864"/>
+            <w:tcMar>
+              <w:top w:w="60" w:type="dxa"/>
+              <w:left w:w="110" w:type="dxa"/>
+              <w:bottom w:w="60" w:type="dxa"/>
+              <w:right w:w="110" w:type="dxa"/>
+            </w:tcMar>
+            <w:vAlign w:val="center"/>
+          </w:tcPr>
+          <w:p>
+            <w:pPr>
+              <w:spacing w:before="10" w:after="10"/>
+              <w:jc w:val="center"/>
+              <w:rPr>
+                <w:rFonts w:ascii="Arial" w:eastAsia="Arial" w:hAnsi="Arial" w:cs="Arial"/>
+                <w:sz w:val="21"/>
+                <w:szCs w:val="21"/>
+              </w:rPr>
+            </w:pPr>
+            <w:r>
+              <w:rPr>
+                <w:rFonts w:ascii="Arial" w:eastAsia="Arial" w:hAnsi="Arial" w:cs="Arial"/>
+                <w:b/>
+                <w:bCs/>
+                <w:color w:val="FFFFFF"/>
+                <w:sz w:val="18"/>
+                <w:szCs w:val="18"/>
+              </w:rPr>
+              <w:t>ROI (2026)</w:t>
+            </w:r>
+          </w:p>
+        </w:tc>
+        <w:tc>
+          <w:tcPr>
+            <w:tcW w:w="2000" w:type="dxa"/>
+            <w:tcBorders>
+              <w:top w:val="single" w:sz="1" w:space="0" w:color="BFBFBF"/>
+              <w:left w:val="single" w:sz="1" w:space="0" w:color="BFBFBF"/>
+              <w:bottom w:val="single" w:sz="1" w:space="0" w:color="BFBFBF"/>
+              <w:right w:val="single" w:sz="1" w:space="0" w:color="BFBFBF"/>
+            </w:tcBorders>
+            <w:shd w:val="clear" w:color="auto" w:fill="1F3864"/>
+            <w:tcMar>
+              <w:top w:w="60" w:type="dxa"/>
+              <w:left w:w="110" w:type="dxa"/>
+              <w:bottom w:w="60" w:type="dxa"/>
+              <w:right w:w="110" w:type="dxa"/>
+            </w:tcMar>
+            <w:vAlign w:val="center"/>
+          </w:tcPr>
+          <w:p>
+            <w:pPr>
+              <w:spacing w:before="10" w:after="10"/>
+              <w:jc w:val="center"/>
+              <w:rPr>
+                <w:rFonts w:ascii="Arial" w:eastAsia="Arial" w:hAnsi="Arial" w:cs="Arial"/>
+                <w:sz w:val="21"/>
+                <w:szCs w:val="21"/>
+              </w:rPr>
+            </w:pPr>
+            <w:r>
+              <w:rPr>
+                <w:rFonts w:ascii="Arial" w:eastAsia="Arial" w:hAnsi="Arial" w:cs="Arial"/>
+                <w:b/>
+                <w:bCs/>
+                <w:color w:val="FFFFFF"/>
+                <w:sz w:val="18"/>
+                <w:szCs w:val="18"/>
+              </w:rPr>
+              <w:t>Note</w:t>
+            </w:r>
+          </w:p>
+        </w:tc>
+      </w:tr>
+      <w:tr>
+        <w:tblPrEx>
+          <w:tblCellMar>
+            <w:top w:w="0" w:type="dxa"/>
+            <w:bottom w:w="0" w:type="dxa"/>
+          </w:tblCellMar>
+        </w:tblPrEx>
+        <w:tc>
+          <w:tcPr>
+            <w:tcW w:w="3160" w:type="dxa"/>
+            <w:tcBorders>
+              <w:top w:val="single" w:sz="1" w:space="0" w:color="BFBFBF"/>
+              <w:left w:val="single" w:sz="1" w:space="0" w:color="BFBFBF"/>
+              <w:bottom w:val="single" w:sz="1" w:space="0" w:color="BFBFBF"/>
+              <w:right w:val="single" w:sz="1" w:space="0" w:color="BFBFBF"/>
+            </w:tcBorders>
+            <w:shd w:val="clear" w:color="auto" w:fill="E2EFDA"/>
+            <w:tcMar>
+              <w:top w:w="60" w:type="dxa"/>
+              <w:left w:w="110" w:type="dxa"/>
+              <w:bottom w:w="60" w:type="dxa"/>
+              <w:right w:w="110" w:type="dxa"/>
+            </w:tcMar>
+            <w:vAlign w:val="center"/>
+          </w:tcPr>
+          <w:p>
+            <w:pPr>
+              <w:spacing w:before="10" w:after="10"/>
+              <w:rPr>
+                <w:rFonts w:ascii="Arial" w:eastAsia="Arial" w:hAnsi="Arial" w:cs="Arial"/>
+                <w:sz w:val="21"/>
+                <w:szCs w:val="21"/>
+              </w:rPr>
+            </w:pPr>
+            <w:r>
+              <w:rPr>
+                <w:rFonts w:ascii="Arial" w:eastAsia="Arial" w:hAnsi="Arial" w:cs="Arial"/>
+                <w:b/>
+                <w:bCs/>
+                <w:sz w:val="18"/>
+                <w:szCs w:val="18"/>
+              </w:rPr>
+              <w:t>Dogs (+ML)</w:t>
+            </w:r>
+          </w:p>
+        </w:tc>
+        <w:tc>
+          <w:tcPr>
+            <w:tcW w:w="1400" w:type="dxa"/>
+            <w:tcBorders>
+              <w:top w:val="single" w:sz="1" w:space="0" w:color="BFBFBF"/>
+              <w:left w:val="single" w:sz="1" w:space="0" w:color="BFBFBF"/>
+              <w:bottom w:val="single" w:sz="1" w:space="0" w:color="BFBFBF"/>
+              <w:right w:val="single" w:sz="1" w:space="0" w:color="BFBFBF"/>
+            </w:tcBorders>
+            <w:shd w:val="clear" w:color="auto" w:fill="E2EFDA"/>
+            <w:tcMar>
+              <w:top w:w="60" w:type="dxa"/>
+              <w:left w:w="110" w:type="dxa"/>
+              <w:bottom w:w="60" w:type="dxa"/>
+              <w:right w:w="110" w:type="dxa"/>
+            </w:tcMar>
+            <w:vAlign w:val="center"/>
+          </w:tcPr>
+          <w:p>
+            <w:pPr>
+              <w:spacing w:before="10" w:after="10"/>
+              <w:jc w:val="center"/>
+              <w:rPr>
+                <w:rFonts w:ascii="Arial" w:eastAsia="Arial" w:hAnsi="Arial" w:cs="Arial"/>
+                <w:sz w:val="21"/>
+                <w:szCs w:val="21"/>
+              </w:rPr>
+            </w:pPr>
+            <w:r>
+              <w:rPr>
+                <w:rFonts w:ascii="Arial" w:eastAsia="Arial" w:hAnsi="Arial" w:cs="Arial"/>
+                <w:sz w:val="18"/>
+                <w:szCs w:val="18"/>
+              </w:rPr>
+              <w:t>130</w:t>
+            </w:r>
+          </w:p>
+        </w:tc>
+        <w:tc>
+          <w:tcPr>
+            <w:tcW w:w="1400" w:type="dxa"/>
+            <w:tcBorders>
+              <w:top w:val="single" w:sz="1" w:space="0" w:color="BFBFBF"/>
+              <w:left w:val="single" w:sz="1" w:space="0" w:color="BFBFBF"/>
+              <w:bottom w:val="single" w:sz="1" w:space="0" w:color="BFBFBF"/>
+              <w:right w:val="single" w:sz="1" w:space="0" w:color="BFBFBF"/>
+            </w:tcBorders>
+            <w:shd w:val="clear" w:color="auto" w:fill="E2EFDA"/>
+            <w:tcMar>
+              <w:top w:w="60" w:type="dxa"/>
+              <w:left w:w="110" w:type="dxa"/>
+              <w:bottom w:w="60" w:type="dxa"/>
+              <w:right w:w="110" w:type="dxa"/>
+            </w:tcMar>
+            <w:vAlign w:val="center"/>
+          </w:tcPr>
+          <w:p>
+            <w:pPr>
+              <w:spacing w:before="10" w:after="10"/>
+              <w:jc w:val="center"/>
+              <w:rPr>
+                <w:rFonts w:ascii="Arial" w:eastAsia="Arial" w:hAnsi="Arial" w:cs="Arial"/>
+                <w:sz w:val="21"/>
+                <w:szCs w:val="21"/>
+              </w:rPr>
+            </w:pPr>
+            <w:r>
+              <w:rPr>
+                <w:rFonts w:ascii="Arial" w:eastAsia="Arial" w:hAnsi="Arial" w:cs="Arial"/>
+                <w:sz w:val="18"/>
+                <w:szCs w:val="18"/>
+              </w:rPr>
+              <w:t>+18.8%</w:t>
+            </w:r>
+          </w:p>
+        </w:tc>
+        <w:tc>
+          <w:tcPr>
+            <w:tcW w:w="1400" w:type="dxa"/>
+            <w:tcBorders>
+              <w:top w:val="single" w:sz="1" w:space="0" w:color="BFBFBF"/>
+              <w:left w:val="single" w:sz="1" w:space="0" w:color="BFBFBF"/>
+              <w:bottom w:val="single" w:sz="1" w:space="0" w:color="BFBFBF"/>
+              <w:right w:val="single" w:sz="1" w:space="0" w:color="BFBFBF"/>
+            </w:tcBorders>
+            <w:shd w:val="clear" w:color="auto" w:fill="E2EFDA"/>
+            <w:tcMar>
+              <w:top w:w="60" w:type="dxa"/>
+              <w:left w:w="110" w:type="dxa"/>
+              <w:bottom w:w="60" w:type="dxa"/>
+              <w:right w:w="110" w:type="dxa"/>
+            </w:tcMar>
+            <w:vAlign w:val="center"/>
+          </w:tcPr>
+          <w:p>
+            <w:pPr>
+              <w:spacing w:before="10" w:after="10"/>
+              <w:jc w:val="center"/>
+              <w:rPr>
+                <w:rFonts w:ascii="Arial" w:eastAsia="Arial" w:hAnsi="Arial" w:cs="Arial"/>
+                <w:sz w:val="21"/>
+                <w:szCs w:val="21"/>
+              </w:rPr>
+            </w:pPr>
+            <w:r>
+              <w:rPr>
+                <w:rFonts w:ascii="Arial" w:eastAsia="Arial" w:hAnsi="Arial" w:cs="Arial"/>
+                <w:b/>
+                <w:bCs/>
+                <w:color w:val="2E7D32"/>
+                <w:sz w:val="18"/>
+                <w:szCs w:val="18"/>
+              </w:rPr>
+              <w:t>+19.1%</w:t>
+            </w:r>
+          </w:p>
+        </w:tc>
+        <w:tc>
+          <w:tcPr>
+            <w:tcW w:w="2000" w:type="dxa"/>
+            <w:tcBorders>
+              <w:top w:val="single" w:sz="1" w:space="0" w:color="BFBFBF"/>
+              <w:left w:val="single" w:sz="1" w:space="0" w:color="BFBFBF"/>
+              <w:bottom w:val="single" w:sz="1" w:space="0" w:color="BFBFBF"/>
+              <w:right w:val="single" w:sz="1" w:space="0" w:color="BFBFBF"/>
+            </w:tcBorders>
+            <w:shd w:val="clear" w:color="auto" w:fill="E2EFDA"/>
+            <w:tcMar>
+              <w:top w:w="60" w:type="dxa"/>
+              <w:left w:w="110" w:type="dxa"/>
+              <w:bottom w:w="60" w:type="dxa"/>
+              <w:right w:w="110" w:type="dxa"/>
+            </w:tcMar>
+            <w:vAlign w:val="center"/>
+          </w:tcPr>
+          <w:p>
+            <w:pPr>
+              <w:spacing w:before="10" w:after="10"/>
+              <w:jc w:val="center"/>
+              <w:rPr>
+                <w:rFonts w:ascii="Arial" w:eastAsia="Arial" w:hAnsi="Arial" w:cs="Arial"/>
+                <w:sz w:val="21"/>
+                <w:szCs w:val="21"/>
+              </w:rPr>
+            </w:pPr>
+            <w:r>
+              <w:rPr>
+                <w:rFonts w:ascii="Arial" w:eastAsia="Arial" w:hAnsi="Arial" w:cs="Arial"/>
+                <w:sz w:val="18"/>
+                <w:szCs w:val="18"/>
+              </w:rPr>
+              <w:t>Robust across both periods</w:t>
+            </w:r>
+          </w:p>
+        </w:tc>
+      </w:tr>
+      <w:tr>
+        <w:tblPrEx>
+          <w:tblCellMar>
+            <w:top w:w="0" w:type="dxa"/>
+            <w:bottom w:w="0" w:type="dxa"/>
+          </w:tblCellMar>
+        </w:tblPrEx>
+        <w:tc>
+          <w:tcPr>
+            <w:tcW w:w="3160" w:type="dxa"/>
+            <w:tcBorders>
+              <w:top w:val="single" w:sz="1" w:space="0" w:color="BFBFBF"/>
+              <w:left w:val="single" w:sz="1" w:space="0" w:color="BFBFBF"/>
+              <w:bottom w:val="single" w:sz="1" w:space="0" w:color="BFBFBF"/>
+              <w:right w:val="single" w:sz="1" w:space="0" w:color="BFBFBF"/>
+            </w:tcBorders>
+            <w:shd w:val="clear" w:color="auto" w:fill="F2F2F2"/>
+            <w:tcMar>
+              <w:top w:w="60" w:type="dxa"/>
+              <w:left w:w="110" w:type="dxa"/>
+              <w:bottom w:w="60" w:type="dxa"/>
+              <w:right w:w="110" w:type="dxa"/>
+            </w:tcMar>
+            <w:vAlign w:val="center"/>
+          </w:tcPr>
+          <w:p>
+            <w:pPr>
+              <w:spacing w:before="10" w:after="10"/>
+              <w:rPr>
+                <w:rFonts w:ascii="Arial" w:eastAsia="Arial" w:hAnsi="Arial" w:cs="Arial"/>
+                <w:sz w:val="21"/>
+                <w:szCs w:val="21"/>
+              </w:rPr>
+            </w:pPr>
+            <w:r>
+              <w:rPr>
+                <w:rFonts w:ascii="Arial" w:eastAsia="Arial" w:hAnsi="Arial" w:cs="Arial"/>
+                <w:b/>
+                <w:bCs/>
+                <w:sz w:val="18"/>
+                <w:szCs w:val="18"/>
+              </w:rPr>
+              <w:t>Favourites (-ML)</w:t>
+            </w:r>
+          </w:p>
+        </w:tc>
+        <w:tc>
+          <w:tcPr>
+            <w:tcW w:w="1400" w:type="dxa"/>
+            <w:tcBorders>
+              <w:top w:val="single" w:sz="1" w:space="0" w:color="BFBFBF"/>
+              <w:left w:val="single" w:sz="1" w:space="0" w:color="BFBFBF"/>
+              <w:bottom w:val="single" w:sz="1" w:space="0" w:color="BFBFBF"/>
+              <w:right w:val="single" w:sz="1" w:space="0" w:color="BFBFBF"/>
+            </w:tcBorders>
+            <w:shd w:val="clear" w:color="auto" w:fill="F2F2F2"/>
+            <w:tcMar>
+              <w:top w:w="60" w:type="dxa"/>
+              <w:left w:w="110" w:type="dxa"/>
+              <w:bottom w:w="60" w:type="dxa"/>
+              <w:right w:w="110" w:type="dxa"/>
+            </w:tcMar>
+            <w:vAlign w:val="center"/>
+          </w:tcPr>
+          <w:p>
+            <w:pPr>
+              <w:spacing w:before="10" w:after="10"/>
+              <w:jc w:val="center"/>
+              <w:rPr>
+                <w:rFonts w:ascii="Arial" w:eastAsia="Arial" w:hAnsi="Arial" w:cs="Arial"/>
+                <w:sz w:val="21"/>
+                <w:szCs w:val="21"/>
+              </w:rPr>
+            </w:pPr>
+            <w:r>
+              <w:rPr>
+                <w:rFonts w:ascii="Arial" w:eastAsia="Arial" w:hAnsi="Arial" w:cs="Arial"/>
+                <w:sz w:val="18"/>
+                <w:szCs w:val="18"/>
+              </w:rPr>
+              <w:t>62</w:t>
+            </w:r>
+          </w:p>
+        </w:tc>
+        <w:tc>
+          <w:tcPr>
+            <w:tcW w:w="1400" w:type="dxa"/>
+            <w:tcBorders>
+              <w:top w:val="single" w:sz="1" w:space="0" w:color="BFBFBF"/>
+              <w:left w:val="single" w:sz="1" w:space="0" w:color="BFBFBF"/>
+              <w:bottom w:val="single" w:sz="1" w:space="0" w:color="BFBFBF"/>
+              <w:right w:val="single" w:sz="1" w:space="0" w:color="BFBFBF"/>
+            </w:tcBorders>
+            <w:shd w:val="clear" w:color="auto" w:fill="F2F2F2"/>
+            <w:tcMar>
+              <w:top w:w="60" w:type="dxa"/>
+              <w:left w:w="110" w:type="dxa"/>
+              <w:bottom w:w="60" w:type="dxa"/>
+              <w:right w:w="110" w:type="dxa"/>
+            </w:tcMar>
+            <w:vAlign w:val="center"/>
+          </w:tcPr>
+          <w:p>
+            <w:pPr>
+              <w:spacing w:before="10" w:after="10"/>
+              <w:jc w:val="center"/>
+              <w:rPr>
+                <w:rFonts w:ascii="Arial" w:eastAsia="Arial" w:hAnsi="Arial" w:cs="Arial"/>
+                <w:sz w:val="21"/>
+                <w:szCs w:val="21"/>
+              </w:rPr>
+            </w:pPr>
+            <w:r>
+              <w:rPr>
+                <w:rFonts w:ascii="Arial" w:eastAsia="Arial" w:hAnsi="Arial" w:cs="Arial"/>
+                <w:sz w:val="18"/>
+                <w:szCs w:val="18"/>
+              </w:rPr>
+              <w:t>+20.3%</w:t>
+            </w:r>
+          </w:p>
+        </w:tc>
+        <w:tc>
+          <w:tcPr>
+            <w:tcW w:w="1400" w:type="dxa"/>
+            <w:tcBorders>
+              <w:top w:val="single" w:sz="1" w:space="0" w:color="BFBFBF"/>
+              <w:left w:val="single" w:sz="1" w:space="0" w:color="BFBFBF"/>
+              <w:bottom w:val="single" w:sz="1" w:space="0" w:color="BFBFBF"/>
+              <w:right w:val="single" w:sz="1" w:space="0" w:color="BFBFBF"/>
+            </w:tcBorders>
+            <w:shd w:val="clear" w:color="auto" w:fill="F2F2F2"/>
+            <w:tcMar>
+              <w:top w:w="60" w:type="dxa"/>
+              <w:left w:w="110" w:type="dxa"/>
+              <w:bottom w:w="60" w:type="dxa"/>
+              <w:right w:w="110" w:type="dxa"/>
+            </w:tcMar>
+            <w:vAlign w:val="center"/>
+          </w:tcPr>
+          <w:p>
+            <w:pPr>
+              <w:spacing w:before="10" w:after="10"/>
+              <w:jc w:val="center"/>
+              <w:rPr>
+                <w:rFonts w:ascii="Arial" w:eastAsia="Arial" w:hAnsi="Arial" w:cs="Arial"/>
+                <w:sz w:val="21"/>
+                <w:szCs w:val="21"/>
+              </w:rPr>
+            </w:pPr>
+            <w:r>
+              <w:rPr>
+                <w:rFonts w:ascii="Arial" w:eastAsia="Arial" w:hAnsi="Arial" w:cs="Arial"/>
+                <w:b/>
+                <w:bCs/>
+                <w:color w:val="C62828"/>
+                <w:sz w:val="18"/>
+                <w:szCs w:val="18"/>
+              </w:rPr>
+              <w:t>+1.4%</w:t>
+            </w:r>
+          </w:p>
+        </w:tc>
+        <w:tc>
+          <w:tcPr>
+            <w:tcW w:w="2000" w:type="dxa"/>
+            <w:tcBorders>
+              <w:top w:val="single" w:sz="1" w:space="0" w:color="BFBFBF"/>
+              <w:left w:val="single" w:sz="1" w:space="0" w:color="BFBFBF"/>
+              <w:bottom w:val="single" w:sz="1" w:space="0" w:color="BFBFBF"/>
+              <w:right w:val="single" w:sz="1" w:space="0" w:color="BFBFBF"/>
+            </w:tcBorders>
+            <w:shd w:val="clear" w:color="auto" w:fill="F2F2F2"/>
+            <w:tcMar>
+              <w:top w:w="60" w:type="dxa"/>
+              <w:left w:w="110" w:type="dxa"/>
+              <w:bottom w:w="60" w:type="dxa"/>
+              <w:right w:w="110" w:type="dxa"/>
+            </w:tcMar>
+            <w:vAlign w:val="center"/>
+          </w:tcPr>
+          <w:p>
+            <w:pPr>
+              <w:spacing w:before="10" w:after="10"/>
+              <w:jc w:val="center"/>
+              <w:rPr>
+                <w:rFonts w:ascii="Arial" w:eastAsia="Arial" w:hAnsi="Arial" w:cs="Arial"/>
+                <w:sz w:val="21"/>
+                <w:szCs w:val="21"/>
+              </w:rPr>
+            </w:pPr>
+            <w:r>
+              <w:rPr>
+                <w:rFonts w:ascii="Arial" w:eastAsia="Arial" w:hAnsi="Arial" w:cs="Arial"/>
+                <w:sz w:val="18"/>
+                <w:szCs w:val="18"/>
+              </w:rPr>
+              <w:t>Edge thinned sharply in 2026</w:t>
+            </w:r>
+          </w:p>
+        </w:tc>
+      </w:tr>
+    </w:tbl>
+    <w:p>
+      <w:pPr>
+        <w:spacing w:before="100" w:after="120" w:line="276" w:lineRule="auto"/>
+        <w:rPr>
+          <w:rFonts w:ascii="Arial" w:eastAsia="Arial" w:hAnsi="Arial" w:cs="Arial"/>
+          <w:sz w:val="21"/>
+          <w:szCs w:val="21"/>
+        </w:rPr>
+      </w:pPr>
+      <w:r>
+        <w:rPr>
+          <w:rFonts w:ascii="Arial" w:eastAsia="Arial" w:hAnsi="Arial" w:cs="Arial"/>
+          <w:sz w:val="21"/>
+          <w:szCs w:val="21"/>
+        </w:rPr>
+        <w:t xml:space="preserve">Consensus </w:t>
+      </w:r>
+      <w:r>
+        <w:rPr>
+          <w:rFonts w:ascii="Arial" w:eastAsia="Arial" w:hAnsi="Arial" w:cs="Arial"/>
+          <w:b/>
+          <w:bCs/>
+          <w:sz w:val="21"/>
+          <w:szCs w:val="21"/>
+        </w:rPr>
+        <w:t>dogs</w:t>
+      </w:r>
+      <w:r>
+        <w:rPr>
+          <w:rFonts w:ascii="Arial" w:eastAsia="Arial" w:hAnsi="Arial" w:cs="Arial"/>
+          <w:sz w:val="21"/>
+          <w:szCs w:val="21"/>
+        </w:rPr>
+        <w:t xml:space="preserve"> are robust across both periods (~19%). Consensus </w:t>
+      </w:r>
+      <w:r>
+        <w:rPr>
+          <w:rFonts w:ascii="Arial" w:eastAsia="Arial" w:hAnsi="Arial" w:cs="Arial"/>
+          <w:b/>
+          <w:bCs/>
+          <w:sz w:val="21"/>
+          <w:szCs w:val="21"/>
+        </w:rPr>
+        <w:t>favourites</w:t>
+      </w:r>
+      <w:r>
+        <w:rPr>
+          <w:rFonts w:ascii="Arial" w:eastAsia="Arial" w:hAnsi="Arial" w:cs="Arial"/>
+          <w:sz w:val="21"/>
+          <w:szCs w:val="21"/>
+        </w:rPr>
+        <w:t xml:space="preserve"> looked excellent over the full window (20.3%) but </w:t>
+      </w:r>
+      <w:r>
+        <w:rPr>
+          <w:rFonts w:ascii="Arial" w:eastAsia="Arial" w:hAnsi="Arial" w:cs="Arial"/>
+          <w:b/>
+          <w:bCs/>
+          <w:color w:val="C62828"/>
+          <w:sz w:val="21"/>
+          <w:szCs w:val="21"/>
+        </w:rPr>
+        <w:t>collapsed to near-breakeven in 2026 (1.4%)</w:t>
+      </w:r>
+      <w:r>
+        <w:rPr>
+          <w:rFonts w:ascii="Arial" w:eastAsia="Arial" w:hAnsi="Arial" w:cs="Arial"/>
+          <w:sz w:val="21"/>
+          <w:szCs w:val="21"/>
+        </w:rPr>
+        <w:t xml:space="preserve"> — consistent with the season-long finding that 2026 favourites are structurally treacherous, even when both models agree.</w:t>
+      </w:r>
+    </w:p>
+    <w:p>
+      <w:pPr>
+        <w:spacing w:before="40" w:after="120" w:line="276" w:lineRule="auto"/>
+        <w:rPr>
+          <w:rFonts w:ascii="Arial" w:eastAsia="Arial" w:hAnsi="Arial" w:cs="Arial"/>
+          <w:sz w:val="21"/>
+          <w:szCs w:val="21"/>
+        </w:rPr>
+      </w:pPr>
+      <w:r>
+        <w:rPr>
+          <w:rFonts w:ascii="Arial" w:eastAsia="Arial" w:hAnsi="Arial" w:cs="Arial"/>
+          <w:b/>
+          <w:bCs/>
+          <w:sz w:val="21"/>
+          <w:szCs w:val="21"/>
+        </w:rPr>
+        <w:t>Deployment rule: bet consensus dogs with confidence; treat consensus favourites with caution in the current regime</w:t>
+      </w:r>
+      <w:r>
+        <w:rPr>
+          <w:rFonts w:ascii="Arial" w:eastAsia="Arial" w:hAnsi="Arial" w:cs="Arial"/>
+          <w:sz w:val="21"/>
+          <w:szCs w:val="21"/>
+        </w:rPr>
+        <w:t xml:space="preserve"> (reduced </w:t>
+      </w:r>
+      <w:proofErr w:type="gramStart"/>
+      <w:r>
+        <w:rPr>
+          <w:rFonts w:ascii="Arial" w:eastAsia="Arial" w:hAnsi="Arial" w:cs="Arial"/>
+          <w:sz w:val="21"/>
+          <w:szCs w:val="21"/>
+        </w:rPr>
+        <w:t>stake, or</w:t>
+      </w:r>
+      <w:proofErr w:type="gramEnd"/>
+      <w:r>
+        <w:rPr>
+          <w:rFonts w:ascii="Arial" w:eastAsia="Arial" w:hAnsi="Arial" w:cs="Arial"/>
+          <w:sz w:val="21"/>
+          <w:szCs w:val="21"/>
+        </w:rPr>
+        <w:t xml:space="preserve"> hold until the favourite edge re-establishes).</w:t>
+      </w:r>
+    </w:p>
+    <w:p>
+      <w:pPr>
+        <w:spacing w:before="240" w:after="120"/>
+        <w:outlineLvl w:val="0"/>
+        <w:rPr>
+          <w:rFonts w:ascii="Arial" w:eastAsia="Arial" w:hAnsi="Arial" w:cs="Arial"/>
+          <w:b/>
+          <w:bCs/>
+          <w:color w:val="1F3864"/>
+          <w:sz w:val="28"/>
+          <w:szCs w:val="28"/>
+        </w:rPr>
+      </w:pPr>
+      <w:r>
+        <w:rPr>
+          <w:rFonts w:ascii="Arial" w:eastAsia="Arial" w:hAnsi="Arial" w:cs="Arial"/>
+          <w:b/>
+          <w:bCs/>
+          <w:color w:val="1F3864"/>
+          <w:sz w:val="28"/>
+          <w:szCs w:val="28"/>
+        </w:rPr>
+        <w:t>7.  Implementation decision for MLB Scion</w:t>
+      </w:r>
+    </w:p>
+    <w:p>
+      <w:pPr>
+        <w:numPr>
+          <w:ilvl w:val="0"/>
+          <w:numId w:val="13"/>
+        </w:numPr>
+        <w:spacing w:before="40" w:after="120" w:line="276" w:lineRule="auto"/>
+        <w:rPr>
+          <w:rFonts w:ascii="Arial" w:eastAsia="Arial" w:hAnsi="Arial" w:cs="Arial"/>
+          <w:sz w:val="21"/>
+          <w:szCs w:val="21"/>
+        </w:rPr>
+      </w:pPr>
+      <w:r>
+        <w:rPr>
+          <w:rFonts w:ascii="Arial" w:eastAsia="Arial" w:hAnsi="Arial" w:cs="Arial"/>
+          <w:b/>
+          <w:bCs/>
+          <w:sz w:val="21"/>
+          <w:szCs w:val="21"/>
+        </w:rPr>
+        <w:lastRenderedPageBreak/>
+        <w:t>Core strategy:</w:t>
+      </w:r>
+      <w:r>
+        <w:rPr>
+          <w:rFonts w:ascii="Arial" w:eastAsia="Arial" w:hAnsi="Arial" w:cs="Arial"/>
+          <w:sz w:val="21"/>
+          <w:szCs w:val="21"/>
+        </w:rPr>
+        <w:t xml:space="preserve"> Setup 4 — play only when V119 and V123 agree on the same side (consensus).</w:t>
+      </w:r>
+    </w:p>
+    <w:p>
+      <w:pPr>
+        <w:numPr>
+          <w:ilvl w:val="0"/>
+          <w:numId w:val="13"/>
+        </w:numPr>
+        <w:spacing w:before="40" w:after="120" w:line="276" w:lineRule="auto"/>
+        <w:rPr>
+          <w:rFonts w:ascii="Arial" w:eastAsia="Arial" w:hAnsi="Arial" w:cs="Arial"/>
+          <w:sz w:val="21"/>
+          <w:szCs w:val="21"/>
+        </w:rPr>
+      </w:pPr>
+      <w:r>
+        <w:rPr>
+          <w:rFonts w:ascii="Arial" w:eastAsia="Arial" w:hAnsi="Arial" w:cs="Arial"/>
+          <w:b/>
+          <w:bCs/>
+          <w:sz w:val="21"/>
+          <w:szCs w:val="21"/>
+        </w:rPr>
+        <w:t>Drop entirely:</w:t>
+      </w:r>
+      <w:r>
+        <w:rPr>
+          <w:rFonts w:ascii="Arial" w:eastAsia="Arial" w:hAnsi="Arial" w:cs="Arial"/>
+          <w:sz w:val="21"/>
+          <w:szCs w:val="21"/>
+        </w:rPr>
+        <w:t xml:space="preserve"> V123-only plays (V119 silent). They lose money (−1.6% full, −9.3% in 2026).</w:t>
+      </w:r>
+    </w:p>
+    <w:p>
+      <w:pPr>
+        <w:numPr>
+          <w:ilvl w:val="0"/>
+          <w:numId w:val="13"/>
+        </w:numPr>
+        <w:spacing w:before="40" w:after="120" w:line="276" w:lineRule="auto"/>
+        <w:rPr>
+          <w:rFonts w:ascii="Arial" w:eastAsia="Arial" w:hAnsi="Arial" w:cs="Arial"/>
+          <w:sz w:val="21"/>
+          <w:szCs w:val="21"/>
+        </w:rPr>
+      </w:pPr>
+      <w:r>
+        <w:rPr>
+          <w:rFonts w:ascii="Arial" w:eastAsia="Arial" w:hAnsi="Arial" w:cs="Arial"/>
+          <w:b/>
+          <w:bCs/>
+          <w:sz w:val="21"/>
+          <w:szCs w:val="21"/>
+        </w:rPr>
+        <w:t>Do not use the union.</w:t>
+      </w:r>
+      <w:r>
+        <w:rPr>
+          <w:rFonts w:ascii="Arial" w:eastAsia="Arial" w:hAnsi="Arial" w:cs="Arial"/>
+          <w:sz w:val="21"/>
+          <w:szCs w:val="21"/>
+        </w:rPr>
+        <w:t xml:space="preserve"> Playing every signal is the worst strategy (6.7% full, 0.9% in 2026).</w:t>
+      </w:r>
+    </w:p>
+    <w:p>
+      <w:pPr>
+        <w:numPr>
+          <w:ilvl w:val="0"/>
+          <w:numId w:val="13"/>
+        </w:numPr>
+        <w:spacing w:before="40" w:after="120" w:line="276" w:lineRule="auto"/>
+        <w:rPr>
+          <w:rFonts w:ascii="Arial" w:eastAsia="Arial" w:hAnsi="Arial" w:cs="Arial"/>
+          <w:sz w:val="21"/>
+          <w:szCs w:val="21"/>
+        </w:rPr>
+      </w:pPr>
+      <w:r>
+        <w:rPr>
+          <w:rFonts w:ascii="Arial" w:eastAsia="Arial" w:hAnsi="Arial" w:cs="Arial"/>
+          <w:b/>
+          <w:bCs/>
+          <w:sz w:val="21"/>
+          <w:szCs w:val="21"/>
+        </w:rPr>
+        <w:t>Optional volume tier (low stake, monitored):</w:t>
+      </w:r>
+      <w:r>
+        <w:rPr>
+          <w:rFonts w:ascii="Arial" w:eastAsia="Arial" w:hAnsi="Arial" w:cs="Arial"/>
+          <w:sz w:val="21"/>
+          <w:szCs w:val="21"/>
+        </w:rPr>
+        <w:t xml:space="preserve"> V119-only plays are mildly positive (+4.3%) but dilutive and the least stable bucket (only 15 V119 models). Include only if extra volume is required, at reduced stake; the pure consensus strategy is preferred.</w:t>
+      </w:r>
+    </w:p>
+    <w:p>
+      <w:pPr>
+        <w:numPr>
+          <w:ilvl w:val="0"/>
+          <w:numId w:val="13"/>
+        </w:numPr>
+        <w:spacing w:before="40" w:after="120" w:line="276" w:lineRule="auto"/>
+        <w:rPr>
+          <w:rFonts w:ascii="Arial" w:eastAsia="Arial" w:hAnsi="Arial" w:cs="Arial"/>
+          <w:sz w:val="21"/>
+          <w:szCs w:val="21"/>
+        </w:rPr>
+      </w:pPr>
+      <w:r>
+        <w:rPr>
+          <w:rFonts w:ascii="Arial" w:eastAsia="Arial" w:hAnsi="Arial" w:cs="Arial"/>
+          <w:b/>
+          <w:bCs/>
+          <w:sz w:val="21"/>
+          <w:szCs w:val="21"/>
+        </w:rPr>
+        <w:t>Stake the consensus core hardest</w:t>
+      </w:r>
+      <w:r>
+        <w:rPr>
+          <w:rFonts w:ascii="Arial" w:eastAsia="Arial" w:hAnsi="Arial" w:cs="Arial"/>
+          <w:sz w:val="21"/>
+          <w:szCs w:val="21"/>
+        </w:rPr>
+        <w:t xml:space="preserve"> (it is the 19% / 12% engine); apply Kelly/fixed-tier sizing on top of the flat-stake figures shown here.</w:t>
+      </w:r>
+    </w:p>
+    <w:p>
+      <w:pPr>
+        <w:numPr>
+          <w:ilvl w:val="0"/>
+          <w:numId w:val="13"/>
+        </w:numPr>
+        <w:spacing w:before="40" w:after="120" w:line="276" w:lineRule="auto"/>
+        <w:rPr>
+          <w:rFonts w:ascii="Arial" w:eastAsia="Arial" w:hAnsi="Arial" w:cs="Arial"/>
+          <w:sz w:val="21"/>
+          <w:szCs w:val="21"/>
+        </w:rPr>
+      </w:pPr>
+      <w:r>
+        <w:rPr>
+          <w:rFonts w:ascii="Arial" w:eastAsia="Arial" w:hAnsi="Arial" w:cs="Arial"/>
+          <w:b/>
+          <w:bCs/>
+          <w:sz w:val="21"/>
+          <w:szCs w:val="21"/>
+        </w:rPr>
+        <w:t>Side discipline:</w:t>
+      </w:r>
+      <w:r>
+        <w:rPr>
+          <w:rFonts w:ascii="Arial" w:eastAsia="Arial" w:hAnsi="Arial" w:cs="Arial"/>
+          <w:sz w:val="21"/>
+          <w:szCs w:val="21"/>
+        </w:rPr>
+        <w:t xml:space="preserve"> deploy consensus dogs with confidence; consensus favourites cautiously until their 2026 edge recovers.</w:t>
+      </w:r>
+    </w:p>
+    <w:p>
+      <w:pPr>
+        <w:spacing w:before="240" w:after="120"/>
+        <w:outlineLvl w:val="0"/>
+        <w:rPr>
+          <w:rFonts w:ascii="Arial" w:eastAsia="Arial" w:hAnsi="Arial" w:cs="Arial"/>
+          <w:b/>
+          <w:bCs/>
+          <w:color w:val="1F3864"/>
+          <w:sz w:val="28"/>
+          <w:szCs w:val="28"/>
+        </w:rPr>
+      </w:pPr>
+      <w:r>
+        <w:rPr>
+          <w:rFonts w:ascii="Arial" w:eastAsia="Arial" w:hAnsi="Arial" w:cs="Arial"/>
+          <w:b/>
+          <w:bCs/>
+          <w:color w:val="1F3864"/>
+          <w:sz w:val="28"/>
+          <w:szCs w:val="28"/>
+        </w:rPr>
+        <w:t>8.  Caveats</w:t>
+      </w:r>
+    </w:p>
+    <w:p>
+      <w:pPr>
+        <w:numPr>
+          <w:ilvl w:val="0"/>
+          <w:numId w:val="12"/>
+        </w:numPr>
+        <w:spacing w:before="40" w:after="120" w:line="276" w:lineRule="auto"/>
+        <w:rPr>
+          <w:rFonts w:ascii="Arial" w:eastAsia="Arial" w:hAnsi="Arial" w:cs="Arial"/>
+          <w:sz w:val="21"/>
+          <w:szCs w:val="21"/>
+        </w:rPr>
+      </w:pPr>
+      <w:r>
+        <w:rPr>
+          <w:rFonts w:ascii="Arial" w:eastAsia="Arial" w:hAnsi="Arial" w:cs="Arial"/>
+          <w:sz w:val="21"/>
+          <w:szCs w:val="21"/>
+        </w:rPr>
+        <w:t xml:space="preserve">Consensus is 192 plays (82 in 2026) — a respectable but modest sample; treat 19.3% as “clearly the best bucket”, with the more conservative </w:t>
+      </w:r>
+      <w:r>
+        <w:rPr>
+          <w:rFonts w:ascii="Arial" w:eastAsia="Arial" w:hAnsi="Arial" w:cs="Arial"/>
+          <w:b/>
+          <w:bCs/>
+          <w:sz w:val="21"/>
+          <w:szCs w:val="21"/>
+        </w:rPr>
+        <w:t>12% (2026) as the realistic deployment expectation.</w:t>
+      </w:r>
+    </w:p>
+    <w:p>
+      <w:pPr>
+        <w:numPr>
+          <w:ilvl w:val="0"/>
+          <w:numId w:val="12"/>
+        </w:numPr>
+        <w:spacing w:before="40" w:after="120" w:line="276" w:lineRule="auto"/>
+        <w:rPr>
+          <w:rFonts w:ascii="Arial" w:eastAsia="Arial" w:hAnsi="Arial" w:cs="Arial"/>
+          <w:sz w:val="21"/>
+          <w:szCs w:val="21"/>
+        </w:rPr>
+      </w:pPr>
+      <w:r>
+        <w:rPr>
+          <w:rFonts w:ascii="Arial" w:eastAsia="Arial" w:hAnsi="Arial" w:cs="Arial"/>
+          <w:sz w:val="21"/>
+          <w:szCs w:val="21"/>
+        </w:rPr>
+        <w:t>V119 is still a 15-model ensemble and growing; the V119-side buckets may shift as it fills out.</w:t>
+      </w:r>
+    </w:p>
+    <w:p>
+      <w:pPr>
+        <w:numPr>
+          <w:ilvl w:val="0"/>
+          <w:numId w:val="12"/>
+        </w:numPr>
+        <w:spacing w:before="40" w:after="120" w:line="276" w:lineRule="auto"/>
+        <w:rPr>
+          <w:rFonts w:ascii="Arial" w:eastAsia="Arial" w:hAnsi="Arial" w:cs="Arial"/>
+          <w:sz w:val="21"/>
+          <w:szCs w:val="21"/>
+        </w:rPr>
+      </w:pPr>
+      <w:r>
+        <w:rPr>
+          <w:rFonts w:ascii="Arial" w:eastAsia="Arial" w:hAnsi="Arial" w:cs="Arial"/>
+          <w:sz w:val="21"/>
+          <w:szCs w:val="21"/>
+        </w:rPr>
+        <w:t>All figures are flat-stake (1 unit) on Pinnacle-referenced edges; realised live ROI depends on obtainable prices and line movement.</w:t>
+      </w:r>
+    </w:p>
+    <w:p/>
     <w:sectPr>
       <w:footerReference w:type="even" r:id="rId7"/>
       <w:footerReference w:type="default" r:id="rId8"/>
@@ -11740,6 +17915,60 @@
     </w:lvl>
   </w:abstractNum>
   <w:abstractNum w:abstractNumId="1" w15:restartNumberingAfterBreak="0">
+    <w:nsid w:val="09B05889"/>
+    <w:multiLevelType w:val="hybridMultilevel"/>
+    <w:tmpl w:val="720C9A70"/>
+    <w:lvl w:ilvl="0" w:tplc="551C9F78">
+      <w:start w:val="1"/>
+      <w:numFmt w:val="decimal"/>
+      <w:lvlText w:val="%1."/>
+      <w:lvlJc w:val="left"/>
+      <w:pPr>
+        <w:ind w:left="560" w:hanging="280"/>
+      </w:pPr>
+    </w:lvl>
+    <w:lvl w:ilvl="1" w:tplc="44B4290C">
+      <w:numFmt w:val="decimal"/>
+      <w:lvlText w:val=""/>
+      <w:lvlJc w:val="left"/>
+    </w:lvl>
+    <w:lvl w:ilvl="2" w:tplc="21645794">
+      <w:numFmt w:val="decimal"/>
+      <w:lvlText w:val=""/>
+      <w:lvlJc w:val="left"/>
+    </w:lvl>
+    <w:lvl w:ilvl="3" w:tplc="3E7EDA9A">
+      <w:numFmt w:val="decimal"/>
+      <w:lvlText w:val=""/>
+      <w:lvlJc w:val="left"/>
+    </w:lvl>
+    <w:lvl w:ilvl="4" w:tplc="BE78944A">
+      <w:numFmt w:val="decimal"/>
+      <w:lvlText w:val=""/>
+      <w:lvlJc w:val="left"/>
+    </w:lvl>
+    <w:lvl w:ilvl="5" w:tplc="5D24831C">
+      <w:numFmt w:val="decimal"/>
+      <w:lvlText w:val=""/>
+      <w:lvlJc w:val="left"/>
+    </w:lvl>
+    <w:lvl w:ilvl="6" w:tplc="28AEE1DE">
+      <w:numFmt w:val="decimal"/>
+      <w:lvlText w:val=""/>
+      <w:lvlJc w:val="left"/>
+    </w:lvl>
+    <w:lvl w:ilvl="7" w:tplc="C4EAF242">
+      <w:numFmt w:val="decimal"/>
+      <w:lvlText w:val=""/>
+      <w:lvlJc w:val="left"/>
+    </w:lvl>
+    <w:lvl w:ilvl="8" w:tplc="547C9426">
+      <w:numFmt w:val="decimal"/>
+      <w:lvlText w:val=""/>
+      <w:lvlJc w:val="left"/>
+    </w:lvl>
+  </w:abstractNum>
+  <w:abstractNum w:abstractNumId="2" w15:restartNumberingAfterBreak="0">
     <w:nsid w:val="1689398A"/>
     <w:multiLevelType w:val="multilevel"/>
     <w:tmpl w:val="35BCC19C"/>
@@ -11888,10 +18117,10 @@
       </w:rPr>
     </w:lvl>
   </w:abstractNum>
-  <w:abstractNum w:abstractNumId="2" w15:restartNumberingAfterBreak="0">
-    <w:nsid w:val="23AE72AE"/>
+  <w:abstractNum w:abstractNumId="3" w15:restartNumberingAfterBreak="0">
+    <w:nsid w:val="1DE476C1"/>
     <w:multiLevelType w:val="multilevel"/>
-    <w:tmpl w:val="76A4CD64"/>
+    <w:tmpl w:val="588C7BB0"/>
     <w:lvl w:ilvl="0">
       <w:start w:val="1"/>
       <w:numFmt w:val="bullet"/>
@@ -12037,96 +18266,10 @@
       </w:rPr>
     </w:lvl>
   </w:abstractNum>
-  <w:abstractNum w:abstractNumId="3" w15:restartNumberingAfterBreak="0">
-    <w:nsid w:val="3978757C"/>
-    <w:multiLevelType w:val="hybridMultilevel"/>
-    <w:tmpl w:val="E056C728"/>
-    <w:lvl w:ilvl="0" w:tplc="EE46866A">
-      <w:start w:val="1"/>
-      <w:numFmt w:val="bullet"/>
-      <w:lvlText w:val="●"/>
-      <w:lvlJc w:val="left"/>
-      <w:pPr>
-        <w:ind w:left="720" w:hanging="360"/>
-      </w:pPr>
-    </w:lvl>
-    <w:lvl w:ilvl="1" w:tplc="37F89AD2">
-      <w:start w:val="1"/>
-      <w:numFmt w:val="bullet"/>
-      <w:lvlText w:val="○"/>
-      <w:lvlJc w:val="left"/>
-      <w:pPr>
-        <w:ind w:left="1440" w:hanging="360"/>
-      </w:pPr>
-    </w:lvl>
-    <w:lvl w:ilvl="2" w:tplc="FF786216">
-      <w:start w:val="1"/>
-      <w:numFmt w:val="bullet"/>
-      <w:lvlText w:val="■"/>
-      <w:lvlJc w:val="left"/>
-      <w:pPr>
-        <w:ind w:left="2160" w:hanging="360"/>
-      </w:pPr>
-    </w:lvl>
-    <w:lvl w:ilvl="3" w:tplc="6E1CC444">
-      <w:start w:val="1"/>
-      <w:numFmt w:val="bullet"/>
-      <w:lvlText w:val="●"/>
-      <w:lvlJc w:val="left"/>
-      <w:pPr>
-        <w:ind w:left="2880" w:hanging="360"/>
-      </w:pPr>
-    </w:lvl>
-    <w:lvl w:ilvl="4" w:tplc="1338A0EA">
-      <w:start w:val="1"/>
-      <w:numFmt w:val="bullet"/>
-      <w:lvlText w:val="○"/>
-      <w:lvlJc w:val="left"/>
-      <w:pPr>
-        <w:ind w:left="3600" w:hanging="360"/>
-      </w:pPr>
-    </w:lvl>
-    <w:lvl w:ilvl="5" w:tplc="9822EC2A">
-      <w:start w:val="1"/>
-      <w:numFmt w:val="bullet"/>
-      <w:lvlText w:val="■"/>
-      <w:lvlJc w:val="left"/>
-      <w:pPr>
-        <w:ind w:left="4320" w:hanging="360"/>
-      </w:pPr>
-    </w:lvl>
-    <w:lvl w:ilvl="6" w:tplc="868E80B4">
-      <w:start w:val="1"/>
-      <w:numFmt w:val="bullet"/>
-      <w:lvlText w:val="●"/>
-      <w:lvlJc w:val="left"/>
-      <w:pPr>
-        <w:ind w:left="5040" w:hanging="360"/>
-      </w:pPr>
-    </w:lvl>
-    <w:lvl w:ilvl="7" w:tplc="F0BCFB0A">
-      <w:start w:val="1"/>
-      <w:numFmt w:val="bullet"/>
-      <w:lvlText w:val="●"/>
-      <w:lvlJc w:val="left"/>
-      <w:pPr>
-        <w:ind w:left="5760" w:hanging="360"/>
-      </w:pPr>
-    </w:lvl>
-    <w:lvl w:ilvl="8" w:tplc="5F3E5A00">
-      <w:start w:val="1"/>
-      <w:numFmt w:val="bullet"/>
-      <w:lvlText w:val="●"/>
-      <w:lvlJc w:val="left"/>
-      <w:pPr>
-        <w:ind w:left="6480" w:hanging="360"/>
-      </w:pPr>
-    </w:lvl>
-  </w:abstractNum>
   <w:abstractNum w:abstractNumId="4" w15:restartNumberingAfterBreak="0">
-    <w:nsid w:val="447866BB"/>
+    <w:nsid w:val="23AE72AE"/>
     <w:multiLevelType w:val="multilevel"/>
-    <w:tmpl w:val="B13CD402"/>
+    <w:tmpl w:val="76A4CD64"/>
     <w:lvl w:ilvl="0">
       <w:start w:val="1"/>
       <w:numFmt w:val="bullet"/>
@@ -12273,9 +18416,95 @@
     </w:lvl>
   </w:abstractNum>
   <w:abstractNum w:abstractNumId="5" w15:restartNumberingAfterBreak="0">
-    <w:nsid w:val="5E831708"/>
+    <w:nsid w:val="3978757C"/>
+    <w:multiLevelType w:val="hybridMultilevel"/>
+    <w:tmpl w:val="E056C728"/>
+    <w:lvl w:ilvl="0" w:tplc="EE46866A">
+      <w:start w:val="1"/>
+      <w:numFmt w:val="bullet"/>
+      <w:lvlText w:val="●"/>
+      <w:lvlJc w:val="left"/>
+      <w:pPr>
+        <w:ind w:left="720" w:hanging="360"/>
+      </w:pPr>
+    </w:lvl>
+    <w:lvl w:ilvl="1" w:tplc="37F89AD2">
+      <w:start w:val="1"/>
+      <w:numFmt w:val="bullet"/>
+      <w:lvlText w:val="○"/>
+      <w:lvlJc w:val="left"/>
+      <w:pPr>
+        <w:ind w:left="1440" w:hanging="360"/>
+      </w:pPr>
+    </w:lvl>
+    <w:lvl w:ilvl="2" w:tplc="FF786216">
+      <w:start w:val="1"/>
+      <w:numFmt w:val="bullet"/>
+      <w:lvlText w:val="■"/>
+      <w:lvlJc w:val="left"/>
+      <w:pPr>
+        <w:ind w:left="2160" w:hanging="360"/>
+      </w:pPr>
+    </w:lvl>
+    <w:lvl w:ilvl="3" w:tplc="6E1CC444">
+      <w:start w:val="1"/>
+      <w:numFmt w:val="bullet"/>
+      <w:lvlText w:val="●"/>
+      <w:lvlJc w:val="left"/>
+      <w:pPr>
+        <w:ind w:left="2880" w:hanging="360"/>
+      </w:pPr>
+    </w:lvl>
+    <w:lvl w:ilvl="4" w:tplc="1338A0EA">
+      <w:start w:val="1"/>
+      <w:numFmt w:val="bullet"/>
+      <w:lvlText w:val="○"/>
+      <w:lvlJc w:val="left"/>
+      <w:pPr>
+        <w:ind w:left="3600" w:hanging="360"/>
+      </w:pPr>
+    </w:lvl>
+    <w:lvl w:ilvl="5" w:tplc="9822EC2A">
+      <w:start w:val="1"/>
+      <w:numFmt w:val="bullet"/>
+      <w:lvlText w:val="■"/>
+      <w:lvlJc w:val="left"/>
+      <w:pPr>
+        <w:ind w:left="4320" w:hanging="360"/>
+      </w:pPr>
+    </w:lvl>
+    <w:lvl w:ilvl="6" w:tplc="868E80B4">
+      <w:start w:val="1"/>
+      <w:numFmt w:val="bullet"/>
+      <w:lvlText w:val="●"/>
+      <w:lvlJc w:val="left"/>
+      <w:pPr>
+        <w:ind w:left="5040" w:hanging="360"/>
+      </w:pPr>
+    </w:lvl>
+    <w:lvl w:ilvl="7" w:tplc="F0BCFB0A">
+      <w:start w:val="1"/>
+      <w:numFmt w:val="bullet"/>
+      <w:lvlText w:val="●"/>
+      <w:lvlJc w:val="left"/>
+      <w:pPr>
+        <w:ind w:left="5760" w:hanging="360"/>
+      </w:pPr>
+    </w:lvl>
+    <w:lvl w:ilvl="8" w:tplc="5F3E5A00">
+      <w:start w:val="1"/>
+      <w:numFmt w:val="bullet"/>
+      <w:lvlText w:val="●"/>
+      <w:lvlJc w:val="left"/>
+      <w:pPr>
+        <w:ind w:left="6480" w:hanging="360"/>
+      </w:pPr>
+    </w:lvl>
+  </w:abstractNum>
+  <w:abstractNum w:abstractNumId="6" w15:restartNumberingAfterBreak="0">
+    <w:nsid w:val="447866BB"/>
     <w:multiLevelType w:val="multilevel"/>
-    <w:tmpl w:val="74CC57EA"/>
+    <w:tmpl w:val="B13CD402"/>
     <w:lvl w:ilvl="0">
       <w:start w:val="1"/>
       <w:numFmt w:val="bullet"/>
@@ -12421,10 +18650,64 @@
       </w:rPr>
     </w:lvl>
   </w:abstractNum>
-  <w:abstractNum w:abstractNumId="6" w15:restartNumberingAfterBreak="0">
-    <w:nsid w:val="620478F5"/>
+  <w:abstractNum w:abstractNumId="7" w15:restartNumberingAfterBreak="0">
+    <w:nsid w:val="4B9F48A2"/>
+    <w:multiLevelType w:val="hybridMultilevel"/>
+    <w:tmpl w:val="760ADE14"/>
+    <w:lvl w:ilvl="0" w:tplc="339C6ECE">
+      <w:start w:val="1"/>
+      <w:numFmt w:val="bullet"/>
+      <w:lvlText w:val="•"/>
+      <w:lvlJc w:val="left"/>
+      <w:pPr>
+        <w:ind w:left="560" w:hanging="280"/>
+      </w:pPr>
+    </w:lvl>
+    <w:lvl w:ilvl="1" w:tplc="6E80AEF6">
+      <w:numFmt w:val="decimal"/>
+      <w:lvlText w:val=""/>
+      <w:lvlJc w:val="left"/>
+    </w:lvl>
+    <w:lvl w:ilvl="2" w:tplc="96A0010E">
+      <w:numFmt w:val="decimal"/>
+      <w:lvlText w:val=""/>
+      <w:lvlJc w:val="left"/>
+    </w:lvl>
+    <w:lvl w:ilvl="3" w:tplc="F4AAB238">
+      <w:numFmt w:val="decimal"/>
+      <w:lvlText w:val=""/>
+      <w:lvlJc w:val="left"/>
+    </w:lvl>
+    <w:lvl w:ilvl="4" w:tplc="A8AE9116">
+      <w:numFmt w:val="decimal"/>
+      <w:lvlText w:val=""/>
+      <w:lvlJc w:val="left"/>
+    </w:lvl>
+    <w:lvl w:ilvl="5" w:tplc="87F2F36C">
+      <w:numFmt w:val="decimal"/>
+      <w:lvlText w:val=""/>
+      <w:lvlJc w:val="left"/>
+    </w:lvl>
+    <w:lvl w:ilvl="6" w:tplc="29B8F318">
+      <w:numFmt w:val="decimal"/>
+      <w:lvlText w:val=""/>
+      <w:lvlJc w:val="left"/>
+    </w:lvl>
+    <w:lvl w:ilvl="7" w:tplc="8D66E91E">
+      <w:numFmt w:val="decimal"/>
+      <w:lvlText w:val=""/>
+      <w:lvlJc w:val="left"/>
+    </w:lvl>
+    <w:lvl w:ilvl="8" w:tplc="D110F226">
+      <w:numFmt w:val="decimal"/>
+      <w:lvlText w:val=""/>
+      <w:lvlJc w:val="left"/>
+    </w:lvl>
+  </w:abstractNum>
+  <w:abstractNum w:abstractNumId="8" w15:restartNumberingAfterBreak="0">
+    <w:nsid w:val="5B4352A2"/>
     <w:multiLevelType w:val="multilevel"/>
-    <w:tmpl w:val="47167FAA"/>
+    <w:tmpl w:val="B30EB854"/>
     <w:lvl w:ilvl="0">
       <w:start w:val="1"/>
       <w:numFmt w:val="bullet"/>
@@ -12570,7 +18853,454 @@
       </w:rPr>
     </w:lvl>
   </w:abstractNum>
-  <w:abstractNum w:abstractNumId="7" w15:restartNumberingAfterBreak="0">
+  <w:abstractNum w:abstractNumId="9" w15:restartNumberingAfterBreak="0">
+    <w:nsid w:val="5E2E6451"/>
+    <w:multiLevelType w:val="multilevel"/>
+    <w:tmpl w:val="88F0F710"/>
+    <w:lvl w:ilvl="0">
+      <w:start w:val="1"/>
+      <w:numFmt w:val="bullet"/>
+      <w:lvlText w:val=""/>
+      <w:lvlJc w:val="left"/>
+      <w:pPr>
+        <w:tabs>
+          <w:tab w:val="num" w:pos="720"/>
+        </w:tabs>
+        <w:ind w:left="720" w:hanging="360"/>
+      </w:pPr>
+      <w:rPr>
+        <w:rFonts w:ascii="Symbol" w:hAnsi="Symbol" w:hint="default"/>
+        <w:sz w:val="20"/>
+      </w:rPr>
+    </w:lvl>
+    <w:lvl w:ilvl="1" w:tentative="1">
+      <w:start w:val="1"/>
+      <w:numFmt w:val="bullet"/>
+      <w:lvlText w:val="o"/>
+      <w:lvlJc w:val="left"/>
+      <w:pPr>
+        <w:tabs>
+          <w:tab w:val="num" w:pos="1440"/>
+        </w:tabs>
+        <w:ind w:left="1440" w:hanging="360"/>
+      </w:pPr>
+      <w:rPr>
+        <w:rFonts w:ascii="Courier New" w:hAnsi="Courier New" w:hint="default"/>
+        <w:sz w:val="20"/>
+      </w:rPr>
+    </w:lvl>
+    <w:lvl w:ilvl="2" w:tentative="1">
+      <w:start w:val="1"/>
+      <w:numFmt w:val="bullet"/>
+      <w:lvlText w:val=""/>
+      <w:lvlJc w:val="left"/>
+      <w:pPr>
+        <w:tabs>
+          <w:tab w:val="num" w:pos="2160"/>
+        </w:tabs>
+        <w:ind w:left="2160" w:hanging="360"/>
+      </w:pPr>
+      <w:rPr>
+        <w:rFonts w:ascii="Wingdings" w:hAnsi="Wingdings" w:hint="default"/>
+        <w:sz w:val="20"/>
+      </w:rPr>
+    </w:lvl>
+    <w:lvl w:ilvl="3" w:tentative="1">
+      <w:start w:val="1"/>
+      <w:numFmt w:val="bullet"/>
+      <w:lvlText w:val=""/>
+      <w:lvlJc w:val="left"/>
+      <w:pPr>
+        <w:tabs>
+          <w:tab w:val="num" w:pos="2880"/>
+        </w:tabs>
+        <w:ind w:left="2880" w:hanging="360"/>
+      </w:pPr>
+      <w:rPr>
+        <w:rFonts w:ascii="Wingdings" w:hAnsi="Wingdings" w:hint="default"/>
+        <w:sz w:val="20"/>
+      </w:rPr>
+    </w:lvl>
+    <w:lvl w:ilvl="4" w:tentative="1">
+      <w:start w:val="1"/>
+      <w:numFmt w:val="bullet"/>
+      <w:lvlText w:val=""/>
+      <w:lvlJc w:val="left"/>
+      <w:pPr>
+        <w:tabs>
+          <w:tab w:val="num" w:pos="3600"/>
+        </w:tabs>
+        <w:ind w:left="3600" w:hanging="360"/>
+      </w:pPr>
+      <w:rPr>
+        <w:rFonts w:ascii="Wingdings" w:hAnsi="Wingdings" w:hint="default"/>
+        <w:sz w:val="20"/>
+      </w:rPr>
+    </w:lvl>
+    <w:lvl w:ilvl="5" w:tentative="1">
+      <w:start w:val="1"/>
+      <w:numFmt w:val="bullet"/>
+      <w:lvlText w:val=""/>
+      <w:lvlJc w:val="left"/>
+      <w:pPr>
+        <w:tabs>
+          <w:tab w:val="num" w:pos="4320"/>
+        </w:tabs>
+        <w:ind w:left="4320" w:hanging="360"/>
+      </w:pPr>
+      <w:rPr>
+        <w:rFonts w:ascii="Wingdings" w:hAnsi="Wingdings" w:hint="default"/>
+        <w:sz w:val="20"/>
+      </w:rPr>
+    </w:lvl>
+    <w:lvl w:ilvl="6" w:tentative="1">
+      <w:start w:val="1"/>
+      <w:numFmt w:val="bullet"/>
+      <w:lvlText w:val=""/>
+      <w:lvlJc w:val="left"/>
+      <w:pPr>
+        <w:tabs>
+          <w:tab w:val="num" w:pos="5040"/>
+        </w:tabs>
+        <w:ind w:left="5040" w:hanging="360"/>
+      </w:pPr>
+      <w:rPr>
+        <w:rFonts w:ascii="Wingdings" w:hAnsi="Wingdings" w:hint="default"/>
+        <w:sz w:val="20"/>
+      </w:rPr>
+    </w:lvl>
+    <w:lvl w:ilvl="7" w:tentative="1">
+      <w:start w:val="1"/>
+      <w:numFmt w:val="bullet"/>
+      <w:lvlText w:val=""/>
+      <w:lvlJc w:val="left"/>
+      <w:pPr>
+        <w:tabs>
+          <w:tab w:val="num" w:pos="5760"/>
+        </w:tabs>
+        <w:ind w:left="5760" w:hanging="360"/>
+      </w:pPr>
+      <w:rPr>
+        <w:rFonts w:ascii="Wingdings" w:hAnsi="Wingdings" w:hint="default"/>
+        <w:sz w:val="20"/>
+      </w:rPr>
+    </w:lvl>
+    <w:lvl w:ilvl="8" w:tentative="1">
+      <w:start w:val="1"/>
+      <w:numFmt w:val="bullet"/>
+      <w:lvlText w:val=""/>
+      <w:lvlJc w:val="left"/>
+      <w:pPr>
+        <w:tabs>
+          <w:tab w:val="num" w:pos="6480"/>
+        </w:tabs>
+        <w:ind w:left="6480" w:hanging="360"/>
+      </w:pPr>
+      <w:rPr>
+        <w:rFonts w:ascii="Wingdings" w:hAnsi="Wingdings" w:hint="default"/>
+        <w:sz w:val="20"/>
+      </w:rPr>
+    </w:lvl>
+  </w:abstractNum>
+  <w:abstractNum w:abstractNumId="10" w15:restartNumberingAfterBreak="0">
+    <w:nsid w:val="5E831708"/>
+    <w:multiLevelType w:val="multilevel"/>
+    <w:tmpl w:val="74CC57EA"/>
+    <w:lvl w:ilvl="0">
+      <w:start w:val="1"/>
+      <w:numFmt w:val="bullet"/>
+      <w:lvlText w:val=""/>
+      <w:lvlJc w:val="left"/>
+      <w:pPr>
+        <w:tabs>
+          <w:tab w:val="num" w:pos="720"/>
+        </w:tabs>
+        <w:ind w:left="720" w:hanging="360"/>
+      </w:pPr>
+      <w:rPr>
+        <w:rFonts w:ascii="Symbol" w:hAnsi="Symbol" w:hint="default"/>
+        <w:sz w:val="20"/>
+      </w:rPr>
+    </w:lvl>
+    <w:lvl w:ilvl="1" w:tentative="1">
+      <w:start w:val="1"/>
+      <w:numFmt w:val="bullet"/>
+      <w:lvlText w:val="o"/>
+      <w:lvlJc w:val="left"/>
+      <w:pPr>
+        <w:tabs>
+          <w:tab w:val="num" w:pos="1440"/>
+        </w:tabs>
+        <w:ind w:left="1440" w:hanging="360"/>
+      </w:pPr>
+      <w:rPr>
+        <w:rFonts w:ascii="Courier New" w:hAnsi="Courier New" w:hint="default"/>
+        <w:sz w:val="20"/>
+      </w:rPr>
+    </w:lvl>
+    <w:lvl w:ilvl="2" w:tentative="1">
+      <w:start w:val="1"/>
+      <w:numFmt w:val="bullet"/>
+      <w:lvlText w:val=""/>
+      <w:lvlJc w:val="left"/>
+      <w:pPr>
+        <w:tabs>
+          <w:tab w:val="num" w:pos="2160"/>
+        </w:tabs>
+        <w:ind w:left="2160" w:hanging="360"/>
+      </w:pPr>
+      <w:rPr>
+        <w:rFonts w:ascii="Wingdings" w:hAnsi="Wingdings" w:hint="default"/>
+        <w:sz w:val="20"/>
+      </w:rPr>
+    </w:lvl>
+    <w:lvl w:ilvl="3" w:tentative="1">
+      <w:start w:val="1"/>
+      <w:numFmt w:val="bullet"/>
+      <w:lvlText w:val=""/>
+      <w:lvlJc w:val="left"/>
+      <w:pPr>
+        <w:tabs>
+          <w:tab w:val="num" w:pos="2880"/>
+        </w:tabs>
+        <w:ind w:left="2880" w:hanging="360"/>
+      </w:pPr>
+      <w:rPr>
+        <w:rFonts w:ascii="Wingdings" w:hAnsi="Wingdings" w:hint="default"/>
+        <w:sz w:val="20"/>
+      </w:rPr>
+    </w:lvl>
+    <w:lvl w:ilvl="4" w:tentative="1">
+      <w:start w:val="1"/>
+      <w:numFmt w:val="bullet"/>
+      <w:lvlText w:val=""/>
+      <w:lvlJc w:val="left"/>
+      <w:pPr>
+        <w:tabs>
+          <w:tab w:val="num" w:pos="3600"/>
+        </w:tabs>
+        <w:ind w:left="3600" w:hanging="360"/>
+      </w:pPr>
+      <w:rPr>
+        <w:rFonts w:ascii="Wingdings" w:hAnsi="Wingdings" w:hint="default"/>
+        <w:sz w:val="20"/>
+      </w:rPr>
+    </w:lvl>
+    <w:lvl w:ilvl="5" w:tentative="1">
+      <w:start w:val="1"/>
+      <w:numFmt w:val="bullet"/>
+      <w:lvlText w:val=""/>
+      <w:lvlJc w:val="left"/>
+      <w:pPr>
+        <w:tabs>
+          <w:tab w:val="num" w:pos="4320"/>
+        </w:tabs>
+        <w:ind w:left="4320" w:hanging="360"/>
+      </w:pPr>
+      <w:rPr>
+        <w:rFonts w:ascii="Wingdings" w:hAnsi="Wingdings" w:hint="default"/>
+        <w:sz w:val="20"/>
+      </w:rPr>
+    </w:lvl>
+    <w:lvl w:ilvl="6" w:tentative="1">
+      <w:start w:val="1"/>
+      <w:numFmt w:val="bullet"/>
+      <w:lvlText w:val=""/>
+      <w:lvlJc w:val="left"/>
+      <w:pPr>
+        <w:tabs>
+          <w:tab w:val="num" w:pos="5040"/>
+        </w:tabs>
+        <w:ind w:left="5040" w:hanging="360"/>
+      </w:pPr>
+      <w:rPr>
+        <w:rFonts w:ascii="Wingdings" w:hAnsi="Wingdings" w:hint="default"/>
+        <w:sz w:val="20"/>
+      </w:rPr>
+    </w:lvl>
+    <w:lvl w:ilvl="7" w:tentative="1">
+      <w:start w:val="1"/>
+      <w:numFmt w:val="bullet"/>
+      <w:lvlText w:val=""/>
+      <w:lvlJc w:val="left"/>
+      <w:pPr>
+        <w:tabs>
+          <w:tab w:val="num" w:pos="5760"/>
+        </w:tabs>
+        <w:ind w:left="5760" w:hanging="360"/>
+      </w:pPr>
+      <w:rPr>
+        <w:rFonts w:ascii="Wingdings" w:hAnsi="Wingdings" w:hint="default"/>
+        <w:sz w:val="20"/>
+      </w:rPr>
+    </w:lvl>
+    <w:lvl w:ilvl="8" w:tentative="1">
+      <w:start w:val="1"/>
+      <w:numFmt w:val="bullet"/>
+      <w:lvlText w:val=""/>
+      <w:lvlJc w:val="left"/>
+      <w:pPr>
+        <w:tabs>
+          <w:tab w:val="num" w:pos="6480"/>
+        </w:tabs>
+        <w:ind w:left="6480" w:hanging="360"/>
+      </w:pPr>
+      <w:rPr>
+        <w:rFonts w:ascii="Wingdings" w:hAnsi="Wingdings" w:hint="default"/>
+        <w:sz w:val="20"/>
+      </w:rPr>
+    </w:lvl>
+  </w:abstractNum>
+  <w:abstractNum w:abstractNumId="11" w15:restartNumberingAfterBreak="0">
+    <w:nsid w:val="620478F5"/>
+    <w:multiLevelType w:val="multilevel"/>
+    <w:tmpl w:val="47167FAA"/>
+    <w:lvl w:ilvl="0">
+      <w:start w:val="1"/>
+      <w:numFmt w:val="bullet"/>
+      <w:lvlText w:val=""/>
+      <w:lvlJc w:val="left"/>
+      <w:pPr>
+        <w:tabs>
+          <w:tab w:val="num" w:pos="720"/>
+        </w:tabs>
+        <w:ind w:left="720" w:hanging="360"/>
+      </w:pPr>
+      <w:rPr>
+        <w:rFonts w:ascii="Symbol" w:hAnsi="Symbol" w:hint="default"/>
+        <w:sz w:val="20"/>
+      </w:rPr>
+    </w:lvl>
+    <w:lvl w:ilvl="1" w:tentative="1">
+      <w:start w:val="1"/>
+      <w:numFmt w:val="bullet"/>
+      <w:lvlText w:val="o"/>
+      <w:lvlJc w:val="left"/>
+      <w:pPr>
+        <w:tabs>
+          <w:tab w:val="num" w:pos="1440"/>
+        </w:tabs>
+        <w:ind w:left="1440" w:hanging="360"/>
+      </w:pPr>
+      <w:rPr>
+        <w:rFonts w:ascii="Courier New" w:hAnsi="Courier New" w:hint="default"/>
+        <w:sz w:val="20"/>
+      </w:rPr>
+    </w:lvl>
+    <w:lvl w:ilvl="2" w:tentative="1">
+      <w:start w:val="1"/>
+      <w:numFmt w:val="bullet"/>
+      <w:lvlText w:val=""/>
+      <w:lvlJc w:val="left"/>
+      <w:pPr>
+        <w:tabs>
+          <w:tab w:val="num" w:pos="2160"/>
+        </w:tabs>
+        <w:ind w:left="2160" w:hanging="360"/>
+      </w:pPr>
+      <w:rPr>
+        <w:rFonts w:ascii="Wingdings" w:hAnsi="Wingdings" w:hint="default"/>
+        <w:sz w:val="20"/>
+      </w:rPr>
+    </w:lvl>
+    <w:lvl w:ilvl="3" w:tentative="1">
+      <w:start w:val="1"/>
+      <w:numFmt w:val="bullet"/>
+      <w:lvlText w:val=""/>
+      <w:lvlJc w:val="left"/>
+      <w:pPr>
+        <w:tabs>
+          <w:tab w:val="num" w:pos="2880"/>
+        </w:tabs>
+        <w:ind w:left="2880" w:hanging="360"/>
+      </w:pPr>
+      <w:rPr>
+        <w:rFonts w:ascii="Wingdings" w:hAnsi="Wingdings" w:hint="default"/>
+        <w:sz w:val="20"/>
+      </w:rPr>
+    </w:lvl>
+    <w:lvl w:ilvl="4" w:tentative="1">
+      <w:start w:val="1"/>
+      <w:numFmt w:val="bullet"/>
+      <w:lvlText w:val=""/>
+      <w:lvlJc w:val="left"/>
+      <w:pPr>
+        <w:tabs>
+          <w:tab w:val="num" w:pos="3600"/>
+        </w:tabs>
+        <w:ind w:left="3600" w:hanging="360"/>
+      </w:pPr>
+      <w:rPr>
+        <w:rFonts w:ascii="Wingdings" w:hAnsi="Wingdings" w:hint="default"/>
+        <w:sz w:val="20"/>
+      </w:rPr>
+    </w:lvl>
+    <w:lvl w:ilvl="5" w:tentative="1">
+      <w:start w:val="1"/>
+      <w:numFmt w:val="bullet"/>
+      <w:lvlText w:val=""/>
+      <w:lvlJc w:val="left"/>
+      <w:pPr>
+        <w:tabs>
+          <w:tab w:val="num" w:pos="4320"/>
+        </w:tabs>
+        <w:ind w:left="4320" w:hanging="360"/>
+      </w:pPr>
+      <w:rPr>
+        <w:rFonts w:ascii="Wingdings" w:hAnsi="Wingdings" w:hint="default"/>
+        <w:sz w:val="20"/>
+      </w:rPr>
+    </w:lvl>
+    <w:lvl w:ilvl="6" w:tentative="1">
+      <w:start w:val="1"/>
+      <w:numFmt w:val="bullet"/>
+      <w:lvlText w:val=""/>
+      <w:lvlJc w:val="left"/>
+      <w:pPr>
+        <w:tabs>
+          <w:tab w:val="num" w:pos="5040"/>
+        </w:tabs>
+        <w:ind w:left="5040" w:hanging="360"/>
+      </w:pPr>
+      <w:rPr>
+        <w:rFonts w:ascii="Wingdings" w:hAnsi="Wingdings" w:hint="default"/>
+        <w:sz w:val="20"/>
+      </w:rPr>
+    </w:lvl>
+    <w:lvl w:ilvl="7" w:tentative="1">
+      <w:start w:val="1"/>
+      <w:numFmt w:val="bullet"/>
+      <w:lvlText w:val=""/>
+      <w:lvlJc w:val="left"/>
+      <w:pPr>
+        <w:tabs>
+          <w:tab w:val="num" w:pos="5760"/>
+        </w:tabs>
+        <w:ind w:left="5760" w:hanging="360"/>
+      </w:pPr>
+      <w:rPr>
+        <w:rFonts w:ascii="Wingdings" w:hAnsi="Wingdings" w:hint="default"/>
+        <w:sz w:val="20"/>
+      </w:rPr>
+    </w:lvl>
+    <w:lvl w:ilvl="8" w:tentative="1">
+      <w:start w:val="1"/>
+      <w:numFmt w:val="bullet"/>
+      <w:lvlText w:val=""/>
+      <w:lvlJc w:val="left"/>
+      <w:pPr>
+        <w:tabs>
+          <w:tab w:val="num" w:pos="6480"/>
+        </w:tabs>
+        <w:ind w:left="6480" w:hanging="360"/>
+      </w:pPr>
+      <w:rPr>
+        <w:rFonts w:ascii="Wingdings" w:hAnsi="Wingdings" w:hint="default"/>
+        <w:sz w:val="20"/>
+      </w:rPr>
+    </w:lvl>
+  </w:abstractNum>
+  <w:abstractNum w:abstractNumId="12" w15:restartNumberingAfterBreak="0">
     <w:nsid w:val="677D04D1"/>
     <w:multiLevelType w:val="multilevel"/>
     <w:tmpl w:val="D04A4C74"/>
@@ -12684,31 +19414,52 @@
     </w:lvl>
   </w:abstractNum>
   <w:num w:numId="1" w16cid:durableId="1662347268">
-    <w:abstractNumId w:val="3"/>
+    <w:abstractNumId w:val="5"/>
     <w:lvlOverride w:ilvl="0">
       <w:startOverride w:val="1"/>
     </w:lvlOverride>
   </w:num>
   <w:num w:numId="2" w16cid:durableId="1748913392">
+    <w:abstractNumId w:val="6"/>
+  </w:num>
+  <w:num w:numId="3" w16cid:durableId="333730171">
+    <w:abstractNumId w:val="2"/>
+  </w:num>
+  <w:num w:numId="4" w16cid:durableId="1973099353">
     <w:abstractNumId w:val="4"/>
   </w:num>
-  <w:num w:numId="3" w16cid:durableId="333730171">
-    <w:abstractNumId w:val="1"/>
-  </w:num>
-  <w:num w:numId="4" w16cid:durableId="1973099353">
-    <w:abstractNumId w:val="2"/>
-  </w:num>
   <w:num w:numId="5" w16cid:durableId="2135369212">
-    <w:abstractNumId w:val="5"/>
+    <w:abstractNumId w:val="10"/>
   </w:num>
   <w:num w:numId="6" w16cid:durableId="507595980">
-    <w:abstractNumId w:val="6"/>
+    <w:abstractNumId w:val="11"/>
   </w:num>
   <w:num w:numId="7" w16cid:durableId="612786348">
     <w:abstractNumId w:val="0"/>
   </w:num>
   <w:num w:numId="8" w16cid:durableId="1100368134">
+    <w:abstractNumId w:val="12"/>
+  </w:num>
+  <w:num w:numId="9" w16cid:durableId="1855417309">
+    <w:abstractNumId w:val="9"/>
+  </w:num>
+  <w:num w:numId="10" w16cid:durableId="57020724">
+    <w:abstractNumId w:val="8"/>
+  </w:num>
+  <w:num w:numId="11" w16cid:durableId="890262442">
+    <w:abstractNumId w:val="3"/>
+  </w:num>
+  <w:num w:numId="12" w16cid:durableId="695279216">
     <w:abstractNumId w:val="7"/>
+    <w:lvlOverride w:ilvl="0">
+      <w:startOverride w:val="1"/>
+    </w:lvlOverride>
+  </w:num>
+  <w:num w:numId="13" w16cid:durableId="1121800502">
+    <w:abstractNumId w:val="1"/>
+    <w:lvlOverride w:ilvl="0">
+      <w:startOverride w:val="1"/>
+    </w:lvlOverride>
   </w:num>
 </w:numbering>
 </file>
